--- a/src/Tests/Inputs/cards/19/input.docx
+++ b/src/Tests/Inputs/cards/19/input.docx
@@ -1,6 +1,6 @@
 
 <file path=word/document.xml><?xml version="1.0" encoding="utf-8"?>
-<w:document xmlns:wpc="http://schemas.microsoft.com/office/word/2010/wordprocessingCanvas" xmlns:cx="http://schemas.microsoft.com/office/drawing/2014/chartex" xmlns:cx1="http://schemas.microsoft.com/office/drawing/2015/9/8/chartex" xmlns:cx2="http://schemas.microsoft.com/office/drawing/2015/10/21/chartex" xmlns:cx3="http://schemas.microsoft.com/office/drawing/2016/5/9/chartex" xmlns:cx4="http://schemas.microsoft.com/office/drawing/2016/5/10/chartex" xmlns:cx5="http://schemas.microsoft.com/office/drawing/2016/5/11/chartex" xmlns:cx6="http://schemas.microsoft.com/office/drawing/2016/5/12/chartex" xmlns:cx7="http://schemas.microsoft.com/office/drawing/2016/5/13/chartex" xmlns:cx8="http://schemas.microsoft.com/office/drawing/2016/5/14/chartex" xmlns:mc="http://schemas.openxmlformats.org/markup-compatibility/2006" xmlns:aink="http://schemas.microsoft.com/office/drawing/2016/ink" xmlns:am3d="http://schemas.microsoft.com/office/drawing/2017/model3d" xmlns:o="urn:schemas-microsoft-com:office:office" xmlns:oel="http://schemas.microsoft.com/office/2019/extlst" xmlns:r="http://schemas.openxmlformats.org/officeDocument/2006/relationships" xmlns:m="http://schemas.openxmlformats.org/officeDocument/2006/math" xmlns:v="urn:schemas-microsoft-com:vml" xmlns:wp14="http://schemas.microsoft.com/office/word/2010/wordprocessingDrawing" xmlns:wp="http://schemas.openxmlformats.org/drawingml/2006/wordprocessingDrawing" xmlns:w10="urn:schemas-microsoft-com:office:word" xmlns:w="http://schemas.openxmlformats.org/wordprocessingml/2006/main" xmlns:w14="http://schemas.microsoft.com/office/word/2010/wordml" xmlns:w15="http://schemas.microsoft.com/office/word/2012/wordml" xmlns:w16cex="http://schemas.microsoft.com/office/word/2018/wordml/cex" xmlns:w16cid="http://schemas.microsoft.com/office/word/2016/wordml/cid" xmlns:w16="http://schemas.microsoft.com/office/word/2018/wordml" xmlns:w16sdtdh="http://schemas.microsoft.com/office/word/2020/wordml/sdtdatahash" xmlns:w16se="http://schemas.microsoft.com/office/word/2015/wordml/symex" xmlns:wpg="http://schemas.microsoft.com/office/word/2010/wordprocessingGroup" xmlns:wpi="http://schemas.microsoft.com/office/word/2010/wordprocessingInk" xmlns:wne="http://schemas.microsoft.com/office/word/2006/wordml" xmlns:wps="http://schemas.microsoft.com/office/word/2010/wordprocessingShape" mc:Ignorable="w14 w15 w16se w16cid w16 w16cex w16sdtdh wp14">
+<w:document xmlns:a="http://schemas.openxmlformats.org/drawingml/2006/main" xmlns:adec="http://schemas.microsoft.com/office/drawing/2017/decorative" xmlns:pic="http://schemas.openxmlformats.org/drawingml/2006/picture" xmlns:a14="http://schemas.microsoft.com/office/drawing/2010/main" xmlns:asvg="http://schemas.microsoft.com/office/drawing/2016/SVG/main" xmlns:wpc="http://schemas.microsoft.com/office/word/2010/wordprocessingCanvas" xmlns:cx="http://schemas.microsoft.com/office/drawing/2014/chartex" xmlns:cx1="http://schemas.microsoft.com/office/drawing/2015/9/8/chartex" xmlns:cx2="http://schemas.microsoft.com/office/drawing/2015/10/21/chartex" xmlns:cx3="http://schemas.microsoft.com/office/drawing/2016/5/9/chartex" xmlns:cx4="http://schemas.microsoft.com/office/drawing/2016/5/10/chartex" xmlns:cx5="http://schemas.microsoft.com/office/drawing/2016/5/11/chartex" xmlns:cx6="http://schemas.microsoft.com/office/drawing/2016/5/12/chartex" xmlns:cx7="http://schemas.microsoft.com/office/drawing/2016/5/13/chartex" xmlns:cx8="http://schemas.microsoft.com/office/drawing/2016/5/14/chartex" xmlns:mc="http://schemas.openxmlformats.org/markup-compatibility/2006" xmlns:aink="http://schemas.microsoft.com/office/drawing/2016/ink" xmlns:am3d="http://schemas.microsoft.com/office/drawing/2017/model3d" xmlns:o="urn:schemas-microsoft-com:office:office" xmlns:oel="http://schemas.microsoft.com/office/2019/extlst" xmlns:r="http://schemas.openxmlformats.org/officeDocument/2006/relationships" xmlns:m="http://schemas.openxmlformats.org/officeDocument/2006/math" xmlns:v="urn:schemas-microsoft-com:vml" xmlns:wp14="http://schemas.microsoft.com/office/word/2010/wordprocessingDrawing" xmlns:wp="http://schemas.openxmlformats.org/drawingml/2006/wordprocessingDrawing" xmlns:w10="urn:schemas-microsoft-com:office:word" xmlns:w="http://schemas.openxmlformats.org/wordprocessingml/2006/main" xmlns:w14="http://schemas.microsoft.com/office/word/2010/wordml" xmlns:w15="http://schemas.microsoft.com/office/word/2012/wordml" xmlns:w16cex="http://schemas.microsoft.com/office/word/2018/wordml/cex" xmlns:w16cid="http://schemas.microsoft.com/office/word/2016/wordml/cid" xmlns:w16="http://schemas.microsoft.com/office/word/2018/wordml" xmlns:w16sdtdh="http://schemas.microsoft.com/office/word/2020/wordml/sdtdatahash" xmlns:w16se="http://schemas.microsoft.com/office/word/2015/wordml/symex" xmlns:wpg="http://schemas.microsoft.com/office/word/2010/wordprocessingGroup" xmlns:wpi="http://schemas.microsoft.com/office/word/2010/wordprocessingInk" xmlns:wne="http://schemas.microsoft.com/office/word/2006/wordml" xmlns:wps="http://schemas.microsoft.com/office/word/2010/wordprocessingShape" mc:Ignorable="w14 w15 w16se w16cid w16 w16cex w16sdtdh wp14">
   <w:body>
     <w:p>
       <w:pPr>
@@ -17,7 +17,7 @@
         <mc:AlternateContent>
           <mc:Choice Requires="wps">
             <w:drawing>
-              <wp:anchor distT="0" distB="0" distL="114300" distR="114300" simplePos="0" relativeHeight="252002303" behindDoc="1" locked="1" layoutInCell="1" allowOverlap="1" wp14:anchorId="4600AFBF" wp14:editId="0CCC52F7">
+              <wp:anchor distT="0" distB="0" distL="114300" distR="114300" simplePos="0" relativeHeight="252002303" behindDoc="1" locked="1" layoutInCell="1" allowOverlap="1" wp14:editId="0CCC52F7" wp14:anchorId="4600AFBF">
                 <wp:simplePos x="0" y="0"/>
                 <wp:positionH relativeFrom="column">
                   <wp:posOffset>-685800</wp:posOffset>
@@ -93,7 +93,7 @@
           </mc:Choice>
           <mc:Fallback>
             <w:pict>
-              <v:rect w14:anchorId="6BBBE452" id="Rectangle 17" o:spid="_x0000_s1026" alt="Background" style="position:absolute;margin-left:-54pt;margin-top:-28.8pt;width:612pt;height:11in;z-index:-251314177;visibility:visible;mso-wrap-style:square;mso-width-percent:0;mso-height-percent:0;mso-wrap-distance-left:9pt;mso-wrap-distance-top:0;mso-wrap-distance-right:9pt;mso-wrap-distance-bottom:0;mso-position-horizontal:absolute;mso-position-horizontal-relative:text;mso-position-vertical:absolute;mso-position-vertical-relative:text;mso-width-percent:0;mso-height-percent:0;mso-width-relative:margin;mso-height-relative:margin;v-text-anchor:middle" o:gfxdata="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" fillcolor="#f2f2f2 [3052]" stroked="f" strokeweight="1pt">
+              <v:rect id="Rectangle 17" style="position:absolute;margin-left:-54pt;margin-top:-28.8pt;width:612pt;height:11in;z-index:-251314177;visibility:visible;mso-wrap-style:square;mso-width-percent:0;mso-height-percent:0;mso-wrap-distance-left:9pt;mso-wrap-distance-top:0;mso-wrap-distance-right:9pt;mso-wrap-distance-bottom:0;mso-position-horizontal:absolute;mso-position-horizontal-relative:text;mso-position-vertical:absolute;mso-position-vertical-relative:text;mso-width-percent:0;mso-height-percent:0;mso-width-relative:margin;mso-height-relative:margin;v-text-anchor:middle" alt="Background" o:spid="_x0000_s1026" fillcolor="#f2f2f2 [3052]" stroked="f" strokeweight="1pt" o:gfxdata="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" w14:anchorId="6BBBE452">
                 <w10:anchorlock/>
               </v:rect>
             </w:pict>
@@ -107,7 +107,7 @@
         <mc:AlternateContent>
           <mc:Choice Requires="wpg">
             <w:drawing>
-              <wp:anchor distT="0" distB="0" distL="114300" distR="114300" simplePos="0" relativeHeight="252003328" behindDoc="1" locked="1" layoutInCell="1" allowOverlap="1" wp14:anchorId="0A47FE7E" wp14:editId="564D61DF">
+              <wp:anchor distT="0" distB="0" distL="114300" distR="114300" simplePos="0" relativeHeight="252003328" behindDoc="1" locked="1" layoutInCell="1" allowOverlap="1" wp14:editId="564D61DF" wp14:anchorId="0A47FE7E">
                 <wp:simplePos x="0" y="0"/>
                 <wp:positionH relativeFrom="page">
                   <wp:posOffset>685800</wp:posOffset>
@@ -469,8 +469,8 @@
           </mc:Choice>
           <mc:Fallback>
             <w:pict>
-              <v:group w14:anchorId="20CD3953" id="Group 2" o:spid="_x0000_s1026" alt="Decorative" style="position:absolute;margin-left:54pt;margin-top:10.2pt;width:7in;height:10in;z-index:-251313152;mso-position-horizontal-relative:page;mso-width-relative:margin" coordsize="64001,91440" o:gfxdata="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">
-                <v:shapetype id="_x0000_t75" coordsize="21600,21600" o:spt="75" o:preferrelative="t" path="m@4@5l@4@11@9@11@9@5xe" filled="f" stroked="f">
+              <v:group id="Group 2" style="position:absolute;margin-left:54pt;margin-top:10.2pt;width:7in;height:10in;z-index:-251313152;mso-position-horizontal-relative:page;mso-width-relative:margin" alt="Decorative" coordsize="64001,91440" o:spid="_x0000_s1026" o:gfxdata="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" w14:anchorId="20CD3953">
+                <v:shapetype id="_x0000_t75" coordsize="21600,21600" filled="f" stroked="f" o:spt="75" o:preferrelative="t" path="m@4@5l@4@11@9@11@9@5xe">
                   <v:stroke joinstyle="miter"/>
                   <v:formulas>
                     <v:f eqn="if lineDrawn pixelLineWidth 0"/>
@@ -486,47 +486,47 @@
                     <v:f eqn="prod @7 21600 pixelHeight"/>
                     <v:f eqn="sum @10 21600 0"/>
                   </v:formulas>
-                  <v:path o:extrusionok="f" gradientshapeok="t" o:connecttype="rect"/>
+                  <v:path gradientshapeok="t" o:connecttype="rect" o:extrusionok="f"/>
                   <o:lock v:ext="edit" aspectratio="t"/>
                 </v:shapetype>
-                <v:shape id="Graphic 1" o:spid="_x0000_s1027" type="#_x0000_t75" alt="Decorative" style="position:absolute;width:31997;height:18288;visibility:visible;mso-wrap-style:square" o:gfxdata="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">
-                  <v:imagedata r:id="rId9" o:title="Decorative"/>
+                <v:shape id="Graphic 1" style="position:absolute;width:31997;height:18288;visibility:visible;mso-wrap-style:square" alt="Decorative" o:spid="_x0000_s1027" type="#_x0000_t75" o:gfxdata="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">
+                  <v:imagedata o:title="Decorative" r:id="rId9"/>
                   <v:path arrowok="t"/>
                 </v:shape>
-                <v:shape id="Graphic 50" o:spid="_x0000_s1028" type="#_x0000_t75" alt="Decorative" style="position:absolute;left:32004;width:31997;height:18288;visibility:visible;mso-wrap-style:square" o:gfxdata="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">
-                  <v:imagedata r:id="rId9" o:title="Decorative"/>
+                <v:shape id="Graphic 50" style="position:absolute;left:32004;width:31997;height:18288;visibility:visible;mso-wrap-style:square" alt="Decorative" o:spid="_x0000_s1028" type="#_x0000_t75" o:gfxdata="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">
+                  <v:imagedata o:title="Decorative" r:id="rId9"/>
                   <v:path arrowok="t"/>
                 </v:shape>
-                <v:shape id="Graphic 51" o:spid="_x0000_s1029" type="#_x0000_t75" alt="Decorative" style="position:absolute;top:18288;width:31997;height:18288;visibility:visible;mso-wrap-style:square" o:gfxdata="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">
-                  <v:imagedata r:id="rId9" o:title="Decorative"/>
+                <v:shape id="Graphic 51" style="position:absolute;top:18288;width:31997;height:18288;visibility:visible;mso-wrap-style:square" alt="Decorative" o:spid="_x0000_s1029" type="#_x0000_t75" o:gfxdata="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">
+                  <v:imagedata o:title="Decorative" r:id="rId9"/>
                   <v:path arrowok="t"/>
                 </v:shape>
-                <v:shape id="Graphic 52" o:spid="_x0000_s1030" type="#_x0000_t75" alt="Decorative" style="position:absolute;left:32004;top:18288;width:31997;height:18288;visibility:visible;mso-wrap-style:square" o:gfxdata="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">
-                  <v:imagedata r:id="rId9" o:title="Decorative"/>
+                <v:shape id="Graphic 52" style="position:absolute;left:32004;top:18288;width:31997;height:18288;visibility:visible;mso-wrap-style:square" alt="Decorative" o:spid="_x0000_s1030" type="#_x0000_t75" o:gfxdata="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">
+                  <v:imagedata o:title="Decorative" r:id="rId9"/>
                   <v:path arrowok="t"/>
                 </v:shape>
-                <v:shape id="Graphic 53" o:spid="_x0000_s1031" type="#_x0000_t75" alt="Decorative" style="position:absolute;top:36576;width:31997;height:18288;visibility:visible;mso-wrap-style:square" o:gfxdata="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">
-                  <v:imagedata r:id="rId9" o:title="Decorative"/>
+                <v:shape id="Graphic 53" style="position:absolute;top:36576;width:31997;height:18288;visibility:visible;mso-wrap-style:square" alt="Decorative" o:spid="_x0000_s1031" type="#_x0000_t75" o:gfxdata="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">
+                  <v:imagedata o:title="Decorative" r:id="rId9"/>
                   <v:path arrowok="t"/>
                 </v:shape>
-                <v:shape id="Graphic 54" o:spid="_x0000_s1032" type="#_x0000_t75" alt="Decorative" style="position:absolute;left:32004;top:36576;width:31997;height:18288;visibility:visible;mso-wrap-style:square" o:gfxdata="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">
-                  <v:imagedata r:id="rId9" o:title="Decorative"/>
+                <v:shape id="Graphic 54" style="position:absolute;left:32004;top:36576;width:31997;height:18288;visibility:visible;mso-wrap-style:square" alt="Decorative" o:spid="_x0000_s1032" type="#_x0000_t75" o:gfxdata="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">
+                  <v:imagedata o:title="Decorative" r:id="rId9"/>
                   <v:path arrowok="t"/>
                 </v:shape>
-                <v:shape id="Graphic 55" o:spid="_x0000_s1033" type="#_x0000_t75" alt="Decorative" style="position:absolute;top:54864;width:31997;height:18288;visibility:visible;mso-wrap-style:square" o:gfxdata="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">
-                  <v:imagedata r:id="rId9" o:title="Decorative"/>
+                <v:shape id="Graphic 55" style="position:absolute;top:54864;width:31997;height:18288;visibility:visible;mso-wrap-style:square" alt="Decorative" o:spid="_x0000_s1033" type="#_x0000_t75" o:gfxdata="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">
+                  <v:imagedata o:title="Decorative" r:id="rId9"/>
                   <v:path arrowok="t"/>
                 </v:shape>
-                <v:shape id="Graphic 56" o:spid="_x0000_s1034" type="#_x0000_t75" alt="Decorative" style="position:absolute;left:32004;top:54864;width:31997;height:18288;visibility:visible;mso-wrap-style:square" o:gfxdata="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">
-                  <v:imagedata r:id="rId9" o:title="Decorative"/>
+                <v:shape id="Graphic 56" style="position:absolute;left:32004;top:54864;width:31997;height:18288;visibility:visible;mso-wrap-style:square" alt="Decorative" o:spid="_x0000_s1034" type="#_x0000_t75" o:gfxdata="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">
+                  <v:imagedata o:title="Decorative" r:id="rId9"/>
                   <v:path arrowok="t"/>
                 </v:shape>
-                <v:shape id="Graphic 57" o:spid="_x0000_s1035" type="#_x0000_t75" alt="Decorative" style="position:absolute;top:73152;width:31997;height:18288;visibility:visible;mso-wrap-style:square" o:gfxdata="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">
-                  <v:imagedata r:id="rId9" o:title="Decorative"/>
+                <v:shape id="Graphic 57" style="position:absolute;top:73152;width:31997;height:18288;visibility:visible;mso-wrap-style:square" alt="Decorative" o:spid="_x0000_s1035" type="#_x0000_t75" o:gfxdata="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">
+                  <v:imagedata o:title="Decorative" r:id="rId9"/>
                   <v:path arrowok="t"/>
                 </v:shape>
-                <v:shape id="Graphic 58" o:spid="_x0000_s1036" type="#_x0000_t75" alt="Decorative" style="position:absolute;left:32004;top:73152;width:31997;height:18288;visibility:visible;mso-wrap-style:square" o:gfxdata="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">
-                  <v:imagedata r:id="rId9" o:title="Decorative"/>
+                <v:shape id="Graphic 58" style="position:absolute;left:32004;top:73152;width:31997;height:18288;visibility:visible;mso-wrap-style:square" alt="Decorative" o:spid="_x0000_s1036" type="#_x0000_t75" o:gfxdata="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">
+                  <v:imagedata o:title="Decorative" r:id="rId9"/>
                   <v:path arrowok="t"/>
                 </v:shape>
                 <w10:wrap anchorx="page"/>
@@ -549,7 +549,7 @@
       </w:tblGrid>
       <w:tr>
         <w:trPr>
-          <w:trHeight w:hRule="exact" w:val="2880"/>
+          <w:trHeight w:val="2880" w:hRule="exact"/>
         </w:trPr>
         <w:tc>
           <w:tcPr>
@@ -606,7 +606,7 @@
       </w:tr>
       <w:tr>
         <w:trPr>
-          <w:trHeight w:hRule="exact" w:val="2880"/>
+          <w:trHeight w:val="2880" w:hRule="exact"/>
         </w:trPr>
         <w:tc>
           <w:tcPr>
@@ -663,7 +663,7 @@
       </w:tr>
       <w:tr>
         <w:trPr>
-          <w:trHeight w:hRule="exact" w:val="2880"/>
+          <w:trHeight w:val="2880" w:hRule="exact"/>
         </w:trPr>
         <w:tc>
           <w:tcPr>
@@ -720,7 +720,7 @@
       </w:tr>
       <w:tr>
         <w:trPr>
-          <w:trHeight w:hRule="exact" w:val="2880"/>
+          <w:trHeight w:val="2880" w:hRule="exact"/>
         </w:trPr>
         <w:tc>
           <w:tcPr>
@@ -777,7 +777,7 @@
       </w:tr>
       <w:tr>
         <w:trPr>
-          <w:trHeight w:hRule="exact" w:val="2880"/>
+          <w:trHeight w:val="2880" w:hRule="exact"/>
         </w:trPr>
         <w:tc>
           <w:tcPr>
@@ -855,7 +855,7 @@
         <mc:AlternateContent>
           <mc:Choice Requires="wps">
             <w:drawing>
-              <wp:anchor distT="0" distB="0" distL="114300" distR="114300" simplePos="0" relativeHeight="252001278" behindDoc="1" locked="1" layoutInCell="1" allowOverlap="1" wp14:anchorId="2E61B1EA" wp14:editId="1B1A836E">
+              <wp:anchor distT="0" distB="0" distL="114300" distR="114300" simplePos="0" relativeHeight="252001278" behindDoc="1" locked="1" layoutInCell="1" allowOverlap="1" wp14:editId="1B1A836E" wp14:anchorId="2E61B1EA">
                 <wp:simplePos x="0" y="0"/>
                 <wp:positionH relativeFrom="column">
                   <wp:posOffset>-685800</wp:posOffset>
@@ -931,7 +931,7 @@
           </mc:Choice>
           <mc:Fallback>
             <w:pict>
-              <v:rect w14:anchorId="61025B09" id="Rectangle 18" o:spid="_x0000_s1026" alt="Background" style="position:absolute;margin-left:-54pt;margin-top:-28.8pt;width:612pt;height:11in;z-index:-251315202;visibility:visible;mso-wrap-style:square;mso-width-percent:0;mso-height-percent:0;mso-wrap-distance-left:9pt;mso-wrap-distance-top:0;mso-wrap-distance-right:9pt;mso-wrap-distance-bottom:0;mso-position-horizontal:absolute;mso-position-horizontal-relative:text;mso-position-vertical:absolute;mso-position-vertical-relative:text;mso-width-percent:0;mso-height-percent:0;mso-width-relative:margin;mso-height-relative:margin;v-text-anchor:middle" o:gfxdata="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" fillcolor="#f2f2f2 [3052]" stroked="f" strokeweight="1pt">
+              <v:rect id="Rectangle 18" style="position:absolute;margin-left:-54pt;margin-top:-28.8pt;width:612pt;height:11in;z-index:-251315202;visibility:visible;mso-wrap-style:square;mso-width-percent:0;mso-height-percent:0;mso-wrap-distance-left:9pt;mso-wrap-distance-top:0;mso-wrap-distance-right:9pt;mso-wrap-distance-bottom:0;mso-position-horizontal:absolute;mso-position-horizontal-relative:text;mso-position-vertical:absolute;mso-position-vertical-relative:text;mso-width-percent:0;mso-height-percent:0;mso-width-relative:margin;mso-height-relative:margin;v-text-anchor:middle" alt="Background" o:spid="_x0000_s1026" fillcolor="#f2f2f2 [3052]" stroked="f" strokeweight="1pt" o:gfxdata="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" w14:anchorId="61025B09">
                 <w10:anchorlock/>
               </v:rect>
             </w:pict>
@@ -946,7 +946,7 @@
         <mc:AlternateContent>
           <mc:Choice Requires="wpg">
             <w:drawing>
-              <wp:anchor distT="0" distB="0" distL="114300" distR="114300" simplePos="0" relativeHeight="252005376" behindDoc="1" locked="1" layoutInCell="1" allowOverlap="1" wp14:anchorId="4FD46974" wp14:editId="376D44E9">
+              <wp:anchor distT="0" distB="0" distL="114300" distR="114300" simplePos="0" relativeHeight="252005376" behindDoc="1" locked="1" layoutInCell="1" allowOverlap="1" wp14:editId="376D44E9" wp14:anchorId="4FD46974">
                 <wp:simplePos x="0" y="0"/>
                 <wp:positionH relativeFrom="column">
                   <wp:posOffset>1323975</wp:posOffset>
@@ -1311,45 +1311,45 @@
           </mc:Choice>
           <mc:Fallback>
             <w:pict>
-              <v:group w14:anchorId="646B81C4" id="Group 3" o:spid="_x0000_s1026" alt="Decorative" style="position:absolute;margin-left:104.25pt;margin-top:11.45pt;width:398.15pt;height:10in;z-index:-251311104;mso-width-relative:margin;mso-height-relative:margin" coordsize="50565,91440" o:gfxdata="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">
-                <v:shape id="Graphic 71" o:spid="_x0000_s1027" type="#_x0000_t75" alt="Decorative" style="position:absolute;width:18561;height:18288;visibility:visible;mso-wrap-style:square" o:gfxdata="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">
-                  <v:imagedata r:id="rId12" o:title="Decorative"/>
+              <v:group id="Group 3" style="position:absolute;margin-left:104.25pt;margin-top:11.45pt;width:398.15pt;height:10in;z-index:-251311104;mso-width-relative:margin;mso-height-relative:margin" alt="Decorative" coordsize="50565,91440" o:spid="_x0000_s1026" o:gfxdata="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" w14:anchorId="646B81C4">
+                <v:shape id="Graphic 71" style="position:absolute;width:18561;height:18288;visibility:visible;mso-wrap-style:square" alt="Decorative" o:spid="_x0000_s1027" type="#_x0000_t75" o:gfxdata="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">
+                  <v:imagedata o:title="Decorative" r:id="rId12"/>
                   <v:path arrowok="t"/>
                 </v:shape>
-                <v:shape id="Graphic 72" o:spid="_x0000_s1028" type="#_x0000_t75" alt="Decorative" style="position:absolute;left:32004;width:18561;height:18288;visibility:visible;mso-wrap-style:square" o:gfxdata="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">
-                  <v:imagedata r:id="rId12" o:title="Decorative"/>
+                <v:shape id="Graphic 72" style="position:absolute;left:32004;width:18561;height:18288;visibility:visible;mso-wrap-style:square" alt="Decorative" o:spid="_x0000_s1028" type="#_x0000_t75" o:gfxdata="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">
+                  <v:imagedata o:title="Decorative" r:id="rId12"/>
                   <v:path arrowok="t"/>
                 </v:shape>
-                <v:shape id="Graphic 73" o:spid="_x0000_s1029" type="#_x0000_t75" alt="Decorative" style="position:absolute;top:18288;width:18561;height:18288;visibility:visible;mso-wrap-style:square" o:gfxdata="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">
-                  <v:imagedata r:id="rId12" o:title="Decorative"/>
+                <v:shape id="Graphic 73" style="position:absolute;top:18288;width:18561;height:18288;visibility:visible;mso-wrap-style:square" alt="Decorative" o:spid="_x0000_s1029" type="#_x0000_t75" o:gfxdata="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">
+                  <v:imagedata o:title="Decorative" r:id="rId12"/>
                   <v:path arrowok="t"/>
                 </v:shape>
-                <v:shape id="Graphic 74" o:spid="_x0000_s1030" type="#_x0000_t75" alt="Decorative" style="position:absolute;left:32004;top:18288;width:18561;height:18288;visibility:visible;mso-wrap-style:square" o:gfxdata="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">
-                  <v:imagedata r:id="rId12" o:title="Decorative"/>
+                <v:shape id="Graphic 74" style="position:absolute;left:32004;top:18288;width:18561;height:18288;visibility:visible;mso-wrap-style:square" alt="Decorative" o:spid="_x0000_s1030" type="#_x0000_t75" o:gfxdata="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">
+                  <v:imagedata o:title="Decorative" r:id="rId12"/>
                   <v:path arrowok="t"/>
                 </v:shape>
-                <v:shape id="Graphic 75" o:spid="_x0000_s1031" type="#_x0000_t75" alt="Decorative" style="position:absolute;top:36576;width:18561;height:18288;visibility:visible;mso-wrap-style:square" o:gfxdata="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">
-                  <v:imagedata r:id="rId12" o:title="Decorative"/>
+                <v:shape id="Graphic 75" style="position:absolute;top:36576;width:18561;height:18288;visibility:visible;mso-wrap-style:square" alt="Decorative" o:spid="_x0000_s1031" type="#_x0000_t75" o:gfxdata="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">
+                  <v:imagedata o:title="Decorative" r:id="rId12"/>
                   <v:path arrowok="t"/>
                 </v:shape>
-                <v:shape id="Graphic 76" o:spid="_x0000_s1032" type="#_x0000_t75" alt="Decorative" style="position:absolute;left:32004;top:36576;width:18561;height:18288;visibility:visible;mso-wrap-style:square" o:gfxdata="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">
-                  <v:imagedata r:id="rId12" o:title="Decorative"/>
+                <v:shape id="Graphic 76" style="position:absolute;left:32004;top:36576;width:18561;height:18288;visibility:visible;mso-wrap-style:square" alt="Decorative" o:spid="_x0000_s1032" type="#_x0000_t75" o:gfxdata="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">
+                  <v:imagedata o:title="Decorative" r:id="rId12"/>
                   <v:path arrowok="t"/>
                 </v:shape>
-                <v:shape id="Graphic 77" o:spid="_x0000_s1033" type="#_x0000_t75" alt="Decorative" style="position:absolute;top:54864;width:18561;height:18288;visibility:visible;mso-wrap-style:square" o:gfxdata="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">
-                  <v:imagedata r:id="rId12" o:title="Decorative"/>
+                <v:shape id="Graphic 77" style="position:absolute;top:54864;width:18561;height:18288;visibility:visible;mso-wrap-style:square" alt="Decorative" o:spid="_x0000_s1033" type="#_x0000_t75" o:gfxdata="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">
+                  <v:imagedata o:title="Decorative" r:id="rId12"/>
                   <v:path arrowok="t"/>
                 </v:shape>
-                <v:shape id="Graphic 78" o:spid="_x0000_s1034" type="#_x0000_t75" alt="Decorative" style="position:absolute;left:32004;top:54864;width:18561;height:18288;visibility:visible;mso-wrap-style:square" o:gfxdata="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">
-                  <v:imagedata r:id="rId12" o:title="Decorative"/>
+                <v:shape id="Graphic 78" style="position:absolute;left:32004;top:54864;width:18561;height:18288;visibility:visible;mso-wrap-style:square" alt="Decorative" o:spid="_x0000_s1034" type="#_x0000_t75" o:gfxdata="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">
+                  <v:imagedata o:title="Decorative" r:id="rId12"/>
                   <v:path arrowok="t"/>
                 </v:shape>
-                <v:shape id="Graphic 79" o:spid="_x0000_s1035" type="#_x0000_t75" alt="Decorative" style="position:absolute;top:73152;width:18561;height:18288;visibility:visible;mso-wrap-style:square" o:gfxdata="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">
-                  <v:imagedata r:id="rId12" o:title="Decorative"/>
+                <v:shape id="Graphic 79" style="position:absolute;top:73152;width:18561;height:18288;visibility:visible;mso-wrap-style:square" alt="Decorative" o:spid="_x0000_s1035" type="#_x0000_t75" o:gfxdata="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">
+                  <v:imagedata o:title="Decorative" r:id="rId12"/>
                   <v:path arrowok="t"/>
                 </v:shape>
-                <v:shape id="Graphic 80" o:spid="_x0000_s1036" type="#_x0000_t75" alt="Decorative" style="position:absolute;left:32004;top:73152;width:18561;height:18288;visibility:visible;mso-wrap-style:square" o:gfxdata="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">
-                  <v:imagedata r:id="rId12" o:title="Decorative"/>
+                <v:shape id="Graphic 80" style="position:absolute;left:32004;top:73152;width:18561;height:18288;visibility:visible;mso-wrap-style:square" alt="Decorative" o:spid="_x0000_s1036" type="#_x0000_t75" o:gfxdata="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">
+                  <v:imagedata o:title="Decorative" r:id="rId12"/>
                   <v:path arrowok="t"/>
                 </v:shape>
                 <w10:anchorlock/>
@@ -1375,7 +1375,7 @@
       </w:tblGrid>
       <w:tr>
         <w:trPr>
-          <w:trHeight w:hRule="exact" w:val="2880"/>
+          <w:trHeight w:val="2880" w:hRule="exact"/>
         </w:trPr>
         <w:tc>
           <w:tcPr>
@@ -1776,7 +1776,7 @@
       </w:tr>
       <w:tr>
         <w:trPr>
-          <w:trHeight w:hRule="exact" w:val="2880"/>
+          <w:trHeight w:val="2880" w:hRule="exact"/>
         </w:trPr>
         <w:tc>
           <w:tcPr>
@@ -2177,7 +2177,7 @@
       </w:tr>
       <w:tr>
         <w:trPr>
-          <w:trHeight w:hRule="exact" w:val="2880"/>
+          <w:trHeight w:val="2880" w:hRule="exact"/>
         </w:trPr>
         <w:tc>
           <w:tcPr>
@@ -2578,7 +2578,7 @@
       </w:tr>
       <w:tr>
         <w:trPr>
-          <w:trHeight w:hRule="exact" w:val="2880"/>
+          <w:trHeight w:val="2880" w:hRule="exact"/>
         </w:trPr>
         <w:tc>
           <w:tcPr>
@@ -2979,7 +2979,7 @@
       </w:tr>
       <w:tr>
         <w:trPr>
-          <w:trHeight w:hRule="exact" w:val="2880"/>
+          <w:trHeight w:val="2880" w:hRule="exact"/>
         </w:trPr>
         <w:tc>
           <w:tcPr>
@@ -3404,7 +3404,7 @@
         <mc:AlternateContent>
           <mc:Choice Requires="wps">
             <w:drawing>
-              <wp:anchor distT="0" distB="0" distL="114300" distR="114300" simplePos="0" relativeHeight="252000253" behindDoc="1" locked="1" layoutInCell="1" allowOverlap="1" wp14:anchorId="27C4DE7A" wp14:editId="6C52D24C">
+              <wp:anchor distT="0" distB="0" distL="114300" distR="114300" simplePos="0" relativeHeight="252000253" behindDoc="1" locked="1" layoutInCell="1" allowOverlap="1" wp14:editId="6C52D24C" wp14:anchorId="27C4DE7A">
                 <wp:simplePos x="0" y="0"/>
                 <wp:positionH relativeFrom="column">
                   <wp:posOffset>-685800</wp:posOffset>
@@ -3480,7 +3480,7 @@
           </mc:Choice>
           <mc:Fallback>
             <w:pict>
-              <v:rect w14:anchorId="5D3348CA" id="Rectangle 19" o:spid="_x0000_s1026" alt="Background" style="position:absolute;margin-left:-54pt;margin-top:-28.8pt;width:612pt;height:11in;z-index:-251316227;visibility:visible;mso-wrap-style:square;mso-width-percent:0;mso-height-percent:0;mso-wrap-distance-left:9pt;mso-wrap-distance-top:0;mso-wrap-distance-right:9pt;mso-wrap-distance-bottom:0;mso-position-horizontal:absolute;mso-position-horizontal-relative:text;mso-position-vertical:absolute;mso-position-vertical-relative:text;mso-width-percent:0;mso-height-percent:0;mso-width-relative:margin;mso-height-relative:margin;v-text-anchor:middle" o:gfxdata="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" fillcolor="#f2f2f2 [3052]" stroked="f" strokeweight="1pt">
+              <v:rect id="Rectangle 19" style="position:absolute;margin-left:-54pt;margin-top:-28.8pt;width:612pt;height:11in;z-index:-251316227;visibility:visible;mso-wrap-style:square;mso-width-percent:0;mso-height-percent:0;mso-wrap-distance-left:9pt;mso-wrap-distance-top:0;mso-wrap-distance-right:9pt;mso-wrap-distance-bottom:0;mso-position-horizontal:absolute;mso-position-horizontal-relative:text;mso-position-vertical:absolute;mso-position-vertical-relative:text;mso-width-percent:0;mso-height-percent:0;mso-width-relative:margin;mso-height-relative:margin;v-text-anchor:middle" alt="Background" o:spid="_x0000_s1026" fillcolor="#f2f2f2 [3052]" stroked="f" strokeweight="1pt" o:gfxdata="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" w14:anchorId="5D3348CA">
                 <w10:anchorlock/>
               </v:rect>
             </w:pict>
@@ -3494,7 +3494,7 @@
         <mc:AlternateContent>
           <mc:Choice Requires="wpg">
             <w:drawing>
-              <wp:anchor distT="0" distB="0" distL="114300" distR="114300" simplePos="0" relativeHeight="252007424" behindDoc="1" locked="1" layoutInCell="1" allowOverlap="1" wp14:anchorId="2E9D0A8F" wp14:editId="217B1287">
+              <wp:anchor distT="0" distB="0" distL="114300" distR="114300" simplePos="0" relativeHeight="252007424" behindDoc="1" locked="1" layoutInCell="1" allowOverlap="1" wp14:editId="217B1287" wp14:anchorId="2E9D0A8F">
                 <wp:simplePos x="0" y="0"/>
                 <wp:positionH relativeFrom="column">
                   <wp:posOffset>0</wp:posOffset>
@@ -3853,45 +3853,45 @@
           </mc:Choice>
           <mc:Fallback>
             <w:pict>
-              <v:group w14:anchorId="06F4FC54" id="Group 15" o:spid="_x0000_s1026" alt="Decorative" style="position:absolute;margin-left:0;margin-top:11.4pt;width:7in;height:10in;z-index:-251309056" coordsize="64008,91440" o:gfxdata="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">
-                <v:shape id="Graphic 60" o:spid="_x0000_s1027" type="#_x0000_t75" alt="Decorative" style="position:absolute;width:32004;height:18288;visibility:visible;mso-wrap-style:square" o:gfxdata="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">
-                  <v:imagedata r:id="rId15" o:title="Decorative"/>
+              <v:group id="Group 15" style="position:absolute;margin-left:0;margin-top:11.4pt;width:7in;height:10in;z-index:-251309056" alt="Decorative" coordsize="64008,91440" o:spid="_x0000_s1026" o:gfxdata="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" w14:anchorId="06F4FC54">
+                <v:shape id="Graphic 60" style="position:absolute;width:32004;height:18288;visibility:visible;mso-wrap-style:square" alt="Decorative" o:spid="_x0000_s1027" type="#_x0000_t75" o:gfxdata="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">
+                  <v:imagedata o:title="Decorative" r:id="rId15"/>
                   <v:path arrowok="t"/>
                 </v:shape>
-                <v:shape id="Graphic 61" o:spid="_x0000_s1028" type="#_x0000_t75" alt="Decorative" style="position:absolute;left:32004;width:32004;height:18288;visibility:visible;mso-wrap-style:square" o:gfxdata="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">
-                  <v:imagedata r:id="rId15" o:title="Decorative"/>
+                <v:shape id="Graphic 61" style="position:absolute;left:32004;width:32004;height:18288;visibility:visible;mso-wrap-style:square" alt="Decorative" o:spid="_x0000_s1028" type="#_x0000_t75" o:gfxdata="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">
+                  <v:imagedata o:title="Decorative" r:id="rId15"/>
                   <v:path arrowok="t"/>
                 </v:shape>
-                <v:shape id="Graphic 62" o:spid="_x0000_s1029" type="#_x0000_t75" alt="Decorative" style="position:absolute;top:18288;width:32004;height:18288;visibility:visible;mso-wrap-style:square" o:gfxdata="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">
-                  <v:imagedata r:id="rId15" o:title="Decorative"/>
+                <v:shape id="Graphic 62" style="position:absolute;top:18288;width:32004;height:18288;visibility:visible;mso-wrap-style:square" alt="Decorative" o:spid="_x0000_s1029" type="#_x0000_t75" o:gfxdata="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">
+                  <v:imagedata o:title="Decorative" r:id="rId15"/>
                   <v:path arrowok="t"/>
                 </v:shape>
-                <v:shape id="Graphic 63" o:spid="_x0000_s1030" type="#_x0000_t75" alt="Decorative" style="position:absolute;left:32004;top:18288;width:32004;height:18288;visibility:visible;mso-wrap-style:square" o:gfxdata="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">
-                  <v:imagedata r:id="rId15" o:title="Decorative"/>
+                <v:shape id="Graphic 63" style="position:absolute;left:32004;top:18288;width:32004;height:18288;visibility:visible;mso-wrap-style:square" alt="Decorative" o:spid="_x0000_s1030" type="#_x0000_t75" o:gfxdata="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">
+                  <v:imagedata o:title="Decorative" r:id="rId15"/>
                   <v:path arrowok="t"/>
                 </v:shape>
-                <v:shape id="Graphic 64" o:spid="_x0000_s1031" type="#_x0000_t75" alt="Decorative" style="position:absolute;top:36576;width:32004;height:18288;visibility:visible;mso-wrap-style:square" o:gfxdata="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">
-                  <v:imagedata r:id="rId15" o:title="Decorative"/>
+                <v:shape id="Graphic 64" style="position:absolute;top:36576;width:32004;height:18288;visibility:visible;mso-wrap-style:square" alt="Decorative" o:spid="_x0000_s1031" type="#_x0000_t75" o:gfxdata="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">
+                  <v:imagedata o:title="Decorative" r:id="rId15"/>
                   <v:path arrowok="t"/>
                 </v:shape>
-                <v:shape id="Graphic 65" o:spid="_x0000_s1032" type="#_x0000_t75" alt="Decorative" style="position:absolute;left:32004;top:36576;width:32004;height:18288;visibility:visible;mso-wrap-style:square" o:gfxdata="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">
-                  <v:imagedata r:id="rId15" o:title="Decorative"/>
+                <v:shape id="Graphic 65" style="position:absolute;left:32004;top:36576;width:32004;height:18288;visibility:visible;mso-wrap-style:square" alt="Decorative" o:spid="_x0000_s1032" type="#_x0000_t75" o:gfxdata="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">
+                  <v:imagedata o:title="Decorative" r:id="rId15"/>
                   <v:path arrowok="t"/>
                 </v:shape>
-                <v:shape id="Graphic 66" o:spid="_x0000_s1033" type="#_x0000_t75" alt="Decorative" style="position:absolute;top:54864;width:32004;height:18288;visibility:visible;mso-wrap-style:square" o:gfxdata="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">
-                  <v:imagedata r:id="rId15" o:title="Decorative"/>
+                <v:shape id="Graphic 66" style="position:absolute;top:54864;width:32004;height:18288;visibility:visible;mso-wrap-style:square" alt="Decorative" o:spid="_x0000_s1033" type="#_x0000_t75" o:gfxdata="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">
+                  <v:imagedata o:title="Decorative" r:id="rId15"/>
                   <v:path arrowok="t"/>
                 </v:shape>
-                <v:shape id="Graphic 67" o:spid="_x0000_s1034" type="#_x0000_t75" alt="Decorative" style="position:absolute;left:32004;top:54864;width:32004;height:18288;visibility:visible;mso-wrap-style:square" o:gfxdata="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">
-                  <v:imagedata r:id="rId15" o:title="Decorative"/>
+                <v:shape id="Graphic 67" style="position:absolute;left:32004;top:54864;width:32004;height:18288;visibility:visible;mso-wrap-style:square" alt="Decorative" o:spid="_x0000_s1034" type="#_x0000_t75" o:gfxdata="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">
+                  <v:imagedata o:title="Decorative" r:id="rId15"/>
                   <v:path arrowok="t"/>
                 </v:shape>
-                <v:shape id="Graphic 68" o:spid="_x0000_s1035" type="#_x0000_t75" alt="Decorative" style="position:absolute;top:73152;width:32004;height:18288;visibility:visible;mso-wrap-style:square" o:gfxdata="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">
-                  <v:imagedata r:id="rId15" o:title="Decorative"/>
+                <v:shape id="Graphic 68" style="position:absolute;top:73152;width:32004;height:18288;visibility:visible;mso-wrap-style:square" alt="Decorative" o:spid="_x0000_s1035" type="#_x0000_t75" o:gfxdata="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">
+                  <v:imagedata o:title="Decorative" r:id="rId15"/>
                   <v:path arrowok="t"/>
                 </v:shape>
-                <v:shape id="Graphic 69" o:spid="_x0000_s1036" type="#_x0000_t75" alt="Decorative" style="position:absolute;left:32004;top:73152;width:32004;height:18288;visibility:visible;mso-wrap-style:square" o:gfxdata="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">
-                  <v:imagedata r:id="rId15" o:title="Decorative"/>
+                <v:shape id="Graphic 69" style="position:absolute;left:32004;top:73152;width:32004;height:18288;visibility:visible;mso-wrap-style:square" alt="Decorative" o:spid="_x0000_s1036" type="#_x0000_t75" o:gfxdata="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">
+                  <v:imagedata o:title="Decorative" r:id="rId15"/>
                   <v:path arrowok="t"/>
                 </v:shape>
                 <w10:anchorlock/>
@@ -3913,7 +3913,7 @@
       </w:tblGrid>
       <w:tr>
         <w:trPr>
-          <w:trHeight w:hRule="exact" w:val="2880"/>
+          <w:trHeight w:val="2880" w:hRule="exact"/>
         </w:trPr>
         <w:tc>
           <w:tcPr>
@@ -3970,7 +3970,7 @@
       </w:tr>
       <w:tr>
         <w:trPr>
-          <w:trHeight w:hRule="exact" w:val="2880"/>
+          <w:trHeight w:val="2880" w:hRule="exact"/>
         </w:trPr>
         <w:tc>
           <w:tcPr>
@@ -4027,7 +4027,7 @@
       </w:tr>
       <w:tr>
         <w:trPr>
-          <w:trHeight w:hRule="exact" w:val="2880"/>
+          <w:trHeight w:val="2880" w:hRule="exact"/>
         </w:trPr>
         <w:tc>
           <w:tcPr>
@@ -4084,7 +4084,7 @@
       </w:tr>
       <w:tr>
         <w:trPr>
-          <w:trHeight w:hRule="exact" w:val="2880"/>
+          <w:trHeight w:val="2880" w:hRule="exact"/>
         </w:trPr>
         <w:tc>
           <w:tcPr>
@@ -4141,7 +4141,7 @@
       </w:tr>
       <w:tr>
         <w:trPr>
-          <w:trHeight w:hRule="exact" w:val="2880"/>
+          <w:trHeight w:val="2880" w:hRule="exact"/>
         </w:trPr>
         <w:tc>
           <w:tcPr>
@@ -4226,7 +4226,7 @@
         <mc:AlternateContent>
           <mc:Choice Requires="wps">
             <w:drawing>
-              <wp:anchor distT="0" distB="0" distL="114300" distR="114300" simplePos="0" relativeHeight="251999228" behindDoc="1" locked="1" layoutInCell="1" allowOverlap="1" wp14:anchorId="3DE671AE" wp14:editId="050D8F99">
+              <wp:anchor distT="0" distB="0" distL="114300" distR="114300" simplePos="0" relativeHeight="251999228" behindDoc="1" locked="1" layoutInCell="1" allowOverlap="1" wp14:editId="050D8F99" wp14:anchorId="3DE671AE">
                 <wp:simplePos x="0" y="0"/>
                 <wp:positionH relativeFrom="column">
                   <wp:posOffset>-685800</wp:posOffset>
@@ -4302,7 +4302,7 @@
           </mc:Choice>
           <mc:Fallback>
             <w:pict>
-              <v:rect w14:anchorId="53B52473" id="Rectangle 20" o:spid="_x0000_s1026" alt="Background" style="position:absolute;margin-left:-54pt;margin-top:-28.8pt;width:612pt;height:11in;z-index:-251317252;visibility:visible;mso-wrap-style:square;mso-width-percent:0;mso-height-percent:0;mso-wrap-distance-left:9pt;mso-wrap-distance-top:0;mso-wrap-distance-right:9pt;mso-wrap-distance-bottom:0;mso-position-horizontal:absolute;mso-position-horizontal-relative:text;mso-position-vertical:absolute;mso-position-vertical-relative:text;mso-width-percent:0;mso-height-percent:0;mso-width-relative:margin;mso-height-relative:margin;v-text-anchor:middle" o:gfxdata="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" fillcolor="#f2f2f2 [3052]" stroked="f" strokeweight="1pt">
+              <v:rect id="Rectangle 20" style="position:absolute;margin-left:-54pt;margin-top:-28.8pt;width:612pt;height:11in;z-index:-251317252;visibility:visible;mso-wrap-style:square;mso-width-percent:0;mso-height-percent:0;mso-wrap-distance-left:9pt;mso-wrap-distance-top:0;mso-wrap-distance-right:9pt;mso-wrap-distance-bottom:0;mso-position-horizontal:absolute;mso-position-horizontal-relative:text;mso-position-vertical:absolute;mso-position-vertical-relative:text;mso-width-percent:0;mso-height-percent:0;mso-width-relative:margin;mso-height-relative:margin;v-text-anchor:middle" alt="Background" o:spid="_x0000_s1026" fillcolor="#f2f2f2 [3052]" stroked="f" strokeweight="1pt" o:gfxdata="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" w14:anchorId="53B52473">
                 <w10:anchorlock/>
               </v:rect>
             </w:pict>
@@ -4316,7 +4316,7 @@
         <mc:AlternateContent>
           <mc:Choice Requires="wpg">
             <w:drawing>
-              <wp:anchor distT="0" distB="0" distL="114300" distR="114300" simplePos="0" relativeHeight="252009472" behindDoc="1" locked="1" layoutInCell="1" allowOverlap="1" wp14:anchorId="7F4A3065" wp14:editId="0EF90865">
+              <wp:anchor distT="0" distB="0" distL="114300" distR="114300" simplePos="0" relativeHeight="252009472" behindDoc="1" locked="1" layoutInCell="1" allowOverlap="1" wp14:editId="0EF90865" wp14:anchorId="7F4A3065">
                 <wp:simplePos x="0" y="0"/>
                 <wp:positionH relativeFrom="column">
                   <wp:posOffset>0</wp:posOffset>
@@ -4678,45 +4678,45 @@
           </mc:Choice>
           <mc:Fallback>
             <w:pict>
-              <v:group w14:anchorId="52FCD540" id="Group 16" o:spid="_x0000_s1026" alt="Decorative" style="position:absolute;margin-left:0;margin-top:11.4pt;width:393.8pt;height:10in;z-index:-251307008;mso-width-relative:margin" coordsize="50012,91440" o:gfxdata="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">
-                <v:shape id="Graphic 81" o:spid="_x0000_s1027" type="#_x0000_t75" alt="Decorative" style="position:absolute;width:18008;height:18288;visibility:visible;mso-wrap-style:square" o:gfxdata="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">
-                  <v:imagedata r:id="rId18" o:title="Decorative"/>
+              <v:group id="Group 16" style="position:absolute;margin-left:0;margin-top:11.4pt;width:393.8pt;height:10in;z-index:-251307008;mso-width-relative:margin" alt="Decorative" coordsize="50012,91440" o:spid="_x0000_s1026" o:gfxdata="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" w14:anchorId="52FCD540">
+                <v:shape id="Graphic 81" style="position:absolute;width:18008;height:18288;visibility:visible;mso-wrap-style:square" alt="Decorative" o:spid="_x0000_s1027" type="#_x0000_t75" o:gfxdata="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">
+                  <v:imagedata o:title="Decorative" r:id="rId18"/>
                   <v:path arrowok="t"/>
                 </v:shape>
-                <v:shape id="Graphic 82" o:spid="_x0000_s1028" type="#_x0000_t75" alt="Decorative" style="position:absolute;left:32004;width:18008;height:18288;visibility:visible;mso-wrap-style:square" o:gfxdata="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">
-                  <v:imagedata r:id="rId18" o:title="Decorative"/>
+                <v:shape id="Graphic 82" style="position:absolute;left:32004;width:18008;height:18288;visibility:visible;mso-wrap-style:square" alt="Decorative" o:spid="_x0000_s1028" type="#_x0000_t75" o:gfxdata="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">
+                  <v:imagedata o:title="Decorative" r:id="rId18"/>
                   <v:path arrowok="t"/>
                 </v:shape>
-                <v:shape id="Graphic 83" o:spid="_x0000_s1029" type="#_x0000_t75" alt="Decorative" style="position:absolute;top:18288;width:18008;height:18288;visibility:visible;mso-wrap-style:square" o:gfxdata="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">
-                  <v:imagedata r:id="rId18" o:title="Decorative"/>
+                <v:shape id="Graphic 83" style="position:absolute;top:18288;width:18008;height:18288;visibility:visible;mso-wrap-style:square" alt="Decorative" o:spid="_x0000_s1029" type="#_x0000_t75" o:gfxdata="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">
+                  <v:imagedata o:title="Decorative" r:id="rId18"/>
                   <v:path arrowok="t"/>
                 </v:shape>
-                <v:shape id="Graphic 84" o:spid="_x0000_s1030" type="#_x0000_t75" alt="Decorative" style="position:absolute;left:32004;top:18288;width:18008;height:18288;visibility:visible;mso-wrap-style:square" o:gfxdata="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">
-                  <v:imagedata r:id="rId18" o:title="Decorative"/>
+                <v:shape id="Graphic 84" style="position:absolute;left:32004;top:18288;width:18008;height:18288;visibility:visible;mso-wrap-style:square" alt="Decorative" o:spid="_x0000_s1030" type="#_x0000_t75" o:gfxdata="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">
+                  <v:imagedata o:title="Decorative" r:id="rId18"/>
                   <v:path arrowok="t"/>
                 </v:shape>
-                <v:shape id="Graphic 85" o:spid="_x0000_s1031" type="#_x0000_t75" alt="Decorative" style="position:absolute;top:36576;width:18008;height:18288;visibility:visible;mso-wrap-style:square" o:gfxdata="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">
-                  <v:imagedata r:id="rId18" o:title="Decorative"/>
+                <v:shape id="Graphic 85" style="position:absolute;top:36576;width:18008;height:18288;visibility:visible;mso-wrap-style:square" alt="Decorative" o:spid="_x0000_s1031" type="#_x0000_t75" o:gfxdata="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">
+                  <v:imagedata o:title="Decorative" r:id="rId18"/>
                   <v:path arrowok="t"/>
                 </v:shape>
-                <v:shape id="Graphic 86" o:spid="_x0000_s1032" type="#_x0000_t75" alt="Decorative" style="position:absolute;left:32004;top:36576;width:18008;height:18288;visibility:visible;mso-wrap-style:square" o:gfxdata="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">
-                  <v:imagedata r:id="rId18" o:title="Decorative"/>
+                <v:shape id="Graphic 86" style="position:absolute;left:32004;top:36576;width:18008;height:18288;visibility:visible;mso-wrap-style:square" alt="Decorative" o:spid="_x0000_s1032" type="#_x0000_t75" o:gfxdata="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">
+                  <v:imagedata o:title="Decorative" r:id="rId18"/>
                   <v:path arrowok="t"/>
                 </v:shape>
-                <v:shape id="Graphic 87" o:spid="_x0000_s1033" type="#_x0000_t75" alt="Decorative" style="position:absolute;top:54864;width:18008;height:18288;visibility:visible;mso-wrap-style:square" o:gfxdata="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">
-                  <v:imagedata r:id="rId18" o:title="Decorative"/>
+                <v:shape id="Graphic 87" style="position:absolute;top:54864;width:18008;height:18288;visibility:visible;mso-wrap-style:square" alt="Decorative" o:spid="_x0000_s1033" type="#_x0000_t75" o:gfxdata="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">
+                  <v:imagedata o:title="Decorative" r:id="rId18"/>
                   <v:path arrowok="t"/>
                 </v:shape>
-                <v:shape id="Graphic 88" o:spid="_x0000_s1034" type="#_x0000_t75" alt="Decorative" style="position:absolute;left:32004;top:54864;width:18008;height:18288;visibility:visible;mso-wrap-style:square" o:gfxdata="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">
-                  <v:imagedata r:id="rId18" o:title="Decorative"/>
+                <v:shape id="Graphic 88" style="position:absolute;left:32004;top:54864;width:18008;height:18288;visibility:visible;mso-wrap-style:square" alt="Decorative" o:spid="_x0000_s1034" type="#_x0000_t75" o:gfxdata="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">
+                  <v:imagedata o:title="Decorative" r:id="rId18"/>
                   <v:path arrowok="t"/>
                 </v:shape>
-                <v:shape id="Graphic 89" o:spid="_x0000_s1035" type="#_x0000_t75" alt="Decorative" style="position:absolute;top:73152;width:18008;height:18288;visibility:visible;mso-wrap-style:square" o:gfxdata="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">
-                  <v:imagedata r:id="rId18" o:title="Decorative"/>
+                <v:shape id="Graphic 89" style="position:absolute;top:73152;width:18008;height:18288;visibility:visible;mso-wrap-style:square" alt="Decorative" o:spid="_x0000_s1035" type="#_x0000_t75" o:gfxdata="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">
+                  <v:imagedata o:title="Decorative" r:id="rId18"/>
                   <v:path arrowok="t"/>
                 </v:shape>
-                <v:shape id="Graphic 90" o:spid="_x0000_s1036" type="#_x0000_t75" alt="Decorative" style="position:absolute;left:32004;top:73152;width:18008;height:18288;visibility:visible;mso-wrap-style:square" o:gfxdata="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">
-                  <v:imagedata r:id="rId18" o:title="Decorative"/>
+                <v:shape id="Graphic 90" style="position:absolute;left:32004;top:73152;width:18008;height:18288;visibility:visible;mso-wrap-style:square" alt="Decorative" o:spid="_x0000_s1036" type="#_x0000_t75" o:gfxdata="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">
+                  <v:imagedata o:title="Decorative" r:id="rId18"/>
                   <v:path arrowok="t"/>
                 </v:shape>
                 <w10:anchorlock/>
@@ -4742,7 +4742,7 @@
       </w:tblGrid>
       <w:tr>
         <w:trPr>
-          <w:trHeight w:hRule="exact" w:val="2880"/>
+          <w:trHeight w:val="2880" w:hRule="exact"/>
         </w:trPr>
         <w:tc>
           <w:tcPr>
@@ -5139,7 +5139,7 @@
       </w:tr>
       <w:tr>
         <w:trPr>
-          <w:trHeight w:hRule="exact" w:val="2880"/>
+          <w:trHeight w:val="2880" w:hRule="exact"/>
         </w:trPr>
         <w:tc>
           <w:tcPr>
@@ -5536,7 +5536,7 @@
       </w:tr>
       <w:tr>
         <w:trPr>
-          <w:trHeight w:hRule="exact" w:val="2880"/>
+          <w:trHeight w:val="2880" w:hRule="exact"/>
         </w:trPr>
         <w:tc>
           <w:tcPr>
@@ -5933,7 +5933,7 @@
       </w:tr>
       <w:tr>
         <w:trPr>
-          <w:trHeight w:hRule="exact" w:val="2880"/>
+          <w:trHeight w:val="2880" w:hRule="exact"/>
         </w:trPr>
         <w:tc>
           <w:tcPr>
@@ -6330,7 +6330,7 @@
       </w:tr>
       <w:tr>
         <w:trPr>
-          <w:trHeight w:hRule="exact" w:val="2880"/>
+          <w:trHeight w:val="2880" w:hRule="exact"/>
         </w:trPr>
         <w:tc>
           <w:tcPr>

--- a/src/Tests/Inputs/cards/19/input.docx
+++ b/src/Tests/Inputs/cards/19/input.docx
@@ -7791,5951 +7791,6 @@
 </w:webSettings>
 </file>
 
-<file path=word/glossary/document.xml><?xml version="1.0" encoding="utf-8"?>
-<w:glossaryDocument xmlns:wpc="http://schemas.microsoft.com/office/word/2010/wordprocessingCanvas" xmlns:cx="http://schemas.microsoft.com/office/drawing/2014/chartex" xmlns:cx1="http://schemas.microsoft.com/office/drawing/2015/9/8/chartex" xmlns:cx2="http://schemas.microsoft.com/office/drawing/2015/10/21/chartex" xmlns:cx3="http://schemas.microsoft.com/office/drawing/2016/5/9/chartex" xmlns:cx4="http://schemas.microsoft.com/office/drawing/2016/5/10/chartex" xmlns:cx5="http://schemas.microsoft.com/office/drawing/2016/5/11/chartex" xmlns:cx6="http://schemas.microsoft.com/office/drawing/2016/5/12/chartex" xmlns:cx7="http://schemas.microsoft.com/office/drawing/2016/5/13/chartex" xmlns:cx8="http://schemas.microsoft.com/office/drawing/2016/5/14/chartex" xmlns:mc="http://schemas.openxmlformats.org/markup-compatibility/2006" xmlns:aink="http://schemas.microsoft.com/office/drawing/2016/ink" xmlns:am3d="http://schemas.microsoft.com/office/drawing/2017/model3d" xmlns:o="urn:schemas-microsoft-com:office:office" xmlns:oel="http://schemas.microsoft.com/office/2019/extlst" xmlns:r="http://schemas.openxmlformats.org/officeDocument/2006/relationships" xmlns:m="http://schemas.openxmlformats.org/officeDocument/2006/math" xmlns:v="urn:schemas-microsoft-com:vml" xmlns:wp14="http://schemas.microsoft.com/office/word/2010/wordprocessingDrawing" xmlns:wp="http://schemas.openxmlformats.org/drawingml/2006/wordprocessingDrawing" xmlns:w10="urn:schemas-microsoft-com:office:word" xmlns:w="http://schemas.openxmlformats.org/wordprocessingml/2006/main" xmlns:w14="http://schemas.microsoft.com/office/word/2010/wordml" xmlns:w15="http://schemas.microsoft.com/office/word/2012/wordml" xmlns:w16cex="http://schemas.microsoft.com/office/word/2018/wordml/cex" xmlns:w16cid="http://schemas.microsoft.com/office/word/2016/wordml/cid" xmlns:w16="http://schemas.microsoft.com/office/word/2018/wordml" xmlns:w16sdtdh="http://schemas.microsoft.com/office/word/2020/wordml/sdtdatahash" xmlns:w16se="http://schemas.microsoft.com/office/word/2015/wordml/symex" xmlns:wpg="http://schemas.microsoft.com/office/word/2010/wordprocessingGroup" xmlns:wpi="http://schemas.microsoft.com/office/word/2010/wordprocessingInk" xmlns:wne="http://schemas.microsoft.com/office/word/2006/wordml" xmlns:wps="http://schemas.microsoft.com/office/word/2010/wordprocessingShape" mc:Ignorable="w14 w15 w16se w16cid w16 w16cex w16sdtdh wp14">
-  <w:docParts>
-    <w:docPart>
-      <w:docPartPr>
-        <w:name w:val="BECF1849E2BA4BBBACE88FF998C32177"/>
-        <w:category>
-          <w:name w:val="General"/>
-          <w:gallery w:val="placeholder"/>
-        </w:category>
-        <w:types>
-          <w:type w:val="bbPlcHdr"/>
-        </w:types>
-        <w:behaviors>
-          <w:behavior w:val="content"/>
-        </w:behaviors>
-        <w:guid w:val="{49CE9E13-C6F7-4100-A4B7-E1E57FDCBFF4}"/>
-      </w:docPartPr>
-      <w:docPartBody>
-        <w:p>
-          <w:pPr>
-            <w:pStyle w:val="BECF1849E2BA4BBBACE88FF998C32177"/>
-          </w:pPr>
-          <w:r>
-            <w:t>VanArsdel, Ltd.</w:t>
-          </w:r>
-        </w:p>
-      </w:docPartBody>
-    </w:docPart>
-    <w:docPart>
-      <w:docPartPr>
-        <w:name w:val="EBCCA781E40B4F85AEAD12525A2A2138"/>
-        <w:category>
-          <w:name w:val="General"/>
-          <w:gallery w:val="placeholder"/>
-        </w:category>
-        <w:types>
-          <w:type w:val="bbPlcHdr"/>
-        </w:types>
-        <w:behaviors>
-          <w:behavior w:val="content"/>
-        </w:behaviors>
-        <w:guid w:val="{F2BC498D-88C2-4508-AE5A-44C065C3FE24}"/>
-      </w:docPartPr>
-      <w:docPartBody>
-        <w:p>
-          <w:pPr>
-            <w:pStyle w:val="EBCCA781E40B4F85AEAD12525A2A2138"/>
-          </w:pPr>
-          <w:r>
-            <w:t>VanArsdel, Ltd.</w:t>
-          </w:r>
-        </w:p>
-      </w:docPartBody>
-    </w:docPart>
-    <w:docPart>
-      <w:docPartPr>
-        <w:name w:val="A92BE5EAF5194CF3B19DF361E2FD9658"/>
-        <w:category>
-          <w:name w:val="General"/>
-          <w:gallery w:val="placeholder"/>
-        </w:category>
-        <w:types>
-          <w:type w:val="bbPlcHdr"/>
-        </w:types>
-        <w:behaviors>
-          <w:behavior w:val="content"/>
-        </w:behaviors>
-        <w:guid w:val="{318ED1C1-5A16-4975-A4A9-E3ED01634CF8}"/>
-      </w:docPartPr>
-      <w:docPartBody>
-        <w:p>
-          <w:pPr>
-            <w:pStyle w:val="A92BE5EAF5194CF3B19DF361E2FD9658"/>
-          </w:pPr>
-          <w:r>
-            <w:t>VanArsdel, Ltd.</w:t>
-          </w:r>
-        </w:p>
-      </w:docPartBody>
-    </w:docPart>
-    <w:docPart>
-      <w:docPartPr>
-        <w:name w:val="CC0C0BAD26E44627A61965FB1BFBA0BE"/>
-        <w:category>
-          <w:name w:val="General"/>
-          <w:gallery w:val="placeholder"/>
-        </w:category>
-        <w:types>
-          <w:type w:val="bbPlcHdr"/>
-        </w:types>
-        <w:behaviors>
-          <w:behavior w:val="content"/>
-        </w:behaviors>
-        <w:guid w:val="{9FFB5228-A3D6-4842-B0BA-E8FF07AEACA9}"/>
-      </w:docPartPr>
-      <w:docPartBody>
-        <w:p>
-          <w:pPr>
-            <w:pStyle w:val="CC0C0BAD26E44627A61965FB1BFBA0BE"/>
-          </w:pPr>
-          <w:r>
-            <w:t>VanArsdel, Ltd.</w:t>
-          </w:r>
-        </w:p>
-      </w:docPartBody>
-    </w:docPart>
-    <w:docPart>
-      <w:docPartPr>
-        <w:name w:val="9EA289977EE241A88F0F23E0D0B79F2A"/>
-        <w:category>
-          <w:name w:val="General"/>
-          <w:gallery w:val="placeholder"/>
-        </w:category>
-        <w:types>
-          <w:type w:val="bbPlcHdr"/>
-        </w:types>
-        <w:behaviors>
-          <w:behavior w:val="content"/>
-        </w:behaviors>
-        <w:guid w:val="{6954504F-5C7A-4279-95D5-D78CAD083364}"/>
-      </w:docPartPr>
-      <w:docPartBody>
-        <w:p>
-          <w:pPr>
-            <w:pStyle w:val="9EA289977EE241A88F0F23E0D0B79F2A"/>
-          </w:pPr>
-          <w:r>
-            <w:t>VanArsdel, Ltd.</w:t>
-          </w:r>
-        </w:p>
-      </w:docPartBody>
-    </w:docPart>
-    <w:docPart>
-      <w:docPartPr>
-        <w:name w:val="2B41DC15430648C28F50713A149B4260"/>
-        <w:category>
-          <w:name w:val="General"/>
-          <w:gallery w:val="placeholder"/>
-        </w:category>
-        <w:types>
-          <w:type w:val="bbPlcHdr"/>
-        </w:types>
-        <w:behaviors>
-          <w:behavior w:val="content"/>
-        </w:behaviors>
-        <w:guid w:val="{EC26EFCF-A7B7-4068-9A0A-174E94B84CCF}"/>
-      </w:docPartPr>
-      <w:docPartBody>
-        <w:p>
-          <w:pPr>
-            <w:pStyle w:val="2B41DC15430648C28F50713A149B4260"/>
-          </w:pPr>
-          <w:r>
-            <w:t>VanArsdel, Ltd.</w:t>
-          </w:r>
-        </w:p>
-      </w:docPartBody>
-    </w:docPart>
-    <w:docPart>
-      <w:docPartPr>
-        <w:name w:val="D1B48EB8A7F7419CB0BCD8E2FB701CCE"/>
-        <w:category>
-          <w:name w:val="General"/>
-          <w:gallery w:val="placeholder"/>
-        </w:category>
-        <w:types>
-          <w:type w:val="bbPlcHdr"/>
-        </w:types>
-        <w:behaviors>
-          <w:behavior w:val="content"/>
-        </w:behaviors>
-        <w:guid w:val="{EE7727B3-AE44-4EB1-81AE-4BAE7CA15A17}"/>
-      </w:docPartPr>
-      <w:docPartBody>
-        <w:p>
-          <w:pPr>
-            <w:pStyle w:val="D1B48EB8A7F7419CB0BCD8E2FB701CCE"/>
-          </w:pPr>
-          <w:r>
-            <w:t>VanArsdel, Ltd.</w:t>
-          </w:r>
-        </w:p>
-      </w:docPartBody>
-    </w:docPart>
-    <w:docPart>
-      <w:docPartPr>
-        <w:name w:val="21E8E616D1874C08A360F587A2ED5CA4"/>
-        <w:category>
-          <w:name w:val="General"/>
-          <w:gallery w:val="placeholder"/>
-        </w:category>
-        <w:types>
-          <w:type w:val="bbPlcHdr"/>
-        </w:types>
-        <w:behaviors>
-          <w:behavior w:val="content"/>
-        </w:behaviors>
-        <w:guid w:val="{9AB495FF-699C-4996-BBDF-25F9D667EED7}"/>
-      </w:docPartPr>
-      <w:docPartBody>
-        <w:p>
-          <w:pPr>
-            <w:pStyle w:val="21E8E616D1874C08A360F587A2ED5CA4"/>
-          </w:pPr>
-          <w:r>
-            <w:t>VanArsdel, Ltd.</w:t>
-          </w:r>
-        </w:p>
-      </w:docPartBody>
-    </w:docPart>
-    <w:docPart>
-      <w:docPartPr>
-        <w:name w:val="36EEC3D525E94BCCA4E0655C0F59AD08"/>
-        <w:category>
-          <w:name w:val="General"/>
-          <w:gallery w:val="placeholder"/>
-        </w:category>
-        <w:types>
-          <w:type w:val="bbPlcHdr"/>
-        </w:types>
-        <w:behaviors>
-          <w:behavior w:val="content"/>
-        </w:behaviors>
-        <w:guid w:val="{1E0C50B4-DDFC-4C55-B88D-3DC770BAC4E5}"/>
-      </w:docPartPr>
-      <w:docPartBody>
-        <w:p>
-          <w:pPr>
-            <w:pStyle w:val="36EEC3D525E94BCCA4E0655C0F59AD08"/>
-          </w:pPr>
-          <w:r>
-            <w:t>VanArsdel, Ltd.</w:t>
-          </w:r>
-        </w:p>
-      </w:docPartBody>
-    </w:docPart>
-    <w:docPart>
-      <w:docPartPr>
-        <w:name w:val="C07DA975DCF64F72B126DB3C0B591459"/>
-        <w:category>
-          <w:name w:val="General"/>
-          <w:gallery w:val="placeholder"/>
-        </w:category>
-        <w:types>
-          <w:type w:val="bbPlcHdr"/>
-        </w:types>
-        <w:behaviors>
-          <w:behavior w:val="content"/>
-        </w:behaviors>
-        <w:guid w:val="{C624DD32-B21A-4B6B-9893-267BD3B120B0}"/>
-      </w:docPartPr>
-      <w:docPartBody>
-        <w:p>
-          <w:pPr>
-            <w:pStyle w:val="C07DA975DCF64F72B126DB3C0B591459"/>
-          </w:pPr>
-          <w:r>
-            <w:t>VanArsdel, Ltd.</w:t>
-          </w:r>
-        </w:p>
-      </w:docPartBody>
-    </w:docPart>
-    <w:docPart>
-      <w:docPartPr>
-        <w:name w:val="52FA2071DF7F4392B5A070B6C7DCFB9F"/>
-        <w:category>
-          <w:name w:val="General"/>
-          <w:gallery w:val="placeholder"/>
-        </w:category>
-        <w:types>
-          <w:type w:val="bbPlcHdr"/>
-        </w:types>
-        <w:behaviors>
-          <w:behavior w:val="content"/>
-        </w:behaviors>
-        <w:guid w:val="{48F2D566-1DD6-4306-AD80-DB9F0AE86D1A}"/>
-      </w:docPartPr>
-      <w:docPartBody>
-        <w:p>
-          <w:pPr>
-            <w:pStyle w:val="52FA2071DF7F4392B5A070B6C7DCFB9F"/>
-          </w:pPr>
-          <w:r>
-            <w:t>VanArsdel, Ltd.</w:t>
-          </w:r>
-        </w:p>
-      </w:docPartBody>
-    </w:docPart>
-    <w:docPart>
-      <w:docPartPr>
-        <w:name w:val="7E81979FFFD844CA8D2893A6C4AD7B44"/>
-        <w:category>
-          <w:name w:val="General"/>
-          <w:gallery w:val="placeholder"/>
-        </w:category>
-        <w:types>
-          <w:type w:val="bbPlcHdr"/>
-        </w:types>
-        <w:behaviors>
-          <w:behavior w:val="content"/>
-        </w:behaviors>
-        <w:guid w:val="{7612C4EF-3D2A-4909-B1CA-8FF0161F554C}"/>
-      </w:docPartPr>
-      <w:docPartBody>
-        <w:p>
-          <w:pPr>
-            <w:pStyle w:val="7E81979FFFD844CA8D2893A6C4AD7B44"/>
-          </w:pPr>
-          <w:r>
-            <w:t>VanArsdel, Ltd.</w:t>
-          </w:r>
-        </w:p>
-      </w:docPartBody>
-    </w:docPart>
-    <w:docPart>
-      <w:docPartPr>
-        <w:name w:val="804D01CC61C64219B2C93B7B627DDE76"/>
-        <w:category>
-          <w:name w:val="General"/>
-          <w:gallery w:val="placeholder"/>
-        </w:category>
-        <w:types>
-          <w:type w:val="bbPlcHdr"/>
-        </w:types>
-        <w:behaviors>
-          <w:behavior w:val="content"/>
-        </w:behaviors>
-        <w:guid w:val="{E2F0E825-FC40-4FCA-96EE-26799EFF61C3}"/>
-      </w:docPartPr>
-      <w:docPartBody>
-        <w:p>
-          <w:pPr>
-            <w:pStyle w:val="804D01CC61C64219B2C93B7B627DDE76"/>
-          </w:pPr>
-          <w:r>
-            <w:t>VanArsdel, Ltd.</w:t>
-          </w:r>
-        </w:p>
-      </w:docPartBody>
-    </w:docPart>
-    <w:docPart>
-      <w:docPartPr>
-        <w:name w:val="C8DEA4BE08EA4144AF34DF2E35ACC893"/>
-        <w:category>
-          <w:name w:val="General"/>
-          <w:gallery w:val="placeholder"/>
-        </w:category>
-        <w:types>
-          <w:type w:val="bbPlcHdr"/>
-        </w:types>
-        <w:behaviors>
-          <w:behavior w:val="content"/>
-        </w:behaviors>
-        <w:guid w:val="{196642F7-1F7E-4DC1-A7B5-F561D709F4AE}"/>
-      </w:docPartPr>
-      <w:docPartBody>
-        <w:p>
-          <w:pPr>
-            <w:pStyle w:val="C8DEA4BE08EA4144AF34DF2E35ACC893"/>
-          </w:pPr>
-          <w:r>
-            <w:t>VanArsdel, Ltd.</w:t>
-          </w:r>
-        </w:p>
-      </w:docPartBody>
-    </w:docPart>
-    <w:docPart>
-      <w:docPartPr>
-        <w:name w:val="8586287134E8493D8A12B65E2BC2C6D9"/>
-        <w:category>
-          <w:name w:val="General"/>
-          <w:gallery w:val="placeholder"/>
-        </w:category>
-        <w:types>
-          <w:type w:val="bbPlcHdr"/>
-        </w:types>
-        <w:behaviors>
-          <w:behavior w:val="content"/>
-        </w:behaviors>
-        <w:guid w:val="{5776842E-57E0-4A25-B24F-4DCA5C70FD4D}"/>
-      </w:docPartPr>
-      <w:docPartBody>
-        <w:p>
-          <w:pPr>
-            <w:pStyle w:val="8586287134E8493D8A12B65E2BC2C6D9"/>
-          </w:pPr>
-          <w:r>
-            <w:t>VanArsdel, Ltd.</w:t>
-          </w:r>
-        </w:p>
-      </w:docPartBody>
-    </w:docPart>
-    <w:docPart>
-      <w:docPartPr>
-        <w:name w:val="296C4575BB4E4515A6B30C431B533037"/>
-        <w:category>
-          <w:name w:val="General"/>
-          <w:gallery w:val="placeholder"/>
-        </w:category>
-        <w:types>
-          <w:type w:val="bbPlcHdr"/>
-        </w:types>
-        <w:behaviors>
-          <w:behavior w:val="content"/>
-        </w:behaviors>
-        <w:guid w:val="{CB31ED8B-664C-4400-8602-ED35925FA735}"/>
-      </w:docPartPr>
-      <w:docPartBody>
-        <w:p>
-          <w:pPr>
-            <w:pStyle w:val="296C4575BB4E4515A6B30C431B533037"/>
-          </w:pPr>
-          <w:r>
-            <w:t>VanArsdel, Ltd.</w:t>
-          </w:r>
-        </w:p>
-      </w:docPartBody>
-    </w:docPart>
-    <w:docPart>
-      <w:docPartPr>
-        <w:name w:val="5A960A8A6D7743BEB64C8F8A609601A3"/>
-        <w:category>
-          <w:name w:val="General"/>
-          <w:gallery w:val="placeholder"/>
-        </w:category>
-        <w:types>
-          <w:type w:val="bbPlcHdr"/>
-        </w:types>
-        <w:behaviors>
-          <w:behavior w:val="content"/>
-        </w:behaviors>
-        <w:guid w:val="{FD61943E-0B5C-4B61-9197-1F09FC356EF3}"/>
-      </w:docPartPr>
-      <w:docPartBody>
-        <w:p>
-          <w:pPr>
-            <w:pStyle w:val="5A960A8A6D7743BEB64C8F8A609601A3"/>
-          </w:pPr>
-          <w:r>
-            <w:t>VanArsdel, Ltd.</w:t>
-          </w:r>
-        </w:p>
-      </w:docPartBody>
-    </w:docPart>
-    <w:docPart>
-      <w:docPartPr>
-        <w:name w:val="A949ED3DEF0340C6B5DEA9987133C776"/>
-        <w:category>
-          <w:name w:val="General"/>
-          <w:gallery w:val="placeholder"/>
-        </w:category>
-        <w:types>
-          <w:type w:val="bbPlcHdr"/>
-        </w:types>
-        <w:behaviors>
-          <w:behavior w:val="content"/>
-        </w:behaviors>
-        <w:guid w:val="{470D89B3-613B-4103-8116-C7A8B0851859}"/>
-      </w:docPartPr>
-      <w:docPartBody>
-        <w:p>
-          <w:pPr>
-            <w:pStyle w:val="A949ED3DEF0340C6B5DEA9987133C776"/>
-          </w:pPr>
-          <w:r>
-            <w:t>VanArsdel, Ltd.</w:t>
-          </w:r>
-        </w:p>
-      </w:docPartBody>
-    </w:docPart>
-    <w:docPart>
-      <w:docPartPr>
-        <w:name w:val="94BD4361653B45D18064E07459DB6C38"/>
-        <w:category>
-          <w:name w:val="General"/>
-          <w:gallery w:val="placeholder"/>
-        </w:category>
-        <w:types>
-          <w:type w:val="bbPlcHdr"/>
-        </w:types>
-        <w:behaviors>
-          <w:behavior w:val="content"/>
-        </w:behaviors>
-        <w:guid w:val="{5C1F6D1E-155A-4BA2-BA63-C4CEED09A495}"/>
-      </w:docPartPr>
-      <w:docPartBody>
-        <w:p>
-          <w:pPr>
-            <w:pStyle w:val="94BD4361653B45D18064E07459DB6C38"/>
-          </w:pPr>
-          <w:r>
-            <w:t>VanArsdel, Ltd.</w:t>
-          </w:r>
-        </w:p>
-      </w:docPartBody>
-    </w:docPart>
-    <w:docPart>
-      <w:docPartPr>
-        <w:name w:val="56365FA10A364EC5B3EFDB6F28E78363"/>
-        <w:category>
-          <w:name w:val="General"/>
-          <w:gallery w:val="placeholder"/>
-        </w:category>
-        <w:types>
-          <w:type w:val="bbPlcHdr"/>
-        </w:types>
-        <w:behaviors>
-          <w:behavior w:val="content"/>
-        </w:behaviors>
-        <w:guid w:val="{77C3B20C-8724-41E3-8F7F-A9A84EE31CDF}"/>
-      </w:docPartPr>
-      <w:docPartBody>
-        <w:p>
-          <w:pPr>
-            <w:pStyle w:val="56365FA10A364EC5B3EFDB6F28E78363"/>
-          </w:pPr>
-          <w:r>
-            <w:t>VanArsdel, Ltd.</w:t>
-          </w:r>
-        </w:p>
-      </w:docPartBody>
-    </w:docPart>
-    <w:docPart>
-      <w:docPartPr>
-        <w:name w:val="F099316676244CBAA95859BF760381F0"/>
-        <w:category>
-          <w:name w:val="General"/>
-          <w:gallery w:val="placeholder"/>
-        </w:category>
-        <w:types>
-          <w:type w:val="bbPlcHdr"/>
-        </w:types>
-        <w:behaviors>
-          <w:behavior w:val="content"/>
-        </w:behaviors>
-        <w:guid w:val="{61AD1E5E-3D0C-4A07-9049-67C6A8DD0E50}"/>
-      </w:docPartPr>
-      <w:docPartBody>
-        <w:p>
-          <w:pPr>
-            <w:pStyle w:val="F099316676244CBAA95859BF760381F0"/>
-          </w:pPr>
-          <w:r>
-            <w:t>Jordan</w:t>
-          </w:r>
-        </w:p>
-      </w:docPartBody>
-    </w:docPart>
-    <w:docPart>
-      <w:docPartPr>
-        <w:name w:val="3EA8289B3FDC4296B4BEC36512F58EC9"/>
-        <w:category>
-          <w:name w:val="General"/>
-          <w:gallery w:val="placeholder"/>
-        </w:category>
-        <w:types>
-          <w:type w:val="bbPlcHdr"/>
-        </w:types>
-        <w:behaviors>
-          <w:behavior w:val="content"/>
-        </w:behaviors>
-        <w:guid w:val="{62E74487-7896-4379-866F-DDD014B4F6F9}"/>
-      </w:docPartPr>
-      <w:docPartBody>
-        <w:p>
-          <w:pPr>
-            <w:pStyle w:val="3EA8289B3FDC4296B4BEC36512F58EC9"/>
-          </w:pPr>
-          <w:r>
-            <w:t>Mitchell</w:t>
-          </w:r>
-        </w:p>
-      </w:docPartBody>
-    </w:docPart>
-    <w:docPart>
-      <w:docPartPr>
-        <w:name w:val="293F0726625642289EDF19F58F224137"/>
-        <w:category>
-          <w:name w:val="General"/>
-          <w:gallery w:val="placeholder"/>
-        </w:category>
-        <w:types>
-          <w:type w:val="bbPlcHdr"/>
-        </w:types>
-        <w:behaviors>
-          <w:behavior w:val="content"/>
-        </w:behaviors>
-        <w:guid w:val="{3C7D20FB-8F75-4832-8442-EF2B23409FD3}"/>
-      </w:docPartPr>
-      <w:docPartBody>
-        <w:p>
-          <w:pPr>
-            <w:pStyle w:val="293F0726625642289EDF19F58F224137"/>
-          </w:pPr>
-          <w:r>
-            <w:t>CEO</w:t>
-          </w:r>
-        </w:p>
-      </w:docPartBody>
-    </w:docPart>
-    <w:docPart>
-      <w:docPartPr>
-        <w:name w:val="86FBF0420DC749DD9244CDE6258CBDC5"/>
-        <w:category>
-          <w:name w:val="General"/>
-          <w:gallery w:val="placeholder"/>
-        </w:category>
-        <w:types>
-          <w:type w:val="bbPlcHdr"/>
-        </w:types>
-        <w:behaviors>
-          <w:behavior w:val="content"/>
-        </w:behaviors>
-        <w:guid w:val="{518AEB08-7941-409F-B372-8D10DF5238C0}"/>
-      </w:docPartPr>
-      <w:docPartBody>
-        <w:p>
-          <w:pPr>
-            <w:pStyle w:val="86FBF0420DC749DD9244CDE6258CBDC5"/>
-          </w:pPr>
-          <w:r>
-            <w:t>VanArsdel, Ltd.</w:t>
-          </w:r>
-        </w:p>
-      </w:docPartBody>
-    </w:docPart>
-    <w:docPart>
-      <w:docPartPr>
-        <w:name w:val="EACBC6A24EB24CF7BE7E1BBB80629001"/>
-        <w:category>
-          <w:name w:val="General"/>
-          <w:gallery w:val="placeholder"/>
-        </w:category>
-        <w:types>
-          <w:type w:val="bbPlcHdr"/>
-        </w:types>
-        <w:behaviors>
-          <w:behavior w:val="content"/>
-        </w:behaviors>
-        <w:guid w:val="{96C029AD-2C1C-436D-852B-F024DF4154DC}"/>
-      </w:docPartPr>
-      <w:docPartBody>
-        <w:p>
-          <w:pPr>
-            <w:pStyle w:val="EACBC6A24EB24CF7BE7E1BBB80629001"/>
-          </w:pPr>
-          <w:r>
-            <w:t>5678 Main St. New York, NY 90210</w:t>
-          </w:r>
-        </w:p>
-      </w:docPartBody>
-    </w:docPart>
-    <w:docPart>
-      <w:docPartPr>
-        <w:name w:val="779F4FAD6EE747E89AC1EC4E53674869"/>
-        <w:category>
-          <w:name w:val="General"/>
-          <w:gallery w:val="placeholder"/>
-        </w:category>
-        <w:types>
-          <w:type w:val="bbPlcHdr"/>
-        </w:types>
-        <w:behaviors>
-          <w:behavior w:val="content"/>
-        </w:behaviors>
-        <w:guid w:val="{C56AED6E-6AF1-4B1F-B23C-F5676F8C965E}"/>
-      </w:docPartPr>
-      <w:docPartBody>
-        <w:p>
-          <w:pPr>
-            <w:pStyle w:val="779F4FAD6EE747E89AC1EC4E53674869"/>
-          </w:pPr>
-          <w:r>
-            <w:t>212-555-0199</w:t>
-          </w:r>
-        </w:p>
-      </w:docPartBody>
-    </w:docPart>
-    <w:docPart>
-      <w:docPartPr>
-        <w:name w:val="D31342C27B704DDC8C9F1D76C7AC3499"/>
-        <w:category>
-          <w:name w:val="General"/>
-          <w:gallery w:val="placeholder"/>
-        </w:category>
-        <w:types>
-          <w:type w:val="bbPlcHdr"/>
-        </w:types>
-        <w:behaviors>
-          <w:behavior w:val="content"/>
-        </w:behaviors>
-        <w:guid w:val="{FA2D371C-6D58-47B7-8784-23E089185DCF}"/>
-      </w:docPartPr>
-      <w:docPartBody>
-        <w:p>
-          <w:pPr>
-            <w:pStyle w:val="D31342C27B704DDC8C9F1D76C7AC3499"/>
-          </w:pPr>
-          <w:r>
-            <w:t>www.vanarsdelltd.com</w:t>
-          </w:r>
-        </w:p>
-      </w:docPartBody>
-    </w:docPart>
-    <w:docPart>
-      <w:docPartPr>
-        <w:name w:val="648D94EBB8BC42E8B4483A15800643E6"/>
-        <w:category>
-          <w:name w:val="General"/>
-          <w:gallery w:val="placeholder"/>
-        </w:category>
-        <w:types>
-          <w:type w:val="bbPlcHdr"/>
-        </w:types>
-        <w:behaviors>
-          <w:behavior w:val="content"/>
-        </w:behaviors>
-        <w:guid w:val="{4CDADA13-5D75-4A71-A79C-961190A88CB9}"/>
-      </w:docPartPr>
-      <w:docPartBody>
-        <w:p>
-          <w:pPr>
-            <w:pStyle w:val="648D94EBB8BC42E8B4483A15800643E6"/>
-          </w:pPr>
-          <w:r>
-            <w:t>jordan@vanarsdelltd.com</w:t>
-          </w:r>
-        </w:p>
-      </w:docPartBody>
-    </w:docPart>
-    <w:docPart>
-      <w:docPartPr>
-        <w:name w:val="FCCBBE2BB51F4B5A8C392E5893F59D5E"/>
-        <w:category>
-          <w:name w:val="General"/>
-          <w:gallery w:val="placeholder"/>
-        </w:category>
-        <w:types>
-          <w:type w:val="bbPlcHdr"/>
-        </w:types>
-        <w:behaviors>
-          <w:behavior w:val="content"/>
-        </w:behaviors>
-        <w:guid w:val="{F9CDB5A3-0CF5-40B1-8895-5AE40C765A4D}"/>
-      </w:docPartPr>
-      <w:docPartBody>
-        <w:p>
-          <w:pPr>
-            <w:pStyle w:val="FCCBBE2BB51F4B5A8C392E5893F59D5E"/>
-          </w:pPr>
-          <w:r>
-            <w:t>Jordan</w:t>
-          </w:r>
-        </w:p>
-      </w:docPartBody>
-    </w:docPart>
-    <w:docPart>
-      <w:docPartPr>
-        <w:name w:val="7DF73B1E6E264FF5B6FCA4F0B732F08E"/>
-        <w:category>
-          <w:name w:val="General"/>
-          <w:gallery w:val="placeholder"/>
-        </w:category>
-        <w:types>
-          <w:type w:val="bbPlcHdr"/>
-        </w:types>
-        <w:behaviors>
-          <w:behavior w:val="content"/>
-        </w:behaviors>
-        <w:guid w:val="{2628EEA5-424D-42A7-A38C-DA4183E176DD}"/>
-      </w:docPartPr>
-      <w:docPartBody>
-        <w:p>
-          <w:pPr>
-            <w:pStyle w:val="7DF73B1E6E264FF5B6FCA4F0B732F08E"/>
-          </w:pPr>
-          <w:r>
-            <w:t>Mitchell</w:t>
-          </w:r>
-        </w:p>
-      </w:docPartBody>
-    </w:docPart>
-    <w:docPart>
-      <w:docPartPr>
-        <w:name w:val="1778DA91745D4E4C99F1166CE2A4275B"/>
-        <w:category>
-          <w:name w:val="General"/>
-          <w:gallery w:val="placeholder"/>
-        </w:category>
-        <w:types>
-          <w:type w:val="bbPlcHdr"/>
-        </w:types>
-        <w:behaviors>
-          <w:behavior w:val="content"/>
-        </w:behaviors>
-        <w:guid w:val="{724ED515-16E5-4FE8-BF14-B26C29AF7D54}"/>
-      </w:docPartPr>
-      <w:docPartBody>
-        <w:p>
-          <w:pPr>
-            <w:pStyle w:val="1778DA91745D4E4C99F1166CE2A4275B"/>
-          </w:pPr>
-          <w:r>
-            <w:t>CEO</w:t>
-          </w:r>
-        </w:p>
-      </w:docPartBody>
-    </w:docPart>
-    <w:docPart>
-      <w:docPartPr>
-        <w:name w:val="982F8F8EFED74D9A8FD9225BD3576EDC"/>
-        <w:category>
-          <w:name w:val="General"/>
-          <w:gallery w:val="placeholder"/>
-        </w:category>
-        <w:types>
-          <w:type w:val="bbPlcHdr"/>
-        </w:types>
-        <w:behaviors>
-          <w:behavior w:val="content"/>
-        </w:behaviors>
-        <w:guid w:val="{0CB3BB39-1B0C-4C94-98DF-0623187F2E4C}"/>
-      </w:docPartPr>
-      <w:docPartBody>
-        <w:p>
-          <w:pPr>
-            <w:pStyle w:val="982F8F8EFED74D9A8FD9225BD3576EDC"/>
-          </w:pPr>
-          <w:r>
-            <w:t>VanArsdel, Ltd.</w:t>
-          </w:r>
-        </w:p>
-      </w:docPartBody>
-    </w:docPart>
-    <w:docPart>
-      <w:docPartPr>
-        <w:name w:val="BB8B138420B3440C8D64EFEE9A96CF09"/>
-        <w:category>
-          <w:name w:val="General"/>
-          <w:gallery w:val="placeholder"/>
-        </w:category>
-        <w:types>
-          <w:type w:val="bbPlcHdr"/>
-        </w:types>
-        <w:behaviors>
-          <w:behavior w:val="content"/>
-        </w:behaviors>
-        <w:guid w:val="{0E907D64-695E-4A14-B9AB-3CFD7F253939}"/>
-      </w:docPartPr>
-      <w:docPartBody>
-        <w:p>
-          <w:pPr>
-            <w:pStyle w:val="BB8B138420B3440C8D64EFEE9A96CF09"/>
-          </w:pPr>
-          <w:r>
-            <w:t>5678 Main St. New York, NY 90210</w:t>
-          </w:r>
-        </w:p>
-      </w:docPartBody>
-    </w:docPart>
-    <w:docPart>
-      <w:docPartPr>
-        <w:name w:val="519916B2A46F406DB909F7CA0DF720F6"/>
-        <w:category>
-          <w:name w:val="General"/>
-          <w:gallery w:val="placeholder"/>
-        </w:category>
-        <w:types>
-          <w:type w:val="bbPlcHdr"/>
-        </w:types>
-        <w:behaviors>
-          <w:behavior w:val="content"/>
-        </w:behaviors>
-        <w:guid w:val="{C510A13E-959A-4F93-AB95-B1A9465B3DCC}"/>
-      </w:docPartPr>
-      <w:docPartBody>
-        <w:p>
-          <w:pPr>
-            <w:pStyle w:val="519916B2A46F406DB909F7CA0DF720F6"/>
-          </w:pPr>
-          <w:r>
-            <w:t>212-555-0199</w:t>
-          </w:r>
-        </w:p>
-      </w:docPartBody>
-    </w:docPart>
-    <w:docPart>
-      <w:docPartPr>
-        <w:name w:val="410F7C2957F74BD6AAA1BFB424EE247B"/>
-        <w:category>
-          <w:name w:val="General"/>
-          <w:gallery w:val="placeholder"/>
-        </w:category>
-        <w:types>
-          <w:type w:val="bbPlcHdr"/>
-        </w:types>
-        <w:behaviors>
-          <w:behavior w:val="content"/>
-        </w:behaviors>
-        <w:guid w:val="{20E86DCD-7A76-4D48-81D0-553A930EB508}"/>
-      </w:docPartPr>
-      <w:docPartBody>
-        <w:p>
-          <w:pPr>
-            <w:pStyle w:val="410F7C2957F74BD6AAA1BFB424EE247B"/>
-          </w:pPr>
-          <w:r>
-            <w:t>www.vanarsdelltd.com</w:t>
-          </w:r>
-        </w:p>
-      </w:docPartBody>
-    </w:docPart>
-    <w:docPart>
-      <w:docPartPr>
-        <w:name w:val="49CF99F9BB6B4A8CB615FD1953A26332"/>
-        <w:category>
-          <w:name w:val="General"/>
-          <w:gallery w:val="placeholder"/>
-        </w:category>
-        <w:types>
-          <w:type w:val="bbPlcHdr"/>
-        </w:types>
-        <w:behaviors>
-          <w:behavior w:val="content"/>
-        </w:behaviors>
-        <w:guid w:val="{89605D75-5CCB-4327-B3B3-6410EE46B82D}"/>
-      </w:docPartPr>
-      <w:docPartBody>
-        <w:p>
-          <w:pPr>
-            <w:pStyle w:val="49CF99F9BB6B4A8CB615FD1953A26332"/>
-          </w:pPr>
-          <w:r>
-            <w:t>jordan@vanarsdelltd.com</w:t>
-          </w:r>
-        </w:p>
-      </w:docPartBody>
-    </w:docPart>
-    <w:docPart>
-      <w:docPartPr>
-        <w:name w:val="46CC8B5208C848448F39B232F4972A0D"/>
-        <w:category>
-          <w:name w:val="General"/>
-          <w:gallery w:val="placeholder"/>
-        </w:category>
-        <w:types>
-          <w:type w:val="bbPlcHdr"/>
-        </w:types>
-        <w:behaviors>
-          <w:behavior w:val="content"/>
-        </w:behaviors>
-        <w:guid w:val="{1D71ECA5-4E05-40DA-BEB9-846CC9D94CCF}"/>
-      </w:docPartPr>
-      <w:docPartBody>
-        <w:p>
-          <w:pPr>
-            <w:pStyle w:val="46CC8B5208C848448F39B232F4972A0D"/>
-          </w:pPr>
-          <w:r>
-            <w:t>Jordan</w:t>
-          </w:r>
-        </w:p>
-      </w:docPartBody>
-    </w:docPart>
-    <w:docPart>
-      <w:docPartPr>
-        <w:name w:val="0ED3666475A043299B5DE57BF868B0D2"/>
-        <w:category>
-          <w:name w:val="General"/>
-          <w:gallery w:val="placeholder"/>
-        </w:category>
-        <w:types>
-          <w:type w:val="bbPlcHdr"/>
-        </w:types>
-        <w:behaviors>
-          <w:behavior w:val="content"/>
-        </w:behaviors>
-        <w:guid w:val="{B82D8D47-D718-45B8-A94A-6C2A88B0F3C2}"/>
-      </w:docPartPr>
-      <w:docPartBody>
-        <w:p>
-          <w:pPr>
-            <w:pStyle w:val="0ED3666475A043299B5DE57BF868B0D2"/>
-          </w:pPr>
-          <w:r>
-            <w:t>Mitchell</w:t>
-          </w:r>
-        </w:p>
-      </w:docPartBody>
-    </w:docPart>
-    <w:docPart>
-      <w:docPartPr>
-        <w:name w:val="0C0B33873FF341FEA76F25916C9CDF40"/>
-        <w:category>
-          <w:name w:val="General"/>
-          <w:gallery w:val="placeholder"/>
-        </w:category>
-        <w:types>
-          <w:type w:val="bbPlcHdr"/>
-        </w:types>
-        <w:behaviors>
-          <w:behavior w:val="content"/>
-        </w:behaviors>
-        <w:guid w:val="{134A90C8-30A9-4F4F-915A-C296F7CB1729}"/>
-      </w:docPartPr>
-      <w:docPartBody>
-        <w:p>
-          <w:pPr>
-            <w:pStyle w:val="0C0B33873FF341FEA76F25916C9CDF40"/>
-          </w:pPr>
-          <w:r>
-            <w:t>CEO</w:t>
-          </w:r>
-        </w:p>
-      </w:docPartBody>
-    </w:docPart>
-    <w:docPart>
-      <w:docPartPr>
-        <w:name w:val="2289B19EFE8B48749D5CC9CBF739FBB3"/>
-        <w:category>
-          <w:name w:val="General"/>
-          <w:gallery w:val="placeholder"/>
-        </w:category>
-        <w:types>
-          <w:type w:val="bbPlcHdr"/>
-        </w:types>
-        <w:behaviors>
-          <w:behavior w:val="content"/>
-        </w:behaviors>
-        <w:guid w:val="{B90F4F53-D553-436E-93A5-CCD31AC989EE}"/>
-      </w:docPartPr>
-      <w:docPartBody>
-        <w:p>
-          <w:pPr>
-            <w:pStyle w:val="2289B19EFE8B48749D5CC9CBF739FBB3"/>
-          </w:pPr>
-          <w:r>
-            <w:t>VanArsdel, Ltd.</w:t>
-          </w:r>
-        </w:p>
-      </w:docPartBody>
-    </w:docPart>
-    <w:docPart>
-      <w:docPartPr>
-        <w:name w:val="C824A297F8AB4188B8BB0356E0375B92"/>
-        <w:category>
-          <w:name w:val="General"/>
-          <w:gallery w:val="placeholder"/>
-        </w:category>
-        <w:types>
-          <w:type w:val="bbPlcHdr"/>
-        </w:types>
-        <w:behaviors>
-          <w:behavior w:val="content"/>
-        </w:behaviors>
-        <w:guid w:val="{B1547F51-3DEF-4C3C-A040-9D8A8FC40504}"/>
-      </w:docPartPr>
-      <w:docPartBody>
-        <w:p>
-          <w:pPr>
-            <w:pStyle w:val="C824A297F8AB4188B8BB0356E0375B92"/>
-          </w:pPr>
-          <w:r>
-            <w:t>5678 Main St. New York, NY 90210</w:t>
-          </w:r>
-        </w:p>
-      </w:docPartBody>
-    </w:docPart>
-    <w:docPart>
-      <w:docPartPr>
-        <w:name w:val="7EE8811DDA5D48A885F64A7B501B2A2B"/>
-        <w:category>
-          <w:name w:val="General"/>
-          <w:gallery w:val="placeholder"/>
-        </w:category>
-        <w:types>
-          <w:type w:val="bbPlcHdr"/>
-        </w:types>
-        <w:behaviors>
-          <w:behavior w:val="content"/>
-        </w:behaviors>
-        <w:guid w:val="{12459DD9-87B7-4FF3-852E-DC6212B049FE}"/>
-      </w:docPartPr>
-      <w:docPartBody>
-        <w:p>
-          <w:pPr>
-            <w:pStyle w:val="7EE8811DDA5D48A885F64A7B501B2A2B"/>
-          </w:pPr>
-          <w:r>
-            <w:t>212-555-0199</w:t>
-          </w:r>
-        </w:p>
-      </w:docPartBody>
-    </w:docPart>
-    <w:docPart>
-      <w:docPartPr>
-        <w:name w:val="ABA090DCC3EC49DD810C573F8BA0BEE5"/>
-        <w:category>
-          <w:name w:val="General"/>
-          <w:gallery w:val="placeholder"/>
-        </w:category>
-        <w:types>
-          <w:type w:val="bbPlcHdr"/>
-        </w:types>
-        <w:behaviors>
-          <w:behavior w:val="content"/>
-        </w:behaviors>
-        <w:guid w:val="{230EBBBF-249F-425F-B318-545080817339}"/>
-      </w:docPartPr>
-      <w:docPartBody>
-        <w:p>
-          <w:pPr>
-            <w:pStyle w:val="ABA090DCC3EC49DD810C573F8BA0BEE5"/>
-          </w:pPr>
-          <w:r>
-            <w:t>www.vanarsdelltd.com</w:t>
-          </w:r>
-        </w:p>
-      </w:docPartBody>
-    </w:docPart>
-    <w:docPart>
-      <w:docPartPr>
-        <w:name w:val="9B3E4BA515314E629321867EFAF40280"/>
-        <w:category>
-          <w:name w:val="General"/>
-          <w:gallery w:val="placeholder"/>
-        </w:category>
-        <w:types>
-          <w:type w:val="bbPlcHdr"/>
-        </w:types>
-        <w:behaviors>
-          <w:behavior w:val="content"/>
-        </w:behaviors>
-        <w:guid w:val="{BAF17E27-1E0C-47E7-B7AE-BCEAA8676828}"/>
-      </w:docPartPr>
-      <w:docPartBody>
-        <w:p>
-          <w:pPr>
-            <w:pStyle w:val="9B3E4BA515314E629321867EFAF40280"/>
-          </w:pPr>
-          <w:r>
-            <w:t>jordan@vanarsdelltd.com</w:t>
-          </w:r>
-        </w:p>
-      </w:docPartBody>
-    </w:docPart>
-    <w:docPart>
-      <w:docPartPr>
-        <w:name w:val="E238931D328840BB88A1C153C99801D1"/>
-        <w:category>
-          <w:name w:val="General"/>
-          <w:gallery w:val="placeholder"/>
-        </w:category>
-        <w:types>
-          <w:type w:val="bbPlcHdr"/>
-        </w:types>
-        <w:behaviors>
-          <w:behavior w:val="content"/>
-        </w:behaviors>
-        <w:guid w:val="{F5488975-C42D-406E-A628-4F86E799D951}"/>
-      </w:docPartPr>
-      <w:docPartBody>
-        <w:p>
-          <w:pPr>
-            <w:pStyle w:val="E238931D328840BB88A1C153C99801D1"/>
-          </w:pPr>
-          <w:r>
-            <w:t>Jordan</w:t>
-          </w:r>
-        </w:p>
-      </w:docPartBody>
-    </w:docPart>
-    <w:docPart>
-      <w:docPartPr>
-        <w:name w:val="F2A136457E37415F9629E00BC72F7B22"/>
-        <w:category>
-          <w:name w:val="General"/>
-          <w:gallery w:val="placeholder"/>
-        </w:category>
-        <w:types>
-          <w:type w:val="bbPlcHdr"/>
-        </w:types>
-        <w:behaviors>
-          <w:behavior w:val="content"/>
-        </w:behaviors>
-        <w:guid w:val="{3D620DC7-9D26-4368-A0EA-FB917D5A2EF7}"/>
-      </w:docPartPr>
-      <w:docPartBody>
-        <w:p>
-          <w:pPr>
-            <w:pStyle w:val="F2A136457E37415F9629E00BC72F7B22"/>
-          </w:pPr>
-          <w:r>
-            <w:t>Mitchell</w:t>
-          </w:r>
-        </w:p>
-      </w:docPartBody>
-    </w:docPart>
-    <w:docPart>
-      <w:docPartPr>
-        <w:name w:val="52315A632FAE4CD6846E4F1E7DC0CFB7"/>
-        <w:category>
-          <w:name w:val="General"/>
-          <w:gallery w:val="placeholder"/>
-        </w:category>
-        <w:types>
-          <w:type w:val="bbPlcHdr"/>
-        </w:types>
-        <w:behaviors>
-          <w:behavior w:val="content"/>
-        </w:behaviors>
-        <w:guid w:val="{9BFDC520-AA13-4E50-B625-DCD7AD6B3C53}"/>
-      </w:docPartPr>
-      <w:docPartBody>
-        <w:p>
-          <w:pPr>
-            <w:pStyle w:val="52315A632FAE4CD6846E4F1E7DC0CFB7"/>
-          </w:pPr>
-          <w:r>
-            <w:t>CEO</w:t>
-          </w:r>
-        </w:p>
-      </w:docPartBody>
-    </w:docPart>
-    <w:docPart>
-      <w:docPartPr>
-        <w:name w:val="927F1D6E873640C1BACFB73DA88CEED9"/>
-        <w:category>
-          <w:name w:val="General"/>
-          <w:gallery w:val="placeholder"/>
-        </w:category>
-        <w:types>
-          <w:type w:val="bbPlcHdr"/>
-        </w:types>
-        <w:behaviors>
-          <w:behavior w:val="content"/>
-        </w:behaviors>
-        <w:guid w:val="{33292DBF-8927-4C22-92BC-C65B0C797FFB}"/>
-      </w:docPartPr>
-      <w:docPartBody>
-        <w:p>
-          <w:pPr>
-            <w:pStyle w:val="927F1D6E873640C1BACFB73DA88CEED9"/>
-          </w:pPr>
-          <w:r>
-            <w:t>VanArsdel, Ltd.</w:t>
-          </w:r>
-        </w:p>
-      </w:docPartBody>
-    </w:docPart>
-    <w:docPart>
-      <w:docPartPr>
-        <w:name w:val="50DAF8DC8F8F4445A781B667BCCCC809"/>
-        <w:category>
-          <w:name w:val="General"/>
-          <w:gallery w:val="placeholder"/>
-        </w:category>
-        <w:types>
-          <w:type w:val="bbPlcHdr"/>
-        </w:types>
-        <w:behaviors>
-          <w:behavior w:val="content"/>
-        </w:behaviors>
-        <w:guid w:val="{7F08572C-AED3-4A90-BB60-8CE8221E4D67}"/>
-      </w:docPartPr>
-      <w:docPartBody>
-        <w:p>
-          <w:pPr>
-            <w:pStyle w:val="50DAF8DC8F8F4445A781B667BCCCC809"/>
-          </w:pPr>
-          <w:r>
-            <w:t>5678 Main St. New York, NY 90210</w:t>
-          </w:r>
-        </w:p>
-      </w:docPartBody>
-    </w:docPart>
-    <w:docPart>
-      <w:docPartPr>
-        <w:name w:val="4F145667B8CB488EAFB45055E9B31884"/>
-        <w:category>
-          <w:name w:val="General"/>
-          <w:gallery w:val="placeholder"/>
-        </w:category>
-        <w:types>
-          <w:type w:val="bbPlcHdr"/>
-        </w:types>
-        <w:behaviors>
-          <w:behavior w:val="content"/>
-        </w:behaviors>
-        <w:guid w:val="{8556DEF1-C7CB-47EE-81EA-3CF383973F6F}"/>
-      </w:docPartPr>
-      <w:docPartBody>
-        <w:p>
-          <w:pPr>
-            <w:pStyle w:val="4F145667B8CB488EAFB45055E9B31884"/>
-          </w:pPr>
-          <w:r>
-            <w:t>212-555-0199</w:t>
-          </w:r>
-        </w:p>
-      </w:docPartBody>
-    </w:docPart>
-    <w:docPart>
-      <w:docPartPr>
-        <w:name w:val="1AE9E8422332415EA1C5DA858CD39949"/>
-        <w:category>
-          <w:name w:val="General"/>
-          <w:gallery w:val="placeholder"/>
-        </w:category>
-        <w:types>
-          <w:type w:val="bbPlcHdr"/>
-        </w:types>
-        <w:behaviors>
-          <w:behavior w:val="content"/>
-        </w:behaviors>
-        <w:guid w:val="{EC94B6EC-5C50-4B8C-BF16-DC518FA9E83D}"/>
-      </w:docPartPr>
-      <w:docPartBody>
-        <w:p>
-          <w:pPr>
-            <w:pStyle w:val="1AE9E8422332415EA1C5DA858CD39949"/>
-          </w:pPr>
-          <w:r>
-            <w:t>www.vanarsdelltd.com</w:t>
-          </w:r>
-        </w:p>
-      </w:docPartBody>
-    </w:docPart>
-    <w:docPart>
-      <w:docPartPr>
-        <w:name w:val="AD8FC7B9AD1C4EDB8064FCEF8F1F334C"/>
-        <w:category>
-          <w:name w:val="General"/>
-          <w:gallery w:val="placeholder"/>
-        </w:category>
-        <w:types>
-          <w:type w:val="bbPlcHdr"/>
-        </w:types>
-        <w:behaviors>
-          <w:behavior w:val="content"/>
-        </w:behaviors>
-        <w:guid w:val="{80C46FC2-592E-45C3-B405-DC0B6FEDF602}"/>
-      </w:docPartPr>
-      <w:docPartBody>
-        <w:p>
-          <w:pPr>
-            <w:pStyle w:val="AD8FC7B9AD1C4EDB8064FCEF8F1F334C"/>
-          </w:pPr>
-          <w:r>
-            <w:t>jordan@vanarsdelltd.com</w:t>
-          </w:r>
-        </w:p>
-      </w:docPartBody>
-    </w:docPart>
-    <w:docPart>
-      <w:docPartPr>
-        <w:name w:val="DC9AB480A3B34367A308FB2CF4721483"/>
-        <w:category>
-          <w:name w:val="General"/>
-          <w:gallery w:val="placeholder"/>
-        </w:category>
-        <w:types>
-          <w:type w:val="bbPlcHdr"/>
-        </w:types>
-        <w:behaviors>
-          <w:behavior w:val="content"/>
-        </w:behaviors>
-        <w:guid w:val="{EF46DC00-67C3-4F69-B106-34938F94131D}"/>
-      </w:docPartPr>
-      <w:docPartBody>
-        <w:p>
-          <w:pPr>
-            <w:pStyle w:val="DC9AB480A3B34367A308FB2CF4721483"/>
-          </w:pPr>
-          <w:r>
-            <w:t>Jordan</w:t>
-          </w:r>
-        </w:p>
-      </w:docPartBody>
-    </w:docPart>
-    <w:docPart>
-      <w:docPartPr>
-        <w:name w:val="FA33EFDA7411411382F0EDD7F252062D"/>
-        <w:category>
-          <w:name w:val="General"/>
-          <w:gallery w:val="placeholder"/>
-        </w:category>
-        <w:types>
-          <w:type w:val="bbPlcHdr"/>
-        </w:types>
-        <w:behaviors>
-          <w:behavior w:val="content"/>
-        </w:behaviors>
-        <w:guid w:val="{C50F19D0-106B-4629-AA3B-BACF3FCC31B7}"/>
-      </w:docPartPr>
-      <w:docPartBody>
-        <w:p>
-          <w:pPr>
-            <w:pStyle w:val="FA33EFDA7411411382F0EDD7F252062D"/>
-          </w:pPr>
-          <w:r>
-            <w:t>Mitchell</w:t>
-          </w:r>
-        </w:p>
-      </w:docPartBody>
-    </w:docPart>
-    <w:docPart>
-      <w:docPartPr>
-        <w:name w:val="30CB782213EE47D29EA1B78CB058AB7D"/>
-        <w:category>
-          <w:name w:val="General"/>
-          <w:gallery w:val="placeholder"/>
-        </w:category>
-        <w:types>
-          <w:type w:val="bbPlcHdr"/>
-        </w:types>
-        <w:behaviors>
-          <w:behavior w:val="content"/>
-        </w:behaviors>
-        <w:guid w:val="{BC402BE4-8F05-4617-B1A9-9A4643A2A47C}"/>
-      </w:docPartPr>
-      <w:docPartBody>
-        <w:p>
-          <w:pPr>
-            <w:pStyle w:val="30CB782213EE47D29EA1B78CB058AB7D"/>
-          </w:pPr>
-          <w:r>
-            <w:t>CEO</w:t>
-          </w:r>
-        </w:p>
-      </w:docPartBody>
-    </w:docPart>
-    <w:docPart>
-      <w:docPartPr>
-        <w:name w:val="7A0C10046AAF428A9191395E6FED5BC5"/>
-        <w:category>
-          <w:name w:val="General"/>
-          <w:gallery w:val="placeholder"/>
-        </w:category>
-        <w:types>
-          <w:type w:val="bbPlcHdr"/>
-        </w:types>
-        <w:behaviors>
-          <w:behavior w:val="content"/>
-        </w:behaviors>
-        <w:guid w:val="{EEB73DD1-4C9E-485E-9A76-467D3E3615C5}"/>
-      </w:docPartPr>
-      <w:docPartBody>
-        <w:p>
-          <w:pPr>
-            <w:pStyle w:val="7A0C10046AAF428A9191395E6FED5BC5"/>
-          </w:pPr>
-          <w:r>
-            <w:t>VanArsdel, Ltd.</w:t>
-          </w:r>
-        </w:p>
-      </w:docPartBody>
-    </w:docPart>
-    <w:docPart>
-      <w:docPartPr>
-        <w:name w:val="E2E1FFEB17104764AA7796DF0842EB7D"/>
-        <w:category>
-          <w:name w:val="General"/>
-          <w:gallery w:val="placeholder"/>
-        </w:category>
-        <w:types>
-          <w:type w:val="bbPlcHdr"/>
-        </w:types>
-        <w:behaviors>
-          <w:behavior w:val="content"/>
-        </w:behaviors>
-        <w:guid w:val="{E4D2369C-8035-476C-AD4A-8F86223DB8E2}"/>
-      </w:docPartPr>
-      <w:docPartBody>
-        <w:p>
-          <w:pPr>
-            <w:pStyle w:val="E2E1FFEB17104764AA7796DF0842EB7D"/>
-          </w:pPr>
-          <w:r>
-            <w:t>5678 Main St. New York, NY 90210</w:t>
-          </w:r>
-        </w:p>
-      </w:docPartBody>
-    </w:docPart>
-    <w:docPart>
-      <w:docPartPr>
-        <w:name w:val="0E3E6F7B97E847608BDFC3F944B6F0D0"/>
-        <w:category>
-          <w:name w:val="General"/>
-          <w:gallery w:val="placeholder"/>
-        </w:category>
-        <w:types>
-          <w:type w:val="bbPlcHdr"/>
-        </w:types>
-        <w:behaviors>
-          <w:behavior w:val="content"/>
-        </w:behaviors>
-        <w:guid w:val="{469A98CC-B6D3-4D99-A80C-D86C24E6263F}"/>
-      </w:docPartPr>
-      <w:docPartBody>
-        <w:p>
-          <w:pPr>
-            <w:pStyle w:val="0E3E6F7B97E847608BDFC3F944B6F0D0"/>
-          </w:pPr>
-          <w:r>
-            <w:t>212-555-0199</w:t>
-          </w:r>
-        </w:p>
-      </w:docPartBody>
-    </w:docPart>
-    <w:docPart>
-      <w:docPartPr>
-        <w:name w:val="9FBF195C69D44EE393D75184F5B3DA2D"/>
-        <w:category>
-          <w:name w:val="General"/>
-          <w:gallery w:val="placeholder"/>
-        </w:category>
-        <w:types>
-          <w:type w:val="bbPlcHdr"/>
-        </w:types>
-        <w:behaviors>
-          <w:behavior w:val="content"/>
-        </w:behaviors>
-        <w:guid w:val="{003D2FA5-76DD-47A1-BE68-8A366B05DF9E}"/>
-      </w:docPartPr>
-      <w:docPartBody>
-        <w:p>
-          <w:pPr>
-            <w:pStyle w:val="9FBF195C69D44EE393D75184F5B3DA2D"/>
-          </w:pPr>
-          <w:r>
-            <w:t>www.vanarsdelltd.com</w:t>
-          </w:r>
-        </w:p>
-      </w:docPartBody>
-    </w:docPart>
-    <w:docPart>
-      <w:docPartPr>
-        <w:name w:val="184D7BA2F4BB44978A2EF70FAD588A5D"/>
-        <w:category>
-          <w:name w:val="General"/>
-          <w:gallery w:val="placeholder"/>
-        </w:category>
-        <w:types>
-          <w:type w:val="bbPlcHdr"/>
-        </w:types>
-        <w:behaviors>
-          <w:behavior w:val="content"/>
-        </w:behaviors>
-        <w:guid w:val="{BCC939E6-DEAD-41F1-A7DC-B9BAFBA40A7C}"/>
-      </w:docPartPr>
-      <w:docPartBody>
-        <w:p>
-          <w:pPr>
-            <w:pStyle w:val="184D7BA2F4BB44978A2EF70FAD588A5D"/>
-          </w:pPr>
-          <w:r>
-            <w:t>jordan@vanarsdelltd.com</w:t>
-          </w:r>
-        </w:p>
-      </w:docPartBody>
-    </w:docPart>
-    <w:docPart>
-      <w:docPartPr>
-        <w:name w:val="9D0D2991FE1E4AD7A7F983FAB213D41B"/>
-        <w:category>
-          <w:name w:val="General"/>
-          <w:gallery w:val="placeholder"/>
-        </w:category>
-        <w:types>
-          <w:type w:val="bbPlcHdr"/>
-        </w:types>
-        <w:behaviors>
-          <w:behavior w:val="content"/>
-        </w:behaviors>
-        <w:guid w:val="{073FE097-44E4-49BF-A5DC-81E37A951CAF}"/>
-      </w:docPartPr>
-      <w:docPartBody>
-        <w:p>
-          <w:pPr>
-            <w:pStyle w:val="9D0D2991FE1E4AD7A7F983FAB213D41B"/>
-          </w:pPr>
-          <w:r>
-            <w:t>Jordan</w:t>
-          </w:r>
-        </w:p>
-      </w:docPartBody>
-    </w:docPart>
-    <w:docPart>
-      <w:docPartPr>
-        <w:name w:val="A51E30FD8F834B10BE8B62373D11B4D1"/>
-        <w:category>
-          <w:name w:val="General"/>
-          <w:gallery w:val="placeholder"/>
-        </w:category>
-        <w:types>
-          <w:type w:val="bbPlcHdr"/>
-        </w:types>
-        <w:behaviors>
-          <w:behavior w:val="content"/>
-        </w:behaviors>
-        <w:guid w:val="{01CECADB-7BD4-46B9-B85A-AD2D0F80C1A8}"/>
-      </w:docPartPr>
-      <w:docPartBody>
-        <w:p>
-          <w:pPr>
-            <w:pStyle w:val="A51E30FD8F834B10BE8B62373D11B4D1"/>
-          </w:pPr>
-          <w:r>
-            <w:t>Mitchell</w:t>
-          </w:r>
-        </w:p>
-      </w:docPartBody>
-    </w:docPart>
-    <w:docPart>
-      <w:docPartPr>
-        <w:name w:val="4721BC3660774B6C8E6260FD106B39A4"/>
-        <w:category>
-          <w:name w:val="General"/>
-          <w:gallery w:val="placeholder"/>
-        </w:category>
-        <w:types>
-          <w:type w:val="bbPlcHdr"/>
-        </w:types>
-        <w:behaviors>
-          <w:behavior w:val="content"/>
-        </w:behaviors>
-        <w:guid w:val="{120A1E37-AE27-425E-BD98-78F057B17B47}"/>
-      </w:docPartPr>
-      <w:docPartBody>
-        <w:p>
-          <w:pPr>
-            <w:pStyle w:val="4721BC3660774B6C8E6260FD106B39A4"/>
-          </w:pPr>
-          <w:r>
-            <w:t>CEO</w:t>
-          </w:r>
-        </w:p>
-      </w:docPartBody>
-    </w:docPart>
-    <w:docPart>
-      <w:docPartPr>
-        <w:name w:val="6A1F74CBA94D4EA492049C2B8EA44758"/>
-        <w:category>
-          <w:name w:val="General"/>
-          <w:gallery w:val="placeholder"/>
-        </w:category>
-        <w:types>
-          <w:type w:val="bbPlcHdr"/>
-        </w:types>
-        <w:behaviors>
-          <w:behavior w:val="content"/>
-        </w:behaviors>
-        <w:guid w:val="{95582970-5D8C-4A62-88AB-78D697BECE4D}"/>
-      </w:docPartPr>
-      <w:docPartBody>
-        <w:p>
-          <w:pPr>
-            <w:pStyle w:val="6A1F74CBA94D4EA492049C2B8EA44758"/>
-          </w:pPr>
-          <w:r>
-            <w:t>VanArsdel, Ltd.</w:t>
-          </w:r>
-        </w:p>
-      </w:docPartBody>
-    </w:docPart>
-    <w:docPart>
-      <w:docPartPr>
-        <w:name w:val="11338B86131B4EA7B21960F25971D908"/>
-        <w:category>
-          <w:name w:val="General"/>
-          <w:gallery w:val="placeholder"/>
-        </w:category>
-        <w:types>
-          <w:type w:val="bbPlcHdr"/>
-        </w:types>
-        <w:behaviors>
-          <w:behavior w:val="content"/>
-        </w:behaviors>
-        <w:guid w:val="{501D749B-FC56-47D6-97B1-C38448B774B8}"/>
-      </w:docPartPr>
-      <w:docPartBody>
-        <w:p>
-          <w:pPr>
-            <w:pStyle w:val="11338B86131B4EA7B21960F25971D908"/>
-          </w:pPr>
-          <w:r>
-            <w:t>5678 Main St. New York, NY 90210</w:t>
-          </w:r>
-        </w:p>
-      </w:docPartBody>
-    </w:docPart>
-    <w:docPart>
-      <w:docPartPr>
-        <w:name w:val="5CF0A4ABC6D74109A22DECC69C4B14FD"/>
-        <w:category>
-          <w:name w:val="General"/>
-          <w:gallery w:val="placeholder"/>
-        </w:category>
-        <w:types>
-          <w:type w:val="bbPlcHdr"/>
-        </w:types>
-        <w:behaviors>
-          <w:behavior w:val="content"/>
-        </w:behaviors>
-        <w:guid w:val="{9B098780-56EB-4545-9FF5-0DD756449EC2}"/>
-      </w:docPartPr>
-      <w:docPartBody>
-        <w:p>
-          <w:pPr>
-            <w:pStyle w:val="5CF0A4ABC6D74109A22DECC69C4B14FD"/>
-          </w:pPr>
-          <w:r>
-            <w:t>212-555-0199</w:t>
-          </w:r>
-        </w:p>
-      </w:docPartBody>
-    </w:docPart>
-    <w:docPart>
-      <w:docPartPr>
-        <w:name w:val="44F139F007CA40DEB5E944E47672A043"/>
-        <w:category>
-          <w:name w:val="General"/>
-          <w:gallery w:val="placeholder"/>
-        </w:category>
-        <w:types>
-          <w:type w:val="bbPlcHdr"/>
-        </w:types>
-        <w:behaviors>
-          <w:behavior w:val="content"/>
-        </w:behaviors>
-        <w:guid w:val="{4D68EDF2-F2E7-42AC-ABE9-79CB2CF7B4DE}"/>
-      </w:docPartPr>
-      <w:docPartBody>
-        <w:p>
-          <w:pPr>
-            <w:pStyle w:val="44F139F007CA40DEB5E944E47672A043"/>
-          </w:pPr>
-          <w:r>
-            <w:t>www.vanarsdelltd.com</w:t>
-          </w:r>
-        </w:p>
-      </w:docPartBody>
-    </w:docPart>
-    <w:docPart>
-      <w:docPartPr>
-        <w:name w:val="2990FF4EB4C64505B0B4FA2CEC05B24E"/>
-        <w:category>
-          <w:name w:val="General"/>
-          <w:gallery w:val="placeholder"/>
-        </w:category>
-        <w:types>
-          <w:type w:val="bbPlcHdr"/>
-        </w:types>
-        <w:behaviors>
-          <w:behavior w:val="content"/>
-        </w:behaviors>
-        <w:guid w:val="{1B1CE711-89CD-4CE0-9EBB-F1E41ADDD8DC}"/>
-      </w:docPartPr>
-      <w:docPartBody>
-        <w:p>
-          <w:pPr>
-            <w:pStyle w:val="2990FF4EB4C64505B0B4FA2CEC05B24E"/>
-          </w:pPr>
-          <w:r>
-            <w:t>jordan@vanarsdelltd.com</w:t>
-          </w:r>
-        </w:p>
-      </w:docPartBody>
-    </w:docPart>
-    <w:docPart>
-      <w:docPartPr>
-        <w:name w:val="EC176B20C892445ABCEC3E2916D3A30E"/>
-        <w:category>
-          <w:name w:val="General"/>
-          <w:gallery w:val="placeholder"/>
-        </w:category>
-        <w:types>
-          <w:type w:val="bbPlcHdr"/>
-        </w:types>
-        <w:behaviors>
-          <w:behavior w:val="content"/>
-        </w:behaviors>
-        <w:guid w:val="{E629BF0C-85E4-4C02-B296-BEA56A47E0E7}"/>
-      </w:docPartPr>
-      <w:docPartBody>
-        <w:p>
-          <w:pPr>
-            <w:pStyle w:val="EC176B20C892445ABCEC3E2916D3A30E"/>
-          </w:pPr>
-          <w:r>
-            <w:t>Jordan</w:t>
-          </w:r>
-        </w:p>
-      </w:docPartBody>
-    </w:docPart>
-    <w:docPart>
-      <w:docPartPr>
-        <w:name w:val="9086C6FE622E48EA982E5C9000EF6D2A"/>
-        <w:category>
-          <w:name w:val="General"/>
-          <w:gallery w:val="placeholder"/>
-        </w:category>
-        <w:types>
-          <w:type w:val="bbPlcHdr"/>
-        </w:types>
-        <w:behaviors>
-          <w:behavior w:val="content"/>
-        </w:behaviors>
-        <w:guid w:val="{BD95D388-F53C-4F26-879E-011B763C8E7A}"/>
-      </w:docPartPr>
-      <w:docPartBody>
-        <w:p>
-          <w:pPr>
-            <w:pStyle w:val="9086C6FE622E48EA982E5C9000EF6D2A"/>
-          </w:pPr>
-          <w:r>
-            <w:t>Mitchell</w:t>
-          </w:r>
-        </w:p>
-      </w:docPartBody>
-    </w:docPart>
-    <w:docPart>
-      <w:docPartPr>
-        <w:name w:val="EC4FE1564DEC44A598984BAE0E95933A"/>
-        <w:category>
-          <w:name w:val="General"/>
-          <w:gallery w:val="placeholder"/>
-        </w:category>
-        <w:types>
-          <w:type w:val="bbPlcHdr"/>
-        </w:types>
-        <w:behaviors>
-          <w:behavior w:val="content"/>
-        </w:behaviors>
-        <w:guid w:val="{F3E529DB-286B-4F26-871B-F2E38D2E86C9}"/>
-      </w:docPartPr>
-      <w:docPartBody>
-        <w:p>
-          <w:pPr>
-            <w:pStyle w:val="EC4FE1564DEC44A598984BAE0E95933A"/>
-          </w:pPr>
-          <w:r>
-            <w:t>CEO</w:t>
-          </w:r>
-        </w:p>
-      </w:docPartBody>
-    </w:docPart>
-    <w:docPart>
-      <w:docPartPr>
-        <w:name w:val="0529060E486846429B3993ABC51D295B"/>
-        <w:category>
-          <w:name w:val="General"/>
-          <w:gallery w:val="placeholder"/>
-        </w:category>
-        <w:types>
-          <w:type w:val="bbPlcHdr"/>
-        </w:types>
-        <w:behaviors>
-          <w:behavior w:val="content"/>
-        </w:behaviors>
-        <w:guid w:val="{D91942A8-1132-4FA1-9113-ED8C1B484800}"/>
-      </w:docPartPr>
-      <w:docPartBody>
-        <w:p>
-          <w:pPr>
-            <w:pStyle w:val="0529060E486846429B3993ABC51D295B"/>
-          </w:pPr>
-          <w:r>
-            <w:t>VanArsdel, Ltd.</w:t>
-          </w:r>
-        </w:p>
-      </w:docPartBody>
-    </w:docPart>
-    <w:docPart>
-      <w:docPartPr>
-        <w:name w:val="6F32E145C502457F9ABD81D9FCFE2498"/>
-        <w:category>
-          <w:name w:val="General"/>
-          <w:gallery w:val="placeholder"/>
-        </w:category>
-        <w:types>
-          <w:type w:val="bbPlcHdr"/>
-        </w:types>
-        <w:behaviors>
-          <w:behavior w:val="content"/>
-        </w:behaviors>
-        <w:guid w:val="{675F285E-1A90-4ADA-87DA-CDDCA2B845CA}"/>
-      </w:docPartPr>
-      <w:docPartBody>
-        <w:p>
-          <w:pPr>
-            <w:pStyle w:val="6F32E145C502457F9ABD81D9FCFE2498"/>
-          </w:pPr>
-          <w:r>
-            <w:t>5678 Main St. New York, NY 90210</w:t>
-          </w:r>
-        </w:p>
-      </w:docPartBody>
-    </w:docPart>
-    <w:docPart>
-      <w:docPartPr>
-        <w:name w:val="FF88F2E269CD4C5B95CFEF799E582107"/>
-        <w:category>
-          <w:name w:val="General"/>
-          <w:gallery w:val="placeholder"/>
-        </w:category>
-        <w:types>
-          <w:type w:val="bbPlcHdr"/>
-        </w:types>
-        <w:behaviors>
-          <w:behavior w:val="content"/>
-        </w:behaviors>
-        <w:guid w:val="{ED325667-4907-40D5-9DD9-CE65424A2FAA}"/>
-      </w:docPartPr>
-      <w:docPartBody>
-        <w:p>
-          <w:pPr>
-            <w:pStyle w:val="FF88F2E269CD4C5B95CFEF799E582107"/>
-          </w:pPr>
-          <w:r>
-            <w:t>212-555-0199</w:t>
-          </w:r>
-        </w:p>
-      </w:docPartBody>
-    </w:docPart>
-    <w:docPart>
-      <w:docPartPr>
-        <w:name w:val="9CA92EB50E564298AF50EABAEC77733D"/>
-        <w:category>
-          <w:name w:val="General"/>
-          <w:gallery w:val="placeholder"/>
-        </w:category>
-        <w:types>
-          <w:type w:val="bbPlcHdr"/>
-        </w:types>
-        <w:behaviors>
-          <w:behavior w:val="content"/>
-        </w:behaviors>
-        <w:guid w:val="{FBF6852B-C541-45A0-82D2-C88E4E7EDA20}"/>
-      </w:docPartPr>
-      <w:docPartBody>
-        <w:p>
-          <w:pPr>
-            <w:pStyle w:val="9CA92EB50E564298AF50EABAEC77733D"/>
-          </w:pPr>
-          <w:r>
-            <w:t>www.vanarsdelltd.com</w:t>
-          </w:r>
-        </w:p>
-      </w:docPartBody>
-    </w:docPart>
-    <w:docPart>
-      <w:docPartPr>
-        <w:name w:val="5AFD6D568C8B4EFE87F390B6FF0AEDA6"/>
-        <w:category>
-          <w:name w:val="General"/>
-          <w:gallery w:val="placeholder"/>
-        </w:category>
-        <w:types>
-          <w:type w:val="bbPlcHdr"/>
-        </w:types>
-        <w:behaviors>
-          <w:behavior w:val="content"/>
-        </w:behaviors>
-        <w:guid w:val="{7D3819BC-7E11-4F79-BC19-106B6ABE6698}"/>
-      </w:docPartPr>
-      <w:docPartBody>
-        <w:p>
-          <w:pPr>
-            <w:pStyle w:val="5AFD6D568C8B4EFE87F390B6FF0AEDA6"/>
-          </w:pPr>
-          <w:r>
-            <w:t>jordan@vanarsdelltd.com</w:t>
-          </w:r>
-        </w:p>
-      </w:docPartBody>
-    </w:docPart>
-    <w:docPart>
-      <w:docPartPr>
-        <w:name w:val="B14F6D110DDD466FB1FF763AB10FE5F1"/>
-        <w:category>
-          <w:name w:val="General"/>
-          <w:gallery w:val="placeholder"/>
-        </w:category>
-        <w:types>
-          <w:type w:val="bbPlcHdr"/>
-        </w:types>
-        <w:behaviors>
-          <w:behavior w:val="content"/>
-        </w:behaviors>
-        <w:guid w:val="{B1D7E80F-8B4E-4D02-AE48-F542839F4797}"/>
-      </w:docPartPr>
-      <w:docPartBody>
-        <w:p>
-          <w:pPr>
-            <w:pStyle w:val="B14F6D110DDD466FB1FF763AB10FE5F1"/>
-          </w:pPr>
-          <w:r>
-            <w:t>Jordan</w:t>
-          </w:r>
-        </w:p>
-      </w:docPartBody>
-    </w:docPart>
-    <w:docPart>
-      <w:docPartPr>
-        <w:name w:val="32A5BFA7119E4C869C3E1FD1B076BEE4"/>
-        <w:category>
-          <w:name w:val="General"/>
-          <w:gallery w:val="placeholder"/>
-        </w:category>
-        <w:types>
-          <w:type w:val="bbPlcHdr"/>
-        </w:types>
-        <w:behaviors>
-          <w:behavior w:val="content"/>
-        </w:behaviors>
-        <w:guid w:val="{B0924B80-7F34-460E-B644-BBC7AD8CEAE0}"/>
-      </w:docPartPr>
-      <w:docPartBody>
-        <w:p>
-          <w:pPr>
-            <w:pStyle w:val="32A5BFA7119E4C869C3E1FD1B076BEE4"/>
-          </w:pPr>
-          <w:r>
-            <w:t>Mitchell</w:t>
-          </w:r>
-        </w:p>
-      </w:docPartBody>
-    </w:docPart>
-    <w:docPart>
-      <w:docPartPr>
-        <w:name w:val="58BD4906F2E44C409FD86451C8B5FE27"/>
-        <w:category>
-          <w:name w:val="General"/>
-          <w:gallery w:val="placeholder"/>
-        </w:category>
-        <w:types>
-          <w:type w:val="bbPlcHdr"/>
-        </w:types>
-        <w:behaviors>
-          <w:behavior w:val="content"/>
-        </w:behaviors>
-        <w:guid w:val="{E4FE0BAC-AE95-46CB-9BEC-F684F8AC3C4A}"/>
-      </w:docPartPr>
-      <w:docPartBody>
-        <w:p>
-          <w:pPr>
-            <w:pStyle w:val="58BD4906F2E44C409FD86451C8B5FE27"/>
-          </w:pPr>
-          <w:r>
-            <w:t>CEO</w:t>
-          </w:r>
-        </w:p>
-      </w:docPartBody>
-    </w:docPart>
-    <w:docPart>
-      <w:docPartPr>
-        <w:name w:val="48021E0B6323466F829439E6F00465AE"/>
-        <w:category>
-          <w:name w:val="General"/>
-          <w:gallery w:val="placeholder"/>
-        </w:category>
-        <w:types>
-          <w:type w:val="bbPlcHdr"/>
-        </w:types>
-        <w:behaviors>
-          <w:behavior w:val="content"/>
-        </w:behaviors>
-        <w:guid w:val="{87664A0B-75A3-497D-AD80-9CBCE321E29F}"/>
-      </w:docPartPr>
-      <w:docPartBody>
-        <w:p>
-          <w:pPr>
-            <w:pStyle w:val="48021E0B6323466F829439E6F00465AE"/>
-          </w:pPr>
-          <w:r>
-            <w:t>VanArsdel, Ltd.</w:t>
-          </w:r>
-        </w:p>
-      </w:docPartBody>
-    </w:docPart>
-    <w:docPart>
-      <w:docPartPr>
-        <w:name w:val="177B0E51D2F54C469EC5E8B2BF7B3E18"/>
-        <w:category>
-          <w:name w:val="General"/>
-          <w:gallery w:val="placeholder"/>
-        </w:category>
-        <w:types>
-          <w:type w:val="bbPlcHdr"/>
-        </w:types>
-        <w:behaviors>
-          <w:behavior w:val="content"/>
-        </w:behaviors>
-        <w:guid w:val="{8F02F1F8-9008-496E-AB30-51016C362C17}"/>
-      </w:docPartPr>
-      <w:docPartBody>
-        <w:p>
-          <w:pPr>
-            <w:pStyle w:val="177B0E51D2F54C469EC5E8B2BF7B3E18"/>
-          </w:pPr>
-          <w:r>
-            <w:t>5678 Main St. New York, NY 90210</w:t>
-          </w:r>
-        </w:p>
-      </w:docPartBody>
-    </w:docPart>
-    <w:docPart>
-      <w:docPartPr>
-        <w:name w:val="D1CAC2F29FF64FACBCDEF825943163E3"/>
-        <w:category>
-          <w:name w:val="General"/>
-          <w:gallery w:val="placeholder"/>
-        </w:category>
-        <w:types>
-          <w:type w:val="bbPlcHdr"/>
-        </w:types>
-        <w:behaviors>
-          <w:behavior w:val="content"/>
-        </w:behaviors>
-        <w:guid w:val="{AA7ECCC2-A17F-448B-A861-63859E443BCF}"/>
-      </w:docPartPr>
-      <w:docPartBody>
-        <w:p>
-          <w:pPr>
-            <w:pStyle w:val="D1CAC2F29FF64FACBCDEF825943163E3"/>
-          </w:pPr>
-          <w:r>
-            <w:t>212-555-0199</w:t>
-          </w:r>
-        </w:p>
-      </w:docPartBody>
-    </w:docPart>
-    <w:docPart>
-      <w:docPartPr>
-        <w:name w:val="B9003A49F3B24C2FBF2D86C2D95125D1"/>
-        <w:category>
-          <w:name w:val="General"/>
-          <w:gallery w:val="placeholder"/>
-        </w:category>
-        <w:types>
-          <w:type w:val="bbPlcHdr"/>
-        </w:types>
-        <w:behaviors>
-          <w:behavior w:val="content"/>
-        </w:behaviors>
-        <w:guid w:val="{B92A7346-52FC-496D-9140-DF06D6F1B086}"/>
-      </w:docPartPr>
-      <w:docPartBody>
-        <w:p>
-          <w:pPr>
-            <w:pStyle w:val="B9003A49F3B24C2FBF2D86C2D95125D1"/>
-          </w:pPr>
-          <w:r>
-            <w:t>www.vanarsdelltd.com</w:t>
-          </w:r>
-        </w:p>
-      </w:docPartBody>
-    </w:docPart>
-    <w:docPart>
-      <w:docPartPr>
-        <w:name w:val="5841B53AECD04BD2B454428FC7C41D57"/>
-        <w:category>
-          <w:name w:val="General"/>
-          <w:gallery w:val="placeholder"/>
-        </w:category>
-        <w:types>
-          <w:type w:val="bbPlcHdr"/>
-        </w:types>
-        <w:behaviors>
-          <w:behavior w:val="content"/>
-        </w:behaviors>
-        <w:guid w:val="{473B52C7-2466-4775-BF53-497A4DBBF069}"/>
-      </w:docPartPr>
-      <w:docPartBody>
-        <w:p>
-          <w:pPr>
-            <w:pStyle w:val="5841B53AECD04BD2B454428FC7C41D57"/>
-          </w:pPr>
-          <w:r>
-            <w:t>jordan@vanarsdelltd.com</w:t>
-          </w:r>
-        </w:p>
-      </w:docPartBody>
-    </w:docPart>
-    <w:docPart>
-      <w:docPartPr>
-        <w:name w:val="02E423B14809483D88D81C38E31EC331"/>
-        <w:category>
-          <w:name w:val="General"/>
-          <w:gallery w:val="placeholder"/>
-        </w:category>
-        <w:types>
-          <w:type w:val="bbPlcHdr"/>
-        </w:types>
-        <w:behaviors>
-          <w:behavior w:val="content"/>
-        </w:behaviors>
-        <w:guid w:val="{96AF8322-0614-4181-AA42-77F6D0CF7D8A}"/>
-      </w:docPartPr>
-      <w:docPartBody>
-        <w:p>
-          <w:pPr>
-            <w:pStyle w:val="02E423B14809483D88D81C38E31EC331"/>
-          </w:pPr>
-          <w:r>
-            <w:t>Jordan</w:t>
-          </w:r>
-        </w:p>
-      </w:docPartBody>
-    </w:docPart>
-    <w:docPart>
-      <w:docPartPr>
-        <w:name w:val="DAD8FCC98DCF48F8A15FAB638662085D"/>
-        <w:category>
-          <w:name w:val="General"/>
-          <w:gallery w:val="placeholder"/>
-        </w:category>
-        <w:types>
-          <w:type w:val="bbPlcHdr"/>
-        </w:types>
-        <w:behaviors>
-          <w:behavior w:val="content"/>
-        </w:behaviors>
-        <w:guid w:val="{77AA1099-7FCF-4947-8F89-F00E84C0456A}"/>
-      </w:docPartPr>
-      <w:docPartBody>
-        <w:p>
-          <w:pPr>
-            <w:pStyle w:val="DAD8FCC98DCF48F8A15FAB638662085D"/>
-          </w:pPr>
-          <w:r>
-            <w:t>Mitchell</w:t>
-          </w:r>
-        </w:p>
-      </w:docPartBody>
-    </w:docPart>
-    <w:docPart>
-      <w:docPartPr>
-        <w:name w:val="D806226796CA4DEA8FC8DB3B1D294216"/>
-        <w:category>
-          <w:name w:val="General"/>
-          <w:gallery w:val="placeholder"/>
-        </w:category>
-        <w:types>
-          <w:type w:val="bbPlcHdr"/>
-        </w:types>
-        <w:behaviors>
-          <w:behavior w:val="content"/>
-        </w:behaviors>
-        <w:guid w:val="{B4066E77-B252-43F2-9002-3CE0AD9D404C}"/>
-      </w:docPartPr>
-      <w:docPartBody>
-        <w:p>
-          <w:pPr>
-            <w:pStyle w:val="D806226796CA4DEA8FC8DB3B1D294216"/>
-          </w:pPr>
-          <w:r>
-            <w:t>CEO</w:t>
-          </w:r>
-        </w:p>
-      </w:docPartBody>
-    </w:docPart>
-    <w:docPart>
-      <w:docPartPr>
-        <w:name w:val="766520B401A344B4960EBCAC7EB0A97A"/>
-        <w:category>
-          <w:name w:val="General"/>
-          <w:gallery w:val="placeholder"/>
-        </w:category>
-        <w:types>
-          <w:type w:val="bbPlcHdr"/>
-        </w:types>
-        <w:behaviors>
-          <w:behavior w:val="content"/>
-        </w:behaviors>
-        <w:guid w:val="{18B942CB-3B15-43DF-8D45-CB0D613A9208}"/>
-      </w:docPartPr>
-      <w:docPartBody>
-        <w:p>
-          <w:pPr>
-            <w:pStyle w:val="766520B401A344B4960EBCAC7EB0A97A"/>
-          </w:pPr>
-          <w:r>
-            <w:t>VanArsdel, Ltd.</w:t>
-          </w:r>
-        </w:p>
-      </w:docPartBody>
-    </w:docPart>
-    <w:docPart>
-      <w:docPartPr>
-        <w:name w:val="46715687DAF449C28ED1B3FBB3FCB0C1"/>
-        <w:category>
-          <w:name w:val="General"/>
-          <w:gallery w:val="placeholder"/>
-        </w:category>
-        <w:types>
-          <w:type w:val="bbPlcHdr"/>
-        </w:types>
-        <w:behaviors>
-          <w:behavior w:val="content"/>
-        </w:behaviors>
-        <w:guid w:val="{4068ECA7-AB01-44C5-A777-F38FDA61DF73}"/>
-      </w:docPartPr>
-      <w:docPartBody>
-        <w:p>
-          <w:pPr>
-            <w:pStyle w:val="46715687DAF449C28ED1B3FBB3FCB0C1"/>
-          </w:pPr>
-          <w:r>
-            <w:t>5678 Main St. New York, NY 90210</w:t>
-          </w:r>
-        </w:p>
-      </w:docPartBody>
-    </w:docPart>
-    <w:docPart>
-      <w:docPartPr>
-        <w:name w:val="B66788D1F20244F4BCFF19C98DBD8D55"/>
-        <w:category>
-          <w:name w:val="General"/>
-          <w:gallery w:val="placeholder"/>
-        </w:category>
-        <w:types>
-          <w:type w:val="bbPlcHdr"/>
-        </w:types>
-        <w:behaviors>
-          <w:behavior w:val="content"/>
-        </w:behaviors>
-        <w:guid w:val="{57A22005-A5E6-479F-B673-BEC3B3B26BC4}"/>
-      </w:docPartPr>
-      <w:docPartBody>
-        <w:p>
-          <w:pPr>
-            <w:pStyle w:val="B66788D1F20244F4BCFF19C98DBD8D55"/>
-          </w:pPr>
-          <w:r>
-            <w:t>212-555-0199</w:t>
-          </w:r>
-        </w:p>
-      </w:docPartBody>
-    </w:docPart>
-    <w:docPart>
-      <w:docPartPr>
-        <w:name w:val="7C5A23AD8F844854B5FDC2D8DF64E169"/>
-        <w:category>
-          <w:name w:val="General"/>
-          <w:gallery w:val="placeholder"/>
-        </w:category>
-        <w:types>
-          <w:type w:val="bbPlcHdr"/>
-        </w:types>
-        <w:behaviors>
-          <w:behavior w:val="content"/>
-        </w:behaviors>
-        <w:guid w:val="{FF757588-CB93-430E-AB56-DEC75C04F745}"/>
-      </w:docPartPr>
-      <w:docPartBody>
-        <w:p>
-          <w:pPr>
-            <w:pStyle w:val="7C5A23AD8F844854B5FDC2D8DF64E169"/>
-          </w:pPr>
-          <w:r>
-            <w:t>www.vanarsdelltd.com</w:t>
-          </w:r>
-        </w:p>
-      </w:docPartBody>
-    </w:docPart>
-    <w:docPart>
-      <w:docPartPr>
-        <w:name w:val="68944B97C19A41D7AFA59266C2D62654"/>
-        <w:category>
-          <w:name w:val="General"/>
-          <w:gallery w:val="placeholder"/>
-        </w:category>
-        <w:types>
-          <w:type w:val="bbPlcHdr"/>
-        </w:types>
-        <w:behaviors>
-          <w:behavior w:val="content"/>
-        </w:behaviors>
-        <w:guid w:val="{0C24B9C3-64FC-43D1-8CF9-D57E91FC2CE4}"/>
-      </w:docPartPr>
-      <w:docPartBody>
-        <w:p>
-          <w:pPr>
-            <w:pStyle w:val="68944B97C19A41D7AFA59266C2D62654"/>
-          </w:pPr>
-          <w:r>
-            <w:t>jordan@vanarsdelltd.com</w:t>
-          </w:r>
-        </w:p>
-      </w:docPartBody>
-    </w:docPart>
-    <w:docPart>
-      <w:docPartPr>
-        <w:name w:val="7A494B9CB8CB43878E2553D435796BC5"/>
-        <w:category>
-          <w:name w:val="General"/>
-          <w:gallery w:val="placeholder"/>
-        </w:category>
-        <w:types>
-          <w:type w:val="bbPlcHdr"/>
-        </w:types>
-        <w:behaviors>
-          <w:behavior w:val="content"/>
-        </w:behaviors>
-        <w:guid w:val="{77AFB125-77CA-4301-A65D-B7C3B1A43A19}"/>
-      </w:docPartPr>
-      <w:docPartBody>
-        <w:p>
-          <w:pPr>
-            <w:pStyle w:val="7A494B9CB8CB43878E2553D435796BC5"/>
-          </w:pPr>
-          <w:r>
-            <w:t>Jordan</w:t>
-          </w:r>
-        </w:p>
-      </w:docPartBody>
-    </w:docPart>
-    <w:docPart>
-      <w:docPartPr>
-        <w:name w:val="F0CFB24811104A9EAA9B61CA976D938B"/>
-        <w:category>
-          <w:name w:val="General"/>
-          <w:gallery w:val="placeholder"/>
-        </w:category>
-        <w:types>
-          <w:type w:val="bbPlcHdr"/>
-        </w:types>
-        <w:behaviors>
-          <w:behavior w:val="content"/>
-        </w:behaviors>
-        <w:guid w:val="{E9AA941F-E167-44D3-A796-E0F9C72EAAFC}"/>
-      </w:docPartPr>
-      <w:docPartBody>
-        <w:p>
-          <w:pPr>
-            <w:pStyle w:val="F0CFB24811104A9EAA9B61CA976D938B"/>
-          </w:pPr>
-          <w:r>
-            <w:t>Mitchell</w:t>
-          </w:r>
-        </w:p>
-      </w:docPartBody>
-    </w:docPart>
-    <w:docPart>
-      <w:docPartPr>
-        <w:name w:val="645EBCAAD5FC48C18A2BBBA6971BEAF2"/>
-        <w:category>
-          <w:name w:val="General"/>
-          <w:gallery w:val="placeholder"/>
-        </w:category>
-        <w:types>
-          <w:type w:val="bbPlcHdr"/>
-        </w:types>
-        <w:behaviors>
-          <w:behavior w:val="content"/>
-        </w:behaviors>
-        <w:guid w:val="{B801ADF9-38CF-4054-975F-E7147464F2BF}"/>
-      </w:docPartPr>
-      <w:docPartBody>
-        <w:p>
-          <w:pPr>
-            <w:pStyle w:val="645EBCAAD5FC48C18A2BBBA6971BEAF2"/>
-          </w:pPr>
-          <w:r>
-            <w:t>CEO</w:t>
-          </w:r>
-        </w:p>
-      </w:docPartBody>
-    </w:docPart>
-    <w:docPart>
-      <w:docPartPr>
-        <w:name w:val="2E89FC43FDF04BECBFECA4FD592A5374"/>
-        <w:category>
-          <w:name w:val="General"/>
-          <w:gallery w:val="placeholder"/>
-        </w:category>
-        <w:types>
-          <w:type w:val="bbPlcHdr"/>
-        </w:types>
-        <w:behaviors>
-          <w:behavior w:val="content"/>
-        </w:behaviors>
-        <w:guid w:val="{975ABB41-0310-466D-8C41-918422D6216E}"/>
-      </w:docPartPr>
-      <w:docPartBody>
-        <w:p>
-          <w:pPr>
-            <w:pStyle w:val="2E89FC43FDF04BECBFECA4FD592A5374"/>
-          </w:pPr>
-          <w:r>
-            <w:t>VanArsdel, Ltd.</w:t>
-          </w:r>
-        </w:p>
-      </w:docPartBody>
-    </w:docPart>
-    <w:docPart>
-      <w:docPartPr>
-        <w:name w:val="AB5D129DC8C0474D9C5A2FB68337778D"/>
-        <w:category>
-          <w:name w:val="General"/>
-          <w:gallery w:val="placeholder"/>
-        </w:category>
-        <w:types>
-          <w:type w:val="bbPlcHdr"/>
-        </w:types>
-        <w:behaviors>
-          <w:behavior w:val="content"/>
-        </w:behaviors>
-        <w:guid w:val="{EECF356A-CA79-47B4-BD55-DF1960774487}"/>
-      </w:docPartPr>
-      <w:docPartBody>
-        <w:p>
-          <w:pPr>
-            <w:pStyle w:val="AB5D129DC8C0474D9C5A2FB68337778D"/>
-          </w:pPr>
-          <w:r>
-            <w:t>5678 Main St. New York, NY 90210</w:t>
-          </w:r>
-        </w:p>
-      </w:docPartBody>
-    </w:docPart>
-    <w:docPart>
-      <w:docPartPr>
-        <w:name w:val="0890C0CAA5F149F7A5455F8BAF0A8172"/>
-        <w:category>
-          <w:name w:val="General"/>
-          <w:gallery w:val="placeholder"/>
-        </w:category>
-        <w:types>
-          <w:type w:val="bbPlcHdr"/>
-        </w:types>
-        <w:behaviors>
-          <w:behavior w:val="content"/>
-        </w:behaviors>
-        <w:guid w:val="{DDB4AD75-EED5-4D53-989A-3428E10A9BBD}"/>
-      </w:docPartPr>
-      <w:docPartBody>
-        <w:p>
-          <w:pPr>
-            <w:pStyle w:val="0890C0CAA5F149F7A5455F8BAF0A8172"/>
-          </w:pPr>
-          <w:r>
-            <w:t>212-555-0199</w:t>
-          </w:r>
-        </w:p>
-      </w:docPartBody>
-    </w:docPart>
-    <w:docPart>
-      <w:docPartPr>
-        <w:name w:val="EE0C9DB7B4674BEEAA3A989F683FFAC6"/>
-        <w:category>
-          <w:name w:val="General"/>
-          <w:gallery w:val="placeholder"/>
-        </w:category>
-        <w:types>
-          <w:type w:val="bbPlcHdr"/>
-        </w:types>
-        <w:behaviors>
-          <w:behavior w:val="content"/>
-        </w:behaviors>
-        <w:guid w:val="{EF4F040D-D228-4509-BE18-DBC2A740B6AB}"/>
-      </w:docPartPr>
-      <w:docPartBody>
-        <w:p>
-          <w:pPr>
-            <w:pStyle w:val="EE0C9DB7B4674BEEAA3A989F683FFAC6"/>
-          </w:pPr>
-          <w:r>
-            <w:t>www.vanarsdelltd.com</w:t>
-          </w:r>
-        </w:p>
-      </w:docPartBody>
-    </w:docPart>
-    <w:docPart>
-      <w:docPartPr>
-        <w:name w:val="A5122231715E4ED0BE45E6D1326BD4B8"/>
-        <w:category>
-          <w:name w:val="General"/>
-          <w:gallery w:val="placeholder"/>
-        </w:category>
-        <w:types>
-          <w:type w:val="bbPlcHdr"/>
-        </w:types>
-        <w:behaviors>
-          <w:behavior w:val="content"/>
-        </w:behaviors>
-        <w:guid w:val="{2E1DBCCE-B4A8-4E29-B29E-625E0740CD3F}"/>
-      </w:docPartPr>
-      <w:docPartBody>
-        <w:p>
-          <w:pPr>
-            <w:pStyle w:val="A5122231715E4ED0BE45E6D1326BD4B8"/>
-          </w:pPr>
-          <w:r>
-            <w:t>jordan@vanarsdelltd.com</w:t>
-          </w:r>
-        </w:p>
-      </w:docPartBody>
-    </w:docPart>
-    <w:docPart>
-      <w:docPartPr>
-        <w:name w:val="0423E459D11A499C863A2C75F67556F4"/>
-        <w:category>
-          <w:name w:val="General"/>
-          <w:gallery w:val="placeholder"/>
-        </w:category>
-        <w:types>
-          <w:type w:val="bbPlcHdr"/>
-        </w:types>
-        <w:behaviors>
-          <w:behavior w:val="content"/>
-        </w:behaviors>
-        <w:guid w:val="{607183E5-FE96-4459-9D10-5005CB10CE04}"/>
-      </w:docPartPr>
-      <w:docPartBody>
-        <w:p>
-          <w:pPr>
-            <w:pStyle w:val="0423E459D11A499C863A2C75F67556F4"/>
-          </w:pPr>
-          <w:r>
-            <w:t>Jordan</w:t>
-          </w:r>
-        </w:p>
-      </w:docPartBody>
-    </w:docPart>
-    <w:docPart>
-      <w:docPartPr>
-        <w:name w:val="4C59A960670B414F9419FA8C467900E9"/>
-        <w:category>
-          <w:name w:val="General"/>
-          <w:gallery w:val="placeholder"/>
-        </w:category>
-        <w:types>
-          <w:type w:val="bbPlcHdr"/>
-        </w:types>
-        <w:behaviors>
-          <w:behavior w:val="content"/>
-        </w:behaviors>
-        <w:guid w:val="{D61A1876-F15C-4FED-B42C-E0A244D5FEB2}"/>
-      </w:docPartPr>
-      <w:docPartBody>
-        <w:p>
-          <w:pPr>
-            <w:pStyle w:val="4C59A960670B414F9419FA8C467900E9"/>
-          </w:pPr>
-          <w:r>
-            <w:t>Mitchell</w:t>
-          </w:r>
-        </w:p>
-      </w:docPartBody>
-    </w:docPart>
-    <w:docPart>
-      <w:docPartPr>
-        <w:name w:val="DA2795BB84DC4DADB75E7866C3408AF2"/>
-        <w:category>
-          <w:name w:val="General"/>
-          <w:gallery w:val="placeholder"/>
-        </w:category>
-        <w:types>
-          <w:type w:val="bbPlcHdr"/>
-        </w:types>
-        <w:behaviors>
-          <w:behavior w:val="content"/>
-        </w:behaviors>
-        <w:guid w:val="{5352A2A3-8ABF-4E50-8AB3-FD81D92BD251}"/>
-      </w:docPartPr>
-      <w:docPartBody>
-        <w:p>
-          <w:pPr>
-            <w:pStyle w:val="DA2795BB84DC4DADB75E7866C3408AF2"/>
-          </w:pPr>
-          <w:r>
-            <w:t>CEO</w:t>
-          </w:r>
-        </w:p>
-      </w:docPartBody>
-    </w:docPart>
-    <w:docPart>
-      <w:docPartPr>
-        <w:name w:val="5D621499FB964612B168E3C1C47C88B7"/>
-        <w:category>
-          <w:name w:val="General"/>
-          <w:gallery w:val="placeholder"/>
-        </w:category>
-        <w:types>
-          <w:type w:val="bbPlcHdr"/>
-        </w:types>
-        <w:behaviors>
-          <w:behavior w:val="content"/>
-        </w:behaviors>
-        <w:guid w:val="{03EB26D5-2839-482E-9F56-B1FBE578D043}"/>
-      </w:docPartPr>
-      <w:docPartBody>
-        <w:p>
-          <w:pPr>
-            <w:pStyle w:val="5D621499FB964612B168E3C1C47C88B7"/>
-          </w:pPr>
-          <w:r>
-            <w:t>VanArsdel, Ltd.</w:t>
-          </w:r>
-        </w:p>
-      </w:docPartBody>
-    </w:docPart>
-    <w:docPart>
-      <w:docPartPr>
-        <w:name w:val="D0E7B0CC700B441FB6DEE9A8D8ACCF10"/>
-        <w:category>
-          <w:name w:val="General"/>
-          <w:gallery w:val="placeholder"/>
-        </w:category>
-        <w:types>
-          <w:type w:val="bbPlcHdr"/>
-        </w:types>
-        <w:behaviors>
-          <w:behavior w:val="content"/>
-        </w:behaviors>
-        <w:guid w:val="{0BBF3004-7481-4B2B-93B2-B501F55A6F4E}"/>
-      </w:docPartPr>
-      <w:docPartBody>
-        <w:p>
-          <w:pPr>
-            <w:pStyle w:val="D0E7B0CC700B441FB6DEE9A8D8ACCF10"/>
-          </w:pPr>
-          <w:r>
-            <w:t>5678 Main St. New York, NY 90210</w:t>
-          </w:r>
-        </w:p>
-      </w:docPartBody>
-    </w:docPart>
-    <w:docPart>
-      <w:docPartPr>
-        <w:name w:val="45B14C3363914679A863005D90B2FCCD"/>
-        <w:category>
-          <w:name w:val="General"/>
-          <w:gallery w:val="placeholder"/>
-        </w:category>
-        <w:types>
-          <w:type w:val="bbPlcHdr"/>
-        </w:types>
-        <w:behaviors>
-          <w:behavior w:val="content"/>
-        </w:behaviors>
-        <w:guid w:val="{5155BFD8-6E9B-4072-858A-B50FA591C73B}"/>
-      </w:docPartPr>
-      <w:docPartBody>
-        <w:p>
-          <w:pPr>
-            <w:pStyle w:val="45B14C3363914679A863005D90B2FCCD"/>
-          </w:pPr>
-          <w:r>
-            <w:t>212-555-0199</w:t>
-          </w:r>
-        </w:p>
-      </w:docPartBody>
-    </w:docPart>
-    <w:docPart>
-      <w:docPartPr>
-        <w:name w:val="DB1C4371929E4282B657151065EE5490"/>
-        <w:category>
-          <w:name w:val="General"/>
-          <w:gallery w:val="placeholder"/>
-        </w:category>
-        <w:types>
-          <w:type w:val="bbPlcHdr"/>
-        </w:types>
-        <w:behaviors>
-          <w:behavior w:val="content"/>
-        </w:behaviors>
-        <w:guid w:val="{894D95F4-F9FE-4C79-AB88-46AE1F0EEDCD}"/>
-      </w:docPartPr>
-      <w:docPartBody>
-        <w:p>
-          <w:pPr>
-            <w:pStyle w:val="DB1C4371929E4282B657151065EE5490"/>
-          </w:pPr>
-          <w:r>
-            <w:t>www.vanarsdelltd.com</w:t>
-          </w:r>
-        </w:p>
-      </w:docPartBody>
-    </w:docPart>
-    <w:docPart>
-      <w:docPartPr>
-        <w:name w:val="71E767D529744A049A3F1F8839DF2EC0"/>
-        <w:category>
-          <w:name w:val="General"/>
-          <w:gallery w:val="placeholder"/>
-        </w:category>
-        <w:types>
-          <w:type w:val="bbPlcHdr"/>
-        </w:types>
-        <w:behaviors>
-          <w:behavior w:val="content"/>
-        </w:behaviors>
-        <w:guid w:val="{67554F63-4918-455B-99F2-DB888E83BB83}"/>
-      </w:docPartPr>
-      <w:docPartBody>
-        <w:p>
-          <w:pPr>
-            <w:pStyle w:val="71E767D529744A049A3F1F8839DF2EC0"/>
-          </w:pPr>
-          <w:r>
-            <w:t>jordan@vanarsdelltd.com</w:t>
-          </w:r>
-        </w:p>
-      </w:docPartBody>
-    </w:docPart>
-    <w:docPart>
-      <w:docPartPr>
-        <w:name w:val="B3B3C2427A3B4FBD9387B9C6D3DB6562"/>
-        <w:category>
-          <w:name w:val="General"/>
-          <w:gallery w:val="placeholder"/>
-        </w:category>
-        <w:types>
-          <w:type w:val="bbPlcHdr"/>
-        </w:types>
-        <w:behaviors>
-          <w:behavior w:val="content"/>
-        </w:behaviors>
-        <w:guid w:val="{8558C5B8-9F94-41F0-8E8B-CE896F20652D}"/>
-      </w:docPartPr>
-      <w:docPartBody>
-        <w:p>
-          <w:pPr>
-            <w:pStyle w:val="B3B3C2427A3B4FBD9387B9C6D3DB6562"/>
-          </w:pPr>
-          <w:r>
-            <w:t>Jordan</w:t>
-          </w:r>
-        </w:p>
-      </w:docPartBody>
-    </w:docPart>
-    <w:docPart>
-      <w:docPartPr>
-        <w:name w:val="C88A2C1990FB46FF8575202EDAE93148"/>
-        <w:category>
-          <w:name w:val="General"/>
-          <w:gallery w:val="placeholder"/>
-        </w:category>
-        <w:types>
-          <w:type w:val="bbPlcHdr"/>
-        </w:types>
-        <w:behaviors>
-          <w:behavior w:val="content"/>
-        </w:behaviors>
-        <w:guid w:val="{6C343B4C-42CC-4E9B-ADB7-D0B21FDD68B4}"/>
-      </w:docPartPr>
-      <w:docPartBody>
-        <w:p>
-          <w:pPr>
-            <w:pStyle w:val="C88A2C1990FB46FF8575202EDAE93148"/>
-          </w:pPr>
-          <w:r>
-            <w:t>Mitchell</w:t>
-          </w:r>
-        </w:p>
-      </w:docPartBody>
-    </w:docPart>
-    <w:docPart>
-      <w:docPartPr>
-        <w:name w:val="F8603622B774405188D9F298674376AD"/>
-        <w:category>
-          <w:name w:val="General"/>
-          <w:gallery w:val="placeholder"/>
-        </w:category>
-        <w:types>
-          <w:type w:val="bbPlcHdr"/>
-        </w:types>
-        <w:behaviors>
-          <w:behavior w:val="content"/>
-        </w:behaviors>
-        <w:guid w:val="{8C338E05-F0D4-4681-884C-5DD9A5323272}"/>
-      </w:docPartPr>
-      <w:docPartBody>
-        <w:p>
-          <w:pPr>
-            <w:pStyle w:val="F8603622B774405188D9F298674376AD"/>
-          </w:pPr>
-          <w:r>
-            <w:t>CEO</w:t>
-          </w:r>
-        </w:p>
-      </w:docPartBody>
-    </w:docPart>
-    <w:docPart>
-      <w:docPartPr>
-        <w:name w:val="0379A7AA16434B59AC9BE623D33F74D1"/>
-        <w:category>
-          <w:name w:val="General"/>
-          <w:gallery w:val="placeholder"/>
-        </w:category>
-        <w:types>
-          <w:type w:val="bbPlcHdr"/>
-        </w:types>
-        <w:behaviors>
-          <w:behavior w:val="content"/>
-        </w:behaviors>
-        <w:guid w:val="{96BC6958-4141-4D45-9FCE-623291964D97}"/>
-      </w:docPartPr>
-      <w:docPartBody>
-        <w:p>
-          <w:pPr>
-            <w:pStyle w:val="0379A7AA16434B59AC9BE623D33F74D1"/>
-          </w:pPr>
-          <w:r>
-            <w:t>VanArsdel, Ltd.</w:t>
-          </w:r>
-        </w:p>
-      </w:docPartBody>
-    </w:docPart>
-    <w:docPart>
-      <w:docPartPr>
-        <w:name w:val="E282C7D4F91A44DA992CB8E6B79441D7"/>
-        <w:category>
-          <w:name w:val="General"/>
-          <w:gallery w:val="placeholder"/>
-        </w:category>
-        <w:types>
-          <w:type w:val="bbPlcHdr"/>
-        </w:types>
-        <w:behaviors>
-          <w:behavior w:val="content"/>
-        </w:behaviors>
-        <w:guid w:val="{16D5068D-0396-4142-A596-A74C9978E9EE}"/>
-      </w:docPartPr>
-      <w:docPartBody>
-        <w:p>
-          <w:pPr>
-            <w:pStyle w:val="E282C7D4F91A44DA992CB8E6B79441D7"/>
-          </w:pPr>
-          <w:r>
-            <w:t>5678 Main St. New York, NY 90210</w:t>
-          </w:r>
-        </w:p>
-      </w:docPartBody>
-    </w:docPart>
-    <w:docPart>
-      <w:docPartPr>
-        <w:name w:val="CD7E0C176C6745F2BC0DD2BB9D11EED2"/>
-        <w:category>
-          <w:name w:val="General"/>
-          <w:gallery w:val="placeholder"/>
-        </w:category>
-        <w:types>
-          <w:type w:val="bbPlcHdr"/>
-        </w:types>
-        <w:behaviors>
-          <w:behavior w:val="content"/>
-        </w:behaviors>
-        <w:guid w:val="{0C65AB4A-899C-4A42-8252-2A65A92B2204}"/>
-      </w:docPartPr>
-      <w:docPartBody>
-        <w:p>
-          <w:pPr>
-            <w:pStyle w:val="CD7E0C176C6745F2BC0DD2BB9D11EED2"/>
-          </w:pPr>
-          <w:r>
-            <w:t>212-555-0199</w:t>
-          </w:r>
-        </w:p>
-      </w:docPartBody>
-    </w:docPart>
-    <w:docPart>
-      <w:docPartPr>
-        <w:name w:val="EAAE8B516E344C58BF93E7A932E702B1"/>
-        <w:category>
-          <w:name w:val="General"/>
-          <w:gallery w:val="placeholder"/>
-        </w:category>
-        <w:types>
-          <w:type w:val="bbPlcHdr"/>
-        </w:types>
-        <w:behaviors>
-          <w:behavior w:val="content"/>
-        </w:behaviors>
-        <w:guid w:val="{5C697AE3-27FC-4262-9852-4EC88D14B921}"/>
-      </w:docPartPr>
-      <w:docPartBody>
-        <w:p>
-          <w:pPr>
-            <w:pStyle w:val="EAAE8B516E344C58BF93E7A932E702B1"/>
-          </w:pPr>
-          <w:r>
-            <w:t>www.vanarsdelltd.com</w:t>
-          </w:r>
-        </w:p>
-      </w:docPartBody>
-    </w:docPart>
-    <w:docPart>
-      <w:docPartPr>
-        <w:name w:val="3C361C85E3EE44D8AC5C33C5DCD72D9F"/>
-        <w:category>
-          <w:name w:val="General"/>
-          <w:gallery w:val="placeholder"/>
-        </w:category>
-        <w:types>
-          <w:type w:val="bbPlcHdr"/>
-        </w:types>
-        <w:behaviors>
-          <w:behavior w:val="content"/>
-        </w:behaviors>
-        <w:guid w:val="{D3D472A3-34CB-4FAC-951A-44FE4A62F65C}"/>
-      </w:docPartPr>
-      <w:docPartBody>
-        <w:p>
-          <w:pPr>
-            <w:pStyle w:val="3C361C85E3EE44D8AC5C33C5DCD72D9F"/>
-          </w:pPr>
-          <w:r>
-            <w:t>jordan@vanarsdelltd.com</w:t>
-          </w:r>
-        </w:p>
-      </w:docPartBody>
-    </w:docPart>
-    <w:docPart>
-      <w:docPartPr>
-        <w:name w:val="F1A62E4E754E48D38237E9764616C93D"/>
-        <w:category>
-          <w:name w:val="General"/>
-          <w:gallery w:val="placeholder"/>
-        </w:category>
-        <w:types>
-          <w:type w:val="bbPlcHdr"/>
-        </w:types>
-        <w:behaviors>
-          <w:behavior w:val="content"/>
-        </w:behaviors>
-        <w:guid w:val="{4EDF9CF7-4CC5-4CAF-9F10-D390234CA256}"/>
-      </w:docPartPr>
-      <w:docPartBody>
-        <w:p>
-          <w:pPr>
-            <w:pStyle w:val="F1A62E4E754E48D38237E9764616C93D"/>
-          </w:pPr>
-          <w:r>
-            <w:t>Jordan</w:t>
-          </w:r>
-        </w:p>
-      </w:docPartBody>
-    </w:docPart>
-    <w:docPart>
-      <w:docPartPr>
-        <w:name w:val="E195ADF9EEA1499183299D352F2DEA6E"/>
-        <w:category>
-          <w:name w:val="General"/>
-          <w:gallery w:val="placeholder"/>
-        </w:category>
-        <w:types>
-          <w:type w:val="bbPlcHdr"/>
-        </w:types>
-        <w:behaviors>
-          <w:behavior w:val="content"/>
-        </w:behaviors>
-        <w:guid w:val="{B4F470B9-B50F-4731-9AA5-F5E47D5D0CD4}"/>
-      </w:docPartPr>
-      <w:docPartBody>
-        <w:p>
-          <w:pPr>
-            <w:pStyle w:val="E195ADF9EEA1499183299D352F2DEA6E"/>
-          </w:pPr>
-          <w:r>
-            <w:t>Mitchell</w:t>
-          </w:r>
-        </w:p>
-      </w:docPartBody>
-    </w:docPart>
-    <w:docPart>
-      <w:docPartPr>
-        <w:name w:val="242B7091F08E4F6596A06D76C388BE7D"/>
-        <w:category>
-          <w:name w:val="General"/>
-          <w:gallery w:val="placeholder"/>
-        </w:category>
-        <w:types>
-          <w:type w:val="bbPlcHdr"/>
-        </w:types>
-        <w:behaviors>
-          <w:behavior w:val="content"/>
-        </w:behaviors>
-        <w:guid w:val="{F0209266-C294-4580-882C-F0DB8A1019BE}"/>
-      </w:docPartPr>
-      <w:docPartBody>
-        <w:p>
-          <w:pPr>
-            <w:pStyle w:val="242B7091F08E4F6596A06D76C388BE7D"/>
-          </w:pPr>
-          <w:r>
-            <w:t>CEO</w:t>
-          </w:r>
-        </w:p>
-      </w:docPartBody>
-    </w:docPart>
-    <w:docPart>
-      <w:docPartPr>
-        <w:name w:val="39A9DA42396D44A5820E1FA25C74FB68"/>
-        <w:category>
-          <w:name w:val="General"/>
-          <w:gallery w:val="placeholder"/>
-        </w:category>
-        <w:types>
-          <w:type w:val="bbPlcHdr"/>
-        </w:types>
-        <w:behaviors>
-          <w:behavior w:val="content"/>
-        </w:behaviors>
-        <w:guid w:val="{B372831D-1AE8-45A9-81EC-7ECE6B02CDC3}"/>
-      </w:docPartPr>
-      <w:docPartBody>
-        <w:p>
-          <w:pPr>
-            <w:pStyle w:val="39A9DA42396D44A5820E1FA25C74FB68"/>
-          </w:pPr>
-          <w:r>
-            <w:t>VanArsdel, Ltd.</w:t>
-          </w:r>
-        </w:p>
-      </w:docPartBody>
-    </w:docPart>
-    <w:docPart>
-      <w:docPartPr>
-        <w:name w:val="80BC852F26CA4A1D8A68E9DE418CFB03"/>
-        <w:category>
-          <w:name w:val="General"/>
-          <w:gallery w:val="placeholder"/>
-        </w:category>
-        <w:types>
-          <w:type w:val="bbPlcHdr"/>
-        </w:types>
-        <w:behaviors>
-          <w:behavior w:val="content"/>
-        </w:behaviors>
-        <w:guid w:val="{F5B88C65-C328-49BF-969E-491E66AB7D21}"/>
-      </w:docPartPr>
-      <w:docPartBody>
-        <w:p>
-          <w:pPr>
-            <w:pStyle w:val="80BC852F26CA4A1D8A68E9DE418CFB03"/>
-          </w:pPr>
-          <w:r>
-            <w:t>5678 Main St. New York, NY 90210</w:t>
-          </w:r>
-        </w:p>
-      </w:docPartBody>
-    </w:docPart>
-    <w:docPart>
-      <w:docPartPr>
-        <w:name w:val="5FA45419688C43DA839DDE4731D9C654"/>
-        <w:category>
-          <w:name w:val="General"/>
-          <w:gallery w:val="placeholder"/>
-        </w:category>
-        <w:types>
-          <w:type w:val="bbPlcHdr"/>
-        </w:types>
-        <w:behaviors>
-          <w:behavior w:val="content"/>
-        </w:behaviors>
-        <w:guid w:val="{4A93FF10-C402-4D18-B24C-FCA5AFE6A34E}"/>
-      </w:docPartPr>
-      <w:docPartBody>
-        <w:p>
-          <w:pPr>
-            <w:pStyle w:val="5FA45419688C43DA839DDE4731D9C654"/>
-          </w:pPr>
-          <w:r>
-            <w:t>212-555-0199</w:t>
-          </w:r>
-        </w:p>
-      </w:docPartBody>
-    </w:docPart>
-    <w:docPart>
-      <w:docPartPr>
-        <w:name w:val="6D185331A83C4175A015151B2C7212E2"/>
-        <w:category>
-          <w:name w:val="General"/>
-          <w:gallery w:val="placeholder"/>
-        </w:category>
-        <w:types>
-          <w:type w:val="bbPlcHdr"/>
-        </w:types>
-        <w:behaviors>
-          <w:behavior w:val="content"/>
-        </w:behaviors>
-        <w:guid w:val="{7788F7C7-6ED9-4943-95BA-845B438B5A3B}"/>
-      </w:docPartPr>
-      <w:docPartBody>
-        <w:p>
-          <w:pPr>
-            <w:pStyle w:val="6D185331A83C4175A015151B2C7212E2"/>
-          </w:pPr>
-          <w:r>
-            <w:t>www.vanarsdelltd.com</w:t>
-          </w:r>
-        </w:p>
-      </w:docPartBody>
-    </w:docPart>
-    <w:docPart>
-      <w:docPartPr>
-        <w:name w:val="357FFCA0D3884D4BAC301786A2155843"/>
-        <w:category>
-          <w:name w:val="General"/>
-          <w:gallery w:val="placeholder"/>
-        </w:category>
-        <w:types>
-          <w:type w:val="bbPlcHdr"/>
-        </w:types>
-        <w:behaviors>
-          <w:behavior w:val="content"/>
-        </w:behaviors>
-        <w:guid w:val="{471E0F15-B1B8-44C7-9C72-DB34D9BC9D5A}"/>
-      </w:docPartPr>
-      <w:docPartBody>
-        <w:p>
-          <w:pPr>
-            <w:pStyle w:val="357FFCA0D3884D4BAC301786A2155843"/>
-          </w:pPr>
-          <w:r>
-            <w:t>jordan@vanarsdelltd.com</w:t>
-          </w:r>
-        </w:p>
-      </w:docPartBody>
-    </w:docPart>
-    <w:docPart>
-      <w:docPartPr>
-        <w:name w:val="0A54663A400746C18F3E192E35559C48"/>
-        <w:category>
-          <w:name w:val="General"/>
-          <w:gallery w:val="placeholder"/>
-        </w:category>
-        <w:types>
-          <w:type w:val="bbPlcHdr"/>
-        </w:types>
-        <w:behaviors>
-          <w:behavior w:val="content"/>
-        </w:behaviors>
-        <w:guid w:val="{60137A8A-D6B8-42F8-AC99-AA7CDF46788E}"/>
-      </w:docPartPr>
-      <w:docPartBody>
-        <w:p>
-          <w:pPr>
-            <w:pStyle w:val="0A54663A400746C18F3E192E35559C48"/>
-          </w:pPr>
-          <w:r>
-            <w:t>Jordan</w:t>
-          </w:r>
-        </w:p>
-      </w:docPartBody>
-    </w:docPart>
-    <w:docPart>
-      <w:docPartPr>
-        <w:name w:val="F8CF2396BFF04B37858294ED3F95F1EF"/>
-        <w:category>
-          <w:name w:val="General"/>
-          <w:gallery w:val="placeholder"/>
-        </w:category>
-        <w:types>
-          <w:type w:val="bbPlcHdr"/>
-        </w:types>
-        <w:behaviors>
-          <w:behavior w:val="content"/>
-        </w:behaviors>
-        <w:guid w:val="{BD77F727-1C17-4BE1-86CE-0ADD2CB63228}"/>
-      </w:docPartPr>
-      <w:docPartBody>
-        <w:p>
-          <w:pPr>
-            <w:pStyle w:val="F8CF2396BFF04B37858294ED3F95F1EF"/>
-          </w:pPr>
-          <w:r>
-            <w:t>Mitchell</w:t>
-          </w:r>
-        </w:p>
-      </w:docPartBody>
-    </w:docPart>
-    <w:docPart>
-      <w:docPartPr>
-        <w:name w:val="5C59BE58CE164765ADECE8C83FC53909"/>
-        <w:category>
-          <w:name w:val="General"/>
-          <w:gallery w:val="placeholder"/>
-        </w:category>
-        <w:types>
-          <w:type w:val="bbPlcHdr"/>
-        </w:types>
-        <w:behaviors>
-          <w:behavior w:val="content"/>
-        </w:behaviors>
-        <w:guid w:val="{2B55F959-1EBB-4372-9E29-A0CB67C544E8}"/>
-      </w:docPartPr>
-      <w:docPartBody>
-        <w:p>
-          <w:pPr>
-            <w:pStyle w:val="5C59BE58CE164765ADECE8C83FC53909"/>
-          </w:pPr>
-          <w:r>
-            <w:t>CEO</w:t>
-          </w:r>
-        </w:p>
-      </w:docPartBody>
-    </w:docPart>
-    <w:docPart>
-      <w:docPartPr>
-        <w:name w:val="3C8190BBF43B40E3AF7230BF6CDEAA07"/>
-        <w:category>
-          <w:name w:val="General"/>
-          <w:gallery w:val="placeholder"/>
-        </w:category>
-        <w:types>
-          <w:type w:val="bbPlcHdr"/>
-        </w:types>
-        <w:behaviors>
-          <w:behavior w:val="content"/>
-        </w:behaviors>
-        <w:guid w:val="{06BA34E1-8EDD-4D64-82F9-E16DF6D2E213}"/>
-      </w:docPartPr>
-      <w:docPartBody>
-        <w:p>
-          <w:pPr>
-            <w:pStyle w:val="3C8190BBF43B40E3AF7230BF6CDEAA07"/>
-          </w:pPr>
-          <w:r>
-            <w:t>VanArsdel, Ltd.</w:t>
-          </w:r>
-        </w:p>
-      </w:docPartBody>
-    </w:docPart>
-    <w:docPart>
-      <w:docPartPr>
-        <w:name w:val="DCFDF5C25DEC42A9B4514EB74DB7AED9"/>
-        <w:category>
-          <w:name w:val="General"/>
-          <w:gallery w:val="placeholder"/>
-        </w:category>
-        <w:types>
-          <w:type w:val="bbPlcHdr"/>
-        </w:types>
-        <w:behaviors>
-          <w:behavior w:val="content"/>
-        </w:behaviors>
-        <w:guid w:val="{6BDED831-D545-4C5E-9EBD-A9625E2A7BEF}"/>
-      </w:docPartPr>
-      <w:docPartBody>
-        <w:p>
-          <w:pPr>
-            <w:pStyle w:val="DCFDF5C25DEC42A9B4514EB74DB7AED9"/>
-          </w:pPr>
-          <w:r>
-            <w:t>5678 Main St. New York, NY 90210</w:t>
-          </w:r>
-        </w:p>
-      </w:docPartBody>
-    </w:docPart>
-    <w:docPart>
-      <w:docPartPr>
-        <w:name w:val="2E8AD15A68B544109DADE62CCF280590"/>
-        <w:category>
-          <w:name w:val="General"/>
-          <w:gallery w:val="placeholder"/>
-        </w:category>
-        <w:types>
-          <w:type w:val="bbPlcHdr"/>
-        </w:types>
-        <w:behaviors>
-          <w:behavior w:val="content"/>
-        </w:behaviors>
-        <w:guid w:val="{52B1AC86-3FFB-4041-9AFF-815A15A8F6E4}"/>
-      </w:docPartPr>
-      <w:docPartBody>
-        <w:p>
-          <w:pPr>
-            <w:pStyle w:val="2E8AD15A68B544109DADE62CCF280590"/>
-          </w:pPr>
-          <w:r>
-            <w:t>212-555-0199</w:t>
-          </w:r>
-        </w:p>
-      </w:docPartBody>
-    </w:docPart>
-    <w:docPart>
-      <w:docPartPr>
-        <w:name w:val="BE44C29EECE5412383D76C7FB7ABEE55"/>
-        <w:category>
-          <w:name w:val="General"/>
-          <w:gallery w:val="placeholder"/>
-        </w:category>
-        <w:types>
-          <w:type w:val="bbPlcHdr"/>
-        </w:types>
-        <w:behaviors>
-          <w:behavior w:val="content"/>
-        </w:behaviors>
-        <w:guid w:val="{06047E4C-B0C2-4965-ADE7-19802404C577}"/>
-      </w:docPartPr>
-      <w:docPartBody>
-        <w:p>
-          <w:pPr>
-            <w:pStyle w:val="BE44C29EECE5412383D76C7FB7ABEE55"/>
-          </w:pPr>
-          <w:r>
-            <w:t>www.vanarsdelltd.com</w:t>
-          </w:r>
-        </w:p>
-      </w:docPartBody>
-    </w:docPart>
-    <w:docPart>
-      <w:docPartPr>
-        <w:name w:val="3224E0B9413345C493E41DB783B03255"/>
-        <w:category>
-          <w:name w:val="General"/>
-          <w:gallery w:val="placeholder"/>
-        </w:category>
-        <w:types>
-          <w:type w:val="bbPlcHdr"/>
-        </w:types>
-        <w:behaviors>
-          <w:behavior w:val="content"/>
-        </w:behaviors>
-        <w:guid w:val="{109F74D1-AF3D-49CB-8397-EC9B7F112D62}"/>
-      </w:docPartPr>
-      <w:docPartBody>
-        <w:p>
-          <w:pPr>
-            <w:pStyle w:val="3224E0B9413345C493E41DB783B03255"/>
-          </w:pPr>
-          <w:r>
-            <w:t>jordan@vanarsdelltd.com</w:t>
-          </w:r>
-        </w:p>
-      </w:docPartBody>
-    </w:docPart>
-    <w:docPart>
-      <w:docPartPr>
-        <w:name w:val="1D59F48946794A81A59BDE53DF87EA5C"/>
-        <w:category>
-          <w:name w:val="General"/>
-          <w:gallery w:val="placeholder"/>
-        </w:category>
-        <w:types>
-          <w:type w:val="bbPlcHdr"/>
-        </w:types>
-        <w:behaviors>
-          <w:behavior w:val="content"/>
-        </w:behaviors>
-        <w:guid w:val="{A3C36003-3DCD-4F80-9F7C-163A2386D0A5}"/>
-      </w:docPartPr>
-      <w:docPartBody>
-        <w:p>
-          <w:pPr>
-            <w:pStyle w:val="1D59F48946794A81A59BDE53DF87EA5C"/>
-          </w:pPr>
-          <w:r>
-            <w:t>Jordan</w:t>
-          </w:r>
-        </w:p>
-      </w:docPartBody>
-    </w:docPart>
-    <w:docPart>
-      <w:docPartPr>
-        <w:name w:val="0993525ABE1849DDAE30E814F429DEDE"/>
-        <w:category>
-          <w:name w:val="General"/>
-          <w:gallery w:val="placeholder"/>
-        </w:category>
-        <w:types>
-          <w:type w:val="bbPlcHdr"/>
-        </w:types>
-        <w:behaviors>
-          <w:behavior w:val="content"/>
-        </w:behaviors>
-        <w:guid w:val="{1ED18792-2C61-4D76-8058-23D7379DDE57}"/>
-      </w:docPartPr>
-      <w:docPartBody>
-        <w:p>
-          <w:pPr>
-            <w:pStyle w:val="0993525ABE1849DDAE30E814F429DEDE"/>
-          </w:pPr>
-          <w:r>
-            <w:t>Mitchell</w:t>
-          </w:r>
-        </w:p>
-      </w:docPartBody>
-    </w:docPart>
-    <w:docPart>
-      <w:docPartPr>
-        <w:name w:val="690E426888E242779D0358C9EB4A303B"/>
-        <w:category>
-          <w:name w:val="General"/>
-          <w:gallery w:val="placeholder"/>
-        </w:category>
-        <w:types>
-          <w:type w:val="bbPlcHdr"/>
-        </w:types>
-        <w:behaviors>
-          <w:behavior w:val="content"/>
-        </w:behaviors>
-        <w:guid w:val="{13F6FDC5-46C7-41E1-978B-5DBE759193CD}"/>
-      </w:docPartPr>
-      <w:docPartBody>
-        <w:p>
-          <w:pPr>
-            <w:pStyle w:val="690E426888E242779D0358C9EB4A303B"/>
-          </w:pPr>
-          <w:r>
-            <w:t>CEO</w:t>
-          </w:r>
-        </w:p>
-      </w:docPartBody>
-    </w:docPart>
-    <w:docPart>
-      <w:docPartPr>
-        <w:name w:val="E0D7E42665FF44CF8BCB315452C60153"/>
-        <w:category>
-          <w:name w:val="General"/>
-          <w:gallery w:val="placeholder"/>
-        </w:category>
-        <w:types>
-          <w:type w:val="bbPlcHdr"/>
-        </w:types>
-        <w:behaviors>
-          <w:behavior w:val="content"/>
-        </w:behaviors>
-        <w:guid w:val="{A8749CD2-22D7-469B-BAD4-4AE8F5AE543D}"/>
-      </w:docPartPr>
-      <w:docPartBody>
-        <w:p>
-          <w:pPr>
-            <w:pStyle w:val="E0D7E42665FF44CF8BCB315452C60153"/>
-          </w:pPr>
-          <w:r>
-            <w:t>VanArsdel, Ltd.</w:t>
-          </w:r>
-        </w:p>
-      </w:docPartBody>
-    </w:docPart>
-    <w:docPart>
-      <w:docPartPr>
-        <w:name w:val="D9E76761A6514F2F8309E3924ADF7322"/>
-        <w:category>
-          <w:name w:val="General"/>
-          <w:gallery w:val="placeholder"/>
-        </w:category>
-        <w:types>
-          <w:type w:val="bbPlcHdr"/>
-        </w:types>
-        <w:behaviors>
-          <w:behavior w:val="content"/>
-        </w:behaviors>
-        <w:guid w:val="{5D267B9A-D38D-4F08-A694-29C1858DDA3D}"/>
-      </w:docPartPr>
-      <w:docPartBody>
-        <w:p>
-          <w:pPr>
-            <w:pStyle w:val="D9E76761A6514F2F8309E3924ADF7322"/>
-          </w:pPr>
-          <w:r>
-            <w:t>5678 Main St. New York, NY 90210</w:t>
-          </w:r>
-        </w:p>
-      </w:docPartBody>
-    </w:docPart>
-    <w:docPart>
-      <w:docPartPr>
-        <w:name w:val="B62E262F77FF47C6A47408CDD8B2FB51"/>
-        <w:category>
-          <w:name w:val="General"/>
-          <w:gallery w:val="placeholder"/>
-        </w:category>
-        <w:types>
-          <w:type w:val="bbPlcHdr"/>
-        </w:types>
-        <w:behaviors>
-          <w:behavior w:val="content"/>
-        </w:behaviors>
-        <w:guid w:val="{CCC2635A-7B22-4A79-883E-0F5514C244F4}"/>
-      </w:docPartPr>
-      <w:docPartBody>
-        <w:p>
-          <w:pPr>
-            <w:pStyle w:val="B62E262F77FF47C6A47408CDD8B2FB51"/>
-          </w:pPr>
-          <w:r>
-            <w:t>212-555-0199</w:t>
-          </w:r>
-        </w:p>
-      </w:docPartBody>
-    </w:docPart>
-    <w:docPart>
-      <w:docPartPr>
-        <w:name w:val="046C9928419244BCA1270FC652459D2E"/>
-        <w:category>
-          <w:name w:val="General"/>
-          <w:gallery w:val="placeholder"/>
-        </w:category>
-        <w:types>
-          <w:type w:val="bbPlcHdr"/>
-        </w:types>
-        <w:behaviors>
-          <w:behavior w:val="content"/>
-        </w:behaviors>
-        <w:guid w:val="{FC66E014-B0C1-4715-B497-8B325E44D7ED}"/>
-      </w:docPartPr>
-      <w:docPartBody>
-        <w:p>
-          <w:pPr>
-            <w:pStyle w:val="046C9928419244BCA1270FC652459D2E"/>
-          </w:pPr>
-          <w:r>
-            <w:t>www.vanarsdelltd.com</w:t>
-          </w:r>
-        </w:p>
-      </w:docPartBody>
-    </w:docPart>
-    <w:docPart>
-      <w:docPartPr>
-        <w:name w:val="DD919D91A0084032B5CABE19287A4F7B"/>
-        <w:category>
-          <w:name w:val="General"/>
-          <w:gallery w:val="placeholder"/>
-        </w:category>
-        <w:types>
-          <w:type w:val="bbPlcHdr"/>
-        </w:types>
-        <w:behaviors>
-          <w:behavior w:val="content"/>
-        </w:behaviors>
-        <w:guid w:val="{8786D777-450E-4010-B12D-8FAA72C4E6FE}"/>
-      </w:docPartPr>
-      <w:docPartBody>
-        <w:p>
-          <w:pPr>
-            <w:pStyle w:val="DD919D91A0084032B5CABE19287A4F7B"/>
-          </w:pPr>
-          <w:r>
-            <w:t>jordan@vanarsdelltd.com</w:t>
-          </w:r>
-        </w:p>
-      </w:docPartBody>
-    </w:docPart>
-    <w:docPart>
-      <w:docPartPr>
-        <w:name w:val="ABE6D3EEBAED4F03B21067E2AC35DB16"/>
-        <w:category>
-          <w:name w:val="General"/>
-          <w:gallery w:val="placeholder"/>
-        </w:category>
-        <w:types>
-          <w:type w:val="bbPlcHdr"/>
-        </w:types>
-        <w:behaviors>
-          <w:behavior w:val="content"/>
-        </w:behaviors>
-        <w:guid w:val="{F7E2A282-CDE4-417B-8741-B6CD68F8E1A5}"/>
-      </w:docPartPr>
-      <w:docPartBody>
-        <w:p>
-          <w:pPr>
-            <w:pStyle w:val="ABE6D3EEBAED4F03B21067E2AC35DB16"/>
-          </w:pPr>
-          <w:r>
-            <w:t>Jordan</w:t>
-          </w:r>
-        </w:p>
-      </w:docPartBody>
-    </w:docPart>
-    <w:docPart>
-      <w:docPartPr>
-        <w:name w:val="7F8E9863C9314B468B0AF974F9888F22"/>
-        <w:category>
-          <w:name w:val="General"/>
-          <w:gallery w:val="placeholder"/>
-        </w:category>
-        <w:types>
-          <w:type w:val="bbPlcHdr"/>
-        </w:types>
-        <w:behaviors>
-          <w:behavior w:val="content"/>
-        </w:behaviors>
-        <w:guid w:val="{47F37D4E-087C-4B51-9274-0C335AEF42F7}"/>
-      </w:docPartPr>
-      <w:docPartBody>
-        <w:p>
-          <w:pPr>
-            <w:pStyle w:val="7F8E9863C9314B468B0AF974F9888F22"/>
-          </w:pPr>
-          <w:r>
-            <w:t>Mitchell</w:t>
-          </w:r>
-        </w:p>
-      </w:docPartBody>
-    </w:docPart>
-    <w:docPart>
-      <w:docPartPr>
-        <w:name w:val="CD06093C68B54CF383E838DEE78639EA"/>
-        <w:category>
-          <w:name w:val="General"/>
-          <w:gallery w:val="placeholder"/>
-        </w:category>
-        <w:types>
-          <w:type w:val="bbPlcHdr"/>
-        </w:types>
-        <w:behaviors>
-          <w:behavior w:val="content"/>
-        </w:behaviors>
-        <w:guid w:val="{8D4A3BF4-5451-46EA-BE37-266296B5457D}"/>
-      </w:docPartPr>
-      <w:docPartBody>
-        <w:p>
-          <w:pPr>
-            <w:pStyle w:val="CD06093C68B54CF383E838DEE78639EA"/>
-          </w:pPr>
-          <w:r>
-            <w:t>CEO</w:t>
-          </w:r>
-        </w:p>
-      </w:docPartBody>
-    </w:docPart>
-    <w:docPart>
-      <w:docPartPr>
-        <w:name w:val="F0692A2732A940838D55F1434B14D8DB"/>
-        <w:category>
-          <w:name w:val="General"/>
-          <w:gallery w:val="placeholder"/>
-        </w:category>
-        <w:types>
-          <w:type w:val="bbPlcHdr"/>
-        </w:types>
-        <w:behaviors>
-          <w:behavior w:val="content"/>
-        </w:behaviors>
-        <w:guid w:val="{4C088F37-18F3-4069-97F2-100F0F6D80BC}"/>
-      </w:docPartPr>
-      <w:docPartBody>
-        <w:p>
-          <w:pPr>
-            <w:pStyle w:val="F0692A2732A940838D55F1434B14D8DB"/>
-          </w:pPr>
-          <w:r>
-            <w:t>VanArsdel, Ltd.</w:t>
-          </w:r>
-        </w:p>
-      </w:docPartBody>
-    </w:docPart>
-    <w:docPart>
-      <w:docPartPr>
-        <w:name w:val="2F4DCE3D19844D9E9711455D69C74E1F"/>
-        <w:category>
-          <w:name w:val="General"/>
-          <w:gallery w:val="placeholder"/>
-        </w:category>
-        <w:types>
-          <w:type w:val="bbPlcHdr"/>
-        </w:types>
-        <w:behaviors>
-          <w:behavior w:val="content"/>
-        </w:behaviors>
-        <w:guid w:val="{2D19237D-3D4B-452D-AD0F-6FBD6C83E525}"/>
-      </w:docPartPr>
-      <w:docPartBody>
-        <w:p>
-          <w:pPr>
-            <w:pStyle w:val="2F4DCE3D19844D9E9711455D69C74E1F"/>
-          </w:pPr>
-          <w:r>
-            <w:t>5678 Main St. New York, NY 90210</w:t>
-          </w:r>
-        </w:p>
-      </w:docPartBody>
-    </w:docPart>
-    <w:docPart>
-      <w:docPartPr>
-        <w:name w:val="67247DAB34A6425293FF31962FAAE736"/>
-        <w:category>
-          <w:name w:val="General"/>
-          <w:gallery w:val="placeholder"/>
-        </w:category>
-        <w:types>
-          <w:type w:val="bbPlcHdr"/>
-        </w:types>
-        <w:behaviors>
-          <w:behavior w:val="content"/>
-        </w:behaviors>
-        <w:guid w:val="{B2DE8C7D-3F65-4370-AA58-F4CDA751766E}"/>
-      </w:docPartPr>
-      <w:docPartBody>
-        <w:p>
-          <w:pPr>
-            <w:pStyle w:val="67247DAB34A6425293FF31962FAAE736"/>
-          </w:pPr>
-          <w:r>
-            <w:t>212-555-0199</w:t>
-          </w:r>
-        </w:p>
-      </w:docPartBody>
-    </w:docPart>
-    <w:docPart>
-      <w:docPartPr>
-        <w:name w:val="C64612A27DE04075B39FC3D8661E493B"/>
-        <w:category>
-          <w:name w:val="General"/>
-          <w:gallery w:val="placeholder"/>
-        </w:category>
-        <w:types>
-          <w:type w:val="bbPlcHdr"/>
-        </w:types>
-        <w:behaviors>
-          <w:behavior w:val="content"/>
-        </w:behaviors>
-        <w:guid w:val="{4CEE964D-5568-43F7-B2A4-404521E3F71F}"/>
-      </w:docPartPr>
-      <w:docPartBody>
-        <w:p>
-          <w:pPr>
-            <w:pStyle w:val="C64612A27DE04075B39FC3D8661E493B"/>
-          </w:pPr>
-          <w:r>
-            <w:t>www.vanarsdelltd.com</w:t>
-          </w:r>
-        </w:p>
-      </w:docPartBody>
-    </w:docPart>
-    <w:docPart>
-      <w:docPartPr>
-        <w:name w:val="CB9059EB0FFC4EB593C24F3F80A9281F"/>
-        <w:category>
-          <w:name w:val="General"/>
-          <w:gallery w:val="placeholder"/>
-        </w:category>
-        <w:types>
-          <w:type w:val="bbPlcHdr"/>
-        </w:types>
-        <w:behaviors>
-          <w:behavior w:val="content"/>
-        </w:behaviors>
-        <w:guid w:val="{9FD76618-A9F3-4058-86F5-85A1EBBC58A0}"/>
-      </w:docPartPr>
-      <w:docPartBody>
-        <w:p>
-          <w:pPr>
-            <w:pStyle w:val="CB9059EB0FFC4EB593C24F3F80A9281F"/>
-          </w:pPr>
-          <w:r>
-            <w:t>jordan@vanarsdelltd.com</w:t>
-          </w:r>
-        </w:p>
-      </w:docPartBody>
-    </w:docPart>
-    <w:docPart>
-      <w:docPartPr>
-        <w:name w:val="1B06EF58439F44859622083F69117A95"/>
-        <w:category>
-          <w:name w:val="General"/>
-          <w:gallery w:val="placeholder"/>
-        </w:category>
-        <w:types>
-          <w:type w:val="bbPlcHdr"/>
-        </w:types>
-        <w:behaviors>
-          <w:behavior w:val="content"/>
-        </w:behaviors>
-        <w:guid w:val="{2BE930EC-AC04-4C8A-82E9-A14023807D7A}"/>
-      </w:docPartPr>
-      <w:docPartBody>
-        <w:p>
-          <w:pPr>
-            <w:pStyle w:val="1B06EF58439F44859622083F69117A95"/>
-          </w:pPr>
-          <w:r>
-            <w:t>Jordan</w:t>
-          </w:r>
-        </w:p>
-      </w:docPartBody>
-    </w:docPart>
-    <w:docPart>
-      <w:docPartPr>
-        <w:name w:val="95E976E611A245ED9907AD11F8D9E91E"/>
-        <w:category>
-          <w:name w:val="General"/>
-          <w:gallery w:val="placeholder"/>
-        </w:category>
-        <w:types>
-          <w:type w:val="bbPlcHdr"/>
-        </w:types>
-        <w:behaviors>
-          <w:behavior w:val="content"/>
-        </w:behaviors>
-        <w:guid w:val="{757FDFA9-B6E8-49CB-9851-1ED4D36C3219}"/>
-      </w:docPartPr>
-      <w:docPartBody>
-        <w:p>
-          <w:pPr>
-            <w:pStyle w:val="95E976E611A245ED9907AD11F8D9E91E"/>
-          </w:pPr>
-          <w:r>
-            <w:t>Mitchell</w:t>
-          </w:r>
-        </w:p>
-      </w:docPartBody>
-    </w:docPart>
-    <w:docPart>
-      <w:docPartPr>
-        <w:name w:val="735AE6E2D5484C519B0AAF45F1B7979C"/>
-        <w:category>
-          <w:name w:val="General"/>
-          <w:gallery w:val="placeholder"/>
-        </w:category>
-        <w:types>
-          <w:type w:val="bbPlcHdr"/>
-        </w:types>
-        <w:behaviors>
-          <w:behavior w:val="content"/>
-        </w:behaviors>
-        <w:guid w:val="{7FF63D72-A388-4E3F-A08A-15CAF5B172B2}"/>
-      </w:docPartPr>
-      <w:docPartBody>
-        <w:p>
-          <w:pPr>
-            <w:pStyle w:val="735AE6E2D5484C519B0AAF45F1B7979C"/>
-          </w:pPr>
-          <w:r>
-            <w:t>CEO</w:t>
-          </w:r>
-        </w:p>
-      </w:docPartBody>
-    </w:docPart>
-    <w:docPart>
-      <w:docPartPr>
-        <w:name w:val="0753B4BEBD8B4F888C76C0C752219DF3"/>
-        <w:category>
-          <w:name w:val="General"/>
-          <w:gallery w:val="placeholder"/>
-        </w:category>
-        <w:types>
-          <w:type w:val="bbPlcHdr"/>
-        </w:types>
-        <w:behaviors>
-          <w:behavior w:val="content"/>
-        </w:behaviors>
-        <w:guid w:val="{5BE41257-4463-4293-866F-1C361477309E}"/>
-      </w:docPartPr>
-      <w:docPartBody>
-        <w:p>
-          <w:pPr>
-            <w:pStyle w:val="0753B4BEBD8B4F888C76C0C752219DF3"/>
-          </w:pPr>
-          <w:r>
-            <w:t>VanArsdel, Ltd.</w:t>
-          </w:r>
-        </w:p>
-      </w:docPartBody>
-    </w:docPart>
-    <w:docPart>
-      <w:docPartPr>
-        <w:name w:val="A70636E8F7D64E4A8DD0BF38A90D2CDF"/>
-        <w:category>
-          <w:name w:val="General"/>
-          <w:gallery w:val="placeholder"/>
-        </w:category>
-        <w:types>
-          <w:type w:val="bbPlcHdr"/>
-        </w:types>
-        <w:behaviors>
-          <w:behavior w:val="content"/>
-        </w:behaviors>
-        <w:guid w:val="{949E9E70-E1B7-4A08-B6A7-8C3C47263E07}"/>
-      </w:docPartPr>
-      <w:docPartBody>
-        <w:p>
-          <w:pPr>
-            <w:pStyle w:val="A70636E8F7D64E4A8DD0BF38A90D2CDF"/>
-          </w:pPr>
-          <w:r>
-            <w:t>5678 Main St. New York, NY 90210</w:t>
-          </w:r>
-        </w:p>
-      </w:docPartBody>
-    </w:docPart>
-    <w:docPart>
-      <w:docPartPr>
-        <w:name w:val="F0C007332FDD4A139F8307B103E375CD"/>
-        <w:category>
-          <w:name w:val="General"/>
-          <w:gallery w:val="placeholder"/>
-        </w:category>
-        <w:types>
-          <w:type w:val="bbPlcHdr"/>
-        </w:types>
-        <w:behaviors>
-          <w:behavior w:val="content"/>
-        </w:behaviors>
-        <w:guid w:val="{0D21E12B-2CBD-4D79-B659-DEDE53696158}"/>
-      </w:docPartPr>
-      <w:docPartBody>
-        <w:p>
-          <w:pPr>
-            <w:pStyle w:val="F0C007332FDD4A139F8307B103E375CD"/>
-          </w:pPr>
-          <w:r>
-            <w:t>212-555-0199</w:t>
-          </w:r>
-        </w:p>
-      </w:docPartBody>
-    </w:docPart>
-    <w:docPart>
-      <w:docPartPr>
-        <w:name w:val="C84FD8CF7BA343A2B7BCC4625AC0D38E"/>
-        <w:category>
-          <w:name w:val="General"/>
-          <w:gallery w:val="placeholder"/>
-        </w:category>
-        <w:types>
-          <w:type w:val="bbPlcHdr"/>
-        </w:types>
-        <w:behaviors>
-          <w:behavior w:val="content"/>
-        </w:behaviors>
-        <w:guid w:val="{139352A9-0EE1-4684-928F-812D6FD1D1B3}"/>
-      </w:docPartPr>
-      <w:docPartBody>
-        <w:p>
-          <w:pPr>
-            <w:pStyle w:val="C84FD8CF7BA343A2B7BCC4625AC0D38E"/>
-          </w:pPr>
-          <w:r>
-            <w:t>www.vanarsdelltd.com</w:t>
-          </w:r>
-        </w:p>
-      </w:docPartBody>
-    </w:docPart>
-    <w:docPart>
-      <w:docPartPr>
-        <w:name w:val="1AA42CFC19CB410E8776F321CDF21845"/>
-        <w:category>
-          <w:name w:val="General"/>
-          <w:gallery w:val="placeholder"/>
-        </w:category>
-        <w:types>
-          <w:type w:val="bbPlcHdr"/>
-        </w:types>
-        <w:behaviors>
-          <w:behavior w:val="content"/>
-        </w:behaviors>
-        <w:guid w:val="{6CABECE4-5180-4D83-B930-E97C5413264A}"/>
-      </w:docPartPr>
-      <w:docPartBody>
-        <w:p>
-          <w:pPr>
-            <w:pStyle w:val="1AA42CFC19CB410E8776F321CDF21845"/>
-          </w:pPr>
-          <w:r>
-            <w:t>jordan@vanarsdelltd.com</w:t>
-          </w:r>
-        </w:p>
-      </w:docPartBody>
-    </w:docPart>
-    <w:docPart>
-      <w:docPartPr>
-        <w:name w:val="012A542522AC449CB5610C91493A33DB"/>
-        <w:category>
-          <w:name w:val="General"/>
-          <w:gallery w:val="placeholder"/>
-        </w:category>
-        <w:types>
-          <w:type w:val="bbPlcHdr"/>
-        </w:types>
-        <w:behaviors>
-          <w:behavior w:val="content"/>
-        </w:behaviors>
-        <w:guid w:val="{72032F13-C99D-42BF-AA6C-69B4BB974FC0}"/>
-      </w:docPartPr>
-      <w:docPartBody>
-        <w:p>
-          <w:pPr>
-            <w:pStyle w:val="012A542522AC449CB5610C91493A33DB"/>
-          </w:pPr>
-          <w:r>
-            <w:t>Jordan</w:t>
-          </w:r>
-        </w:p>
-      </w:docPartBody>
-    </w:docPart>
-    <w:docPart>
-      <w:docPartPr>
-        <w:name w:val="51CDD300F6644859A39531F5CE497F52"/>
-        <w:category>
-          <w:name w:val="General"/>
-          <w:gallery w:val="placeholder"/>
-        </w:category>
-        <w:types>
-          <w:type w:val="bbPlcHdr"/>
-        </w:types>
-        <w:behaviors>
-          <w:behavior w:val="content"/>
-        </w:behaviors>
-        <w:guid w:val="{2B5B34CA-A505-4BBC-A1EA-234EAB3B5E22}"/>
-      </w:docPartPr>
-      <w:docPartBody>
-        <w:p>
-          <w:pPr>
-            <w:pStyle w:val="51CDD300F6644859A39531F5CE497F52"/>
-          </w:pPr>
-          <w:r>
-            <w:t>Mitchell</w:t>
-          </w:r>
-        </w:p>
-      </w:docPartBody>
-    </w:docPart>
-    <w:docPart>
-      <w:docPartPr>
-        <w:name w:val="35FE548166C34AD8918DF4EDE901C6BB"/>
-        <w:category>
-          <w:name w:val="General"/>
-          <w:gallery w:val="placeholder"/>
-        </w:category>
-        <w:types>
-          <w:type w:val="bbPlcHdr"/>
-        </w:types>
-        <w:behaviors>
-          <w:behavior w:val="content"/>
-        </w:behaviors>
-        <w:guid w:val="{EFCE3C32-1F2E-4A0C-A295-761844BCF0FC}"/>
-      </w:docPartPr>
-      <w:docPartBody>
-        <w:p>
-          <w:pPr>
-            <w:pStyle w:val="35FE548166C34AD8918DF4EDE901C6BB"/>
-          </w:pPr>
-          <w:r>
-            <w:t>CEO</w:t>
-          </w:r>
-        </w:p>
-      </w:docPartBody>
-    </w:docPart>
-    <w:docPart>
-      <w:docPartPr>
-        <w:name w:val="8AAB42F6599C4EECB82B19166BA488CF"/>
-        <w:category>
-          <w:name w:val="General"/>
-          <w:gallery w:val="placeholder"/>
-        </w:category>
-        <w:types>
-          <w:type w:val="bbPlcHdr"/>
-        </w:types>
-        <w:behaviors>
-          <w:behavior w:val="content"/>
-        </w:behaviors>
-        <w:guid w:val="{07325514-CC7E-44D7-9B80-90BC1981BB63}"/>
-      </w:docPartPr>
-      <w:docPartBody>
-        <w:p>
-          <w:pPr>
-            <w:pStyle w:val="8AAB42F6599C4EECB82B19166BA488CF"/>
-          </w:pPr>
-          <w:r>
-            <w:t>VanArsdel, Ltd.</w:t>
-          </w:r>
-        </w:p>
-      </w:docPartBody>
-    </w:docPart>
-    <w:docPart>
-      <w:docPartPr>
-        <w:name w:val="7D3664BD9131477FA4A50BFD5689935D"/>
-        <w:category>
-          <w:name w:val="General"/>
-          <w:gallery w:val="placeholder"/>
-        </w:category>
-        <w:types>
-          <w:type w:val="bbPlcHdr"/>
-        </w:types>
-        <w:behaviors>
-          <w:behavior w:val="content"/>
-        </w:behaviors>
-        <w:guid w:val="{4EC481DB-391B-4983-B4DD-2A9F9F776CC1}"/>
-      </w:docPartPr>
-      <w:docPartBody>
-        <w:p>
-          <w:pPr>
-            <w:pStyle w:val="7D3664BD9131477FA4A50BFD5689935D"/>
-          </w:pPr>
-          <w:r>
-            <w:t>5678 Main St. New York, NY 90210</w:t>
-          </w:r>
-        </w:p>
-      </w:docPartBody>
-    </w:docPart>
-    <w:docPart>
-      <w:docPartPr>
-        <w:name w:val="3AA765D907D842CEB40F36159A320F9F"/>
-        <w:category>
-          <w:name w:val="General"/>
-          <w:gallery w:val="placeholder"/>
-        </w:category>
-        <w:types>
-          <w:type w:val="bbPlcHdr"/>
-        </w:types>
-        <w:behaviors>
-          <w:behavior w:val="content"/>
-        </w:behaviors>
-        <w:guid w:val="{0F762E7F-7AAB-4D13-BE6A-59038C5DC6B6}"/>
-      </w:docPartPr>
-      <w:docPartBody>
-        <w:p>
-          <w:pPr>
-            <w:pStyle w:val="3AA765D907D842CEB40F36159A320F9F"/>
-          </w:pPr>
-          <w:r>
-            <w:t>212-555-0199</w:t>
-          </w:r>
-        </w:p>
-      </w:docPartBody>
-    </w:docPart>
-    <w:docPart>
-      <w:docPartPr>
-        <w:name w:val="A9B944232C5947E492AC36A500DA8869"/>
-        <w:category>
-          <w:name w:val="General"/>
-          <w:gallery w:val="placeholder"/>
-        </w:category>
-        <w:types>
-          <w:type w:val="bbPlcHdr"/>
-        </w:types>
-        <w:behaviors>
-          <w:behavior w:val="content"/>
-        </w:behaviors>
-        <w:guid w:val="{7DF67BB8-74E6-49CB-AA80-F52C894EE0F1}"/>
-      </w:docPartPr>
-      <w:docPartBody>
-        <w:p>
-          <w:pPr>
-            <w:pStyle w:val="A9B944232C5947E492AC36A500DA8869"/>
-          </w:pPr>
-          <w:r>
-            <w:t>www.vanarsdelltd.com</w:t>
-          </w:r>
-        </w:p>
-      </w:docPartBody>
-    </w:docPart>
-    <w:docPart>
-      <w:docPartPr>
-        <w:name w:val="1CB75655CCD1434F94B56650B4A7EE3D"/>
-        <w:category>
-          <w:name w:val="General"/>
-          <w:gallery w:val="placeholder"/>
-        </w:category>
-        <w:types>
-          <w:type w:val="bbPlcHdr"/>
-        </w:types>
-        <w:behaviors>
-          <w:behavior w:val="content"/>
-        </w:behaviors>
-        <w:guid w:val="{23288F9A-73C0-46BD-86A8-D6228F2A00EF}"/>
-      </w:docPartPr>
-      <w:docPartBody>
-        <w:p>
-          <w:pPr>
-            <w:pStyle w:val="1CB75655CCD1434F94B56650B4A7EE3D"/>
-          </w:pPr>
-          <w:r>
-            <w:t>jordan@vanarsdelltd.com</w:t>
-          </w:r>
-        </w:p>
-      </w:docPartBody>
-    </w:docPart>
-    <w:docPart>
-      <w:docPartPr>
-        <w:name w:val="53692ABCDF49489EB34C0B9C4BC73E69"/>
-        <w:category>
-          <w:name w:val="General"/>
-          <w:gallery w:val="placeholder"/>
-        </w:category>
-        <w:types>
-          <w:type w:val="bbPlcHdr"/>
-        </w:types>
-        <w:behaviors>
-          <w:behavior w:val="content"/>
-        </w:behaviors>
-        <w:guid w:val="{A89424DC-1741-455E-8864-6788A399F34F}"/>
-      </w:docPartPr>
-      <w:docPartBody>
-        <w:p>
-          <w:pPr>
-            <w:pStyle w:val="53692ABCDF49489EB34C0B9C4BC73E69"/>
-          </w:pPr>
-          <w:r>
-            <w:t>Jordan</w:t>
-          </w:r>
-        </w:p>
-      </w:docPartBody>
-    </w:docPart>
-    <w:docPart>
-      <w:docPartPr>
-        <w:name w:val="769E94E5974C49BC89B76CA8EFE8AD07"/>
-        <w:category>
-          <w:name w:val="General"/>
-          <w:gallery w:val="placeholder"/>
-        </w:category>
-        <w:types>
-          <w:type w:val="bbPlcHdr"/>
-        </w:types>
-        <w:behaviors>
-          <w:behavior w:val="content"/>
-        </w:behaviors>
-        <w:guid w:val="{FD492860-DC04-453E-834A-208AF396F05D}"/>
-      </w:docPartPr>
-      <w:docPartBody>
-        <w:p>
-          <w:pPr>
-            <w:pStyle w:val="769E94E5974C49BC89B76CA8EFE8AD07"/>
-          </w:pPr>
-          <w:r>
-            <w:t>Mitchell</w:t>
-          </w:r>
-        </w:p>
-      </w:docPartBody>
-    </w:docPart>
-    <w:docPart>
-      <w:docPartPr>
-        <w:name w:val="4DDAEF03A4AB4384A9893897EAEA6401"/>
-        <w:category>
-          <w:name w:val="General"/>
-          <w:gallery w:val="placeholder"/>
-        </w:category>
-        <w:types>
-          <w:type w:val="bbPlcHdr"/>
-        </w:types>
-        <w:behaviors>
-          <w:behavior w:val="content"/>
-        </w:behaviors>
-        <w:guid w:val="{1C9D55E3-D626-46AE-A31C-04CE2BDA3AB8}"/>
-      </w:docPartPr>
-      <w:docPartBody>
-        <w:p>
-          <w:pPr>
-            <w:pStyle w:val="4DDAEF03A4AB4384A9893897EAEA6401"/>
-          </w:pPr>
-          <w:r>
-            <w:t>CEO</w:t>
-          </w:r>
-        </w:p>
-      </w:docPartBody>
-    </w:docPart>
-    <w:docPart>
-      <w:docPartPr>
-        <w:name w:val="71DAADED912E456297508140DBB7405F"/>
-        <w:category>
-          <w:name w:val="General"/>
-          <w:gallery w:val="placeholder"/>
-        </w:category>
-        <w:types>
-          <w:type w:val="bbPlcHdr"/>
-        </w:types>
-        <w:behaviors>
-          <w:behavior w:val="content"/>
-        </w:behaviors>
-        <w:guid w:val="{163D9214-FA6A-4C18-8E59-51B5E0627435}"/>
-      </w:docPartPr>
-      <w:docPartBody>
-        <w:p>
-          <w:pPr>
-            <w:pStyle w:val="71DAADED912E456297508140DBB7405F"/>
-          </w:pPr>
-          <w:r>
-            <w:t>VanArsdel, Ltd.</w:t>
-          </w:r>
-        </w:p>
-      </w:docPartBody>
-    </w:docPart>
-    <w:docPart>
-      <w:docPartPr>
-        <w:name w:val="792B697959784506B320D86F6435E215"/>
-        <w:category>
-          <w:name w:val="General"/>
-          <w:gallery w:val="placeholder"/>
-        </w:category>
-        <w:types>
-          <w:type w:val="bbPlcHdr"/>
-        </w:types>
-        <w:behaviors>
-          <w:behavior w:val="content"/>
-        </w:behaviors>
-        <w:guid w:val="{03F43253-CDF0-492B-979C-7511D6F2DC5D}"/>
-      </w:docPartPr>
-      <w:docPartBody>
-        <w:p>
-          <w:pPr>
-            <w:pStyle w:val="792B697959784506B320D86F6435E215"/>
-          </w:pPr>
-          <w:r>
-            <w:t>5678 Main St. New York, NY 90210</w:t>
-          </w:r>
-        </w:p>
-      </w:docPartBody>
-    </w:docPart>
-    <w:docPart>
-      <w:docPartPr>
-        <w:name w:val="9F65B22F810347D2989A6EDAB2BACD62"/>
-        <w:category>
-          <w:name w:val="General"/>
-          <w:gallery w:val="placeholder"/>
-        </w:category>
-        <w:types>
-          <w:type w:val="bbPlcHdr"/>
-        </w:types>
-        <w:behaviors>
-          <w:behavior w:val="content"/>
-        </w:behaviors>
-        <w:guid w:val="{5594C21F-9C29-4015-999C-695542D3FE57}"/>
-      </w:docPartPr>
-      <w:docPartBody>
-        <w:p>
-          <w:pPr>
-            <w:pStyle w:val="9F65B22F810347D2989A6EDAB2BACD62"/>
-          </w:pPr>
-          <w:r>
-            <w:t>212-555-0199</w:t>
-          </w:r>
-        </w:p>
-      </w:docPartBody>
-    </w:docPart>
-    <w:docPart>
-      <w:docPartPr>
-        <w:name w:val="731EC8244385426B8ECCDC8519AF0CCE"/>
-        <w:category>
-          <w:name w:val="General"/>
-          <w:gallery w:val="placeholder"/>
-        </w:category>
-        <w:types>
-          <w:type w:val="bbPlcHdr"/>
-        </w:types>
-        <w:behaviors>
-          <w:behavior w:val="content"/>
-        </w:behaviors>
-        <w:guid w:val="{14BFC436-4D41-4B40-97A9-ED913E4DA491}"/>
-      </w:docPartPr>
-      <w:docPartBody>
-        <w:p>
-          <w:pPr>
-            <w:pStyle w:val="731EC8244385426B8ECCDC8519AF0CCE"/>
-          </w:pPr>
-          <w:r>
-            <w:t>www.vanarsdelltd.com</w:t>
-          </w:r>
-        </w:p>
-      </w:docPartBody>
-    </w:docPart>
-    <w:docPart>
-      <w:docPartPr>
-        <w:name w:val="006C434469294D04B61DEA2E8D8EF24B"/>
-        <w:category>
-          <w:name w:val="General"/>
-          <w:gallery w:val="placeholder"/>
-        </w:category>
-        <w:types>
-          <w:type w:val="bbPlcHdr"/>
-        </w:types>
-        <w:behaviors>
-          <w:behavior w:val="content"/>
-        </w:behaviors>
-        <w:guid w:val="{56D78452-643E-47F5-9148-D0288F939B12}"/>
-      </w:docPartPr>
-      <w:docPartBody>
-        <w:p>
-          <w:pPr>
-            <w:pStyle w:val="006C434469294D04B61DEA2E8D8EF24B"/>
-          </w:pPr>
-          <w:r>
-            <w:t>jordan@vanarsdelltd.com</w:t>
-          </w:r>
-        </w:p>
-      </w:docPartBody>
-    </w:docPart>
-    <w:docPart>
-      <w:docPartPr>
-        <w:name w:val="816726F364CA451F8AC35172F1B2F98E"/>
-        <w:category>
-          <w:name w:val="General"/>
-          <w:gallery w:val="placeholder"/>
-        </w:category>
-        <w:types>
-          <w:type w:val="bbPlcHdr"/>
-        </w:types>
-        <w:behaviors>
-          <w:behavior w:val="content"/>
-        </w:behaviors>
-        <w:guid w:val="{A667D21A-E715-4090-AA47-78EA06EA3B4D}"/>
-      </w:docPartPr>
-      <w:docPartBody>
-        <w:p>
-          <w:pPr>
-            <w:pStyle w:val="816726F364CA451F8AC35172F1B2F98E"/>
-          </w:pPr>
-          <w:r>
-            <w:t>Jordan</w:t>
-          </w:r>
-        </w:p>
-      </w:docPartBody>
-    </w:docPart>
-    <w:docPart>
-      <w:docPartPr>
-        <w:name w:val="272013D3BC924CFD9C246C1754BE794F"/>
-        <w:category>
-          <w:name w:val="General"/>
-          <w:gallery w:val="placeholder"/>
-        </w:category>
-        <w:types>
-          <w:type w:val="bbPlcHdr"/>
-        </w:types>
-        <w:behaviors>
-          <w:behavior w:val="content"/>
-        </w:behaviors>
-        <w:guid w:val="{806A37FD-5648-470F-BB88-6D1656448360}"/>
-      </w:docPartPr>
-      <w:docPartBody>
-        <w:p>
-          <w:pPr>
-            <w:pStyle w:val="272013D3BC924CFD9C246C1754BE794F"/>
-          </w:pPr>
-          <w:r>
-            <w:t>Mitchell</w:t>
-          </w:r>
-        </w:p>
-      </w:docPartBody>
-    </w:docPart>
-    <w:docPart>
-      <w:docPartPr>
-        <w:name w:val="ABF99549FF3641D5A639BC7B74B3C4E8"/>
-        <w:category>
-          <w:name w:val="General"/>
-          <w:gallery w:val="placeholder"/>
-        </w:category>
-        <w:types>
-          <w:type w:val="bbPlcHdr"/>
-        </w:types>
-        <w:behaviors>
-          <w:behavior w:val="content"/>
-        </w:behaviors>
-        <w:guid w:val="{FFB97516-D9CF-4207-BF1B-277AA64DC7FD}"/>
-      </w:docPartPr>
-      <w:docPartBody>
-        <w:p>
-          <w:pPr>
-            <w:pStyle w:val="ABF99549FF3641D5A639BC7B74B3C4E8"/>
-          </w:pPr>
-          <w:r>
-            <w:t>CEO</w:t>
-          </w:r>
-        </w:p>
-      </w:docPartBody>
-    </w:docPart>
-    <w:docPart>
-      <w:docPartPr>
-        <w:name w:val="56BFA9D63BBA4A8187685FB190B4B1FF"/>
-        <w:category>
-          <w:name w:val="General"/>
-          <w:gallery w:val="placeholder"/>
-        </w:category>
-        <w:types>
-          <w:type w:val="bbPlcHdr"/>
-        </w:types>
-        <w:behaviors>
-          <w:behavior w:val="content"/>
-        </w:behaviors>
-        <w:guid w:val="{71236751-4097-4992-B380-1075E64983A8}"/>
-      </w:docPartPr>
-      <w:docPartBody>
-        <w:p>
-          <w:pPr>
-            <w:pStyle w:val="56BFA9D63BBA4A8187685FB190B4B1FF"/>
-          </w:pPr>
-          <w:r>
-            <w:t>VanArsdel, Ltd.</w:t>
-          </w:r>
-        </w:p>
-      </w:docPartBody>
-    </w:docPart>
-    <w:docPart>
-      <w:docPartPr>
-        <w:name w:val="F23F04304B2B46929F5591A48660A8E0"/>
-        <w:category>
-          <w:name w:val="General"/>
-          <w:gallery w:val="placeholder"/>
-        </w:category>
-        <w:types>
-          <w:type w:val="bbPlcHdr"/>
-        </w:types>
-        <w:behaviors>
-          <w:behavior w:val="content"/>
-        </w:behaviors>
-        <w:guid w:val="{AC852708-C4D5-429C-B795-E0E63630D021}"/>
-      </w:docPartPr>
-      <w:docPartBody>
-        <w:p>
-          <w:pPr>
-            <w:pStyle w:val="F23F04304B2B46929F5591A48660A8E0"/>
-          </w:pPr>
-          <w:r>
-            <w:t>5678 Main St. New York, NY 90210</w:t>
-          </w:r>
-        </w:p>
-      </w:docPartBody>
-    </w:docPart>
-    <w:docPart>
-      <w:docPartPr>
-        <w:name w:val="0A352C09CD8143A693B22261338F0C85"/>
-        <w:category>
-          <w:name w:val="General"/>
-          <w:gallery w:val="placeholder"/>
-        </w:category>
-        <w:types>
-          <w:type w:val="bbPlcHdr"/>
-        </w:types>
-        <w:behaviors>
-          <w:behavior w:val="content"/>
-        </w:behaviors>
-        <w:guid w:val="{1D88805B-3911-46ED-A121-C8634B185842}"/>
-      </w:docPartPr>
-      <w:docPartBody>
-        <w:p>
-          <w:pPr>
-            <w:pStyle w:val="0A352C09CD8143A693B22261338F0C85"/>
-          </w:pPr>
-          <w:r>
-            <w:t>212-555-0199</w:t>
-          </w:r>
-        </w:p>
-      </w:docPartBody>
-    </w:docPart>
-    <w:docPart>
-      <w:docPartPr>
-        <w:name w:val="0B9A60639B724FB6BAFD37F4A9FFFB87"/>
-        <w:category>
-          <w:name w:val="General"/>
-          <w:gallery w:val="placeholder"/>
-        </w:category>
-        <w:types>
-          <w:type w:val="bbPlcHdr"/>
-        </w:types>
-        <w:behaviors>
-          <w:behavior w:val="content"/>
-        </w:behaviors>
-        <w:guid w:val="{870FA92F-3EFD-4DB8-87D7-9C473C46DAD9}"/>
-      </w:docPartPr>
-      <w:docPartBody>
-        <w:p>
-          <w:pPr>
-            <w:pStyle w:val="0B9A60639B724FB6BAFD37F4A9FFFB87"/>
-          </w:pPr>
-          <w:r>
-            <w:t>www.vanarsdelltd.com</w:t>
-          </w:r>
-        </w:p>
-      </w:docPartBody>
-    </w:docPart>
-    <w:docPart>
-      <w:docPartPr>
-        <w:name w:val="552FB450A5CE475287265805651F1323"/>
-        <w:category>
-          <w:name w:val="General"/>
-          <w:gallery w:val="placeholder"/>
-        </w:category>
-        <w:types>
-          <w:type w:val="bbPlcHdr"/>
-        </w:types>
-        <w:behaviors>
-          <w:behavior w:val="content"/>
-        </w:behaviors>
-        <w:guid w:val="{5EEFAA82-67DC-4C19-A921-8F384FB2CD6E}"/>
-      </w:docPartPr>
-      <w:docPartBody>
-        <w:p>
-          <w:pPr>
-            <w:pStyle w:val="552FB450A5CE475287265805651F1323"/>
-          </w:pPr>
-          <w:r>
-            <w:t>jordan@vanarsdelltd.com</w:t>
-          </w:r>
-        </w:p>
-      </w:docPartBody>
-    </w:docPart>
-  </w:docParts>
-</w:glossaryDocument>
-</file>
-
-<file path=word/glossary/fontTable.xml><?xml version="1.0" encoding="utf-8"?>
-<w:fonts xmlns:mc="http://schemas.openxmlformats.org/markup-compatibility/2006" xmlns:r="http://schemas.openxmlformats.org/officeDocument/2006/relationships" xmlns:w="http://schemas.openxmlformats.org/wordprocessingml/2006/main" xmlns:w14="http://schemas.microsoft.com/office/word/2010/wordml" xmlns:w15="http://schemas.microsoft.com/office/word/2012/wordml" xmlns:w16cex="http://schemas.microsoft.com/office/word/2018/wordml/cex" xmlns:w16cid="http://schemas.microsoft.com/office/word/2016/wordml/cid" xmlns:w16="http://schemas.microsoft.com/office/word/2018/wordml" xmlns:w16sdtdh="http://schemas.microsoft.com/office/word/2020/wordml/sdtdatahash" xmlns:w16se="http://schemas.microsoft.com/office/word/2015/wordml/symex" mc:Ignorable="w14 w15 w16se w16cid w16 w16cex w16sdtdh">
-  <w:font w:name="Symbol">
-    <w:panose1 w:val="05050102010706020507"/>
-    <w:charset w:val="02"/>
-    <w:family w:val="roman"/>
-    <w:pitch w:val="variable"/>
-    <w:sig w:usb0="00000000" w:usb1="10000000" w:usb2="00000000" w:usb3="00000000" w:csb0="80000000" w:csb1="00000000"/>
-  </w:font>
-  <w:font w:name="Times New Roman">
-    <w:panose1 w:val="02020603050405020304"/>
-    <w:charset w:val="00"/>
-    <w:family w:val="roman"/>
-    <w:pitch w:val="variable"/>
-    <w:sig w:usb0="E0002EFF" w:usb1="C000785B" w:usb2="00000009" w:usb3="00000000" w:csb0="000001FF" w:csb1="00000000"/>
-  </w:font>
-  <w:font w:name="Source Sans Pro Light">
-    <w:panose1 w:val="020B0403030403020204"/>
-    <w:charset w:val="00"/>
-    <w:family w:val="swiss"/>
-    <w:pitch w:val="variable"/>
-    <w:sig w:usb0="600002F7" w:usb1="02000001" w:usb2="00000000" w:usb3="00000000" w:csb0="0000019F" w:csb1="00000000"/>
-  </w:font>
-  <w:font w:name="Bodoni MT">
-    <w:panose1 w:val="02070603080606020203"/>
-    <w:charset w:val="00"/>
-    <w:family w:val="roman"/>
-    <w:pitch w:val="variable"/>
-    <w:sig w:usb0="00000003" w:usb1="00000000" w:usb2="00000000" w:usb3="00000000" w:csb0="00000001" w:csb1="00000000"/>
-  </w:font>
-  <w:font w:name="Calibri">
-    <w:panose1 w:val="020F0502020204030204"/>
-    <w:charset w:val="00"/>
-    <w:family w:val="swiss"/>
-    <w:pitch w:val="variable"/>
-    <w:sig w:usb0="E4002EFF" w:usb1="C000247B" w:usb2="00000009" w:usb3="00000000" w:csb0="000001FF" w:csb1="00000000"/>
-  </w:font>
-  <w:font w:name="Calibri Light">
-    <w:panose1 w:val="020F0302020204030204"/>
-    <w:charset w:val="00"/>
-    <w:family w:val="swiss"/>
-    <w:pitch w:val="variable"/>
-    <w:sig w:usb0="E4002EFF" w:usb1="C000247B" w:usb2="00000009" w:usb3="00000000" w:csb0="000001FF" w:csb1="00000000"/>
-  </w:font>
-</w:fonts>
-</file>
-
-<file path=word/glossary/settings2.xml><?xml version="1.0" encoding="utf-8"?>
-<w:settings xmlns:mc="http://schemas.openxmlformats.org/markup-compatibility/2006" xmlns:o="urn:schemas-microsoft-com:office:office" xmlns:r="http://schemas.openxmlformats.org/officeDocument/2006/relationships" xmlns:m="http://schemas.openxmlformats.org/officeDocument/2006/math" xmlns:v="urn:schemas-microsoft-com:vml" xmlns:w10="urn:schemas-microsoft-com:office:word" xmlns:w="http://schemas.openxmlformats.org/wordprocessingml/2006/main" xmlns:w14="http://schemas.microsoft.com/office/word/2010/wordml" xmlns:w15="http://schemas.microsoft.com/office/word/2012/wordml" xmlns:w16cex="http://schemas.microsoft.com/office/word/2018/wordml/cex" xmlns:w16cid="http://schemas.microsoft.com/office/word/2016/wordml/cid" xmlns:w16="http://schemas.microsoft.com/office/word/2018/wordml" xmlns:w16sdtdh="http://schemas.microsoft.com/office/word/2020/wordml/sdtdatahash" xmlns:w16se="http://schemas.microsoft.com/office/word/2015/wordml/symex" xmlns:sl="http://schemas.openxmlformats.org/schemaLibrary/2006/main" mc:Ignorable="w14 w15 w16se w16cid w16 w16cex w16sdtdh">
-  <w:view w:val="normal"/>
-  <w:defaultTabStop w:val="720"/>
-  <w:characterSpacingControl w:val="doNotCompress"/>
-  <w:compat>
-    <w:useFELayout/>
-    <w:compatSetting w:name="compatibilityMode" w:uri="http://schemas.microsoft.com/office/word" w:val="15"/>
-    <w:compatSetting w:name="overrideTableStyleFontSizeAndJustification" w:uri="http://schemas.microsoft.com/office/word" w:val="1"/>
-    <w:compatSetting w:name="enableOpenTypeFeatures" w:uri="http://schemas.microsoft.com/office/word" w:val="1"/>
-    <w:compatSetting w:name="doNotFlipMirrorIndents" w:uri="http://schemas.microsoft.com/office/word" w:val="1"/>
-    <w:compatSetting w:name="differentiateMultirowTableHeaders" w:uri="http://schemas.microsoft.com/office/word" w:val="1"/>
-    <w:compatSetting w:name="useWord2013TrackBottomHyphenation" w:uri="http://schemas.microsoft.com/office/word" w:val="1"/>
-  </w:compat>
-  <w:rsids>
-    <w:rsidRoot w:val="00594749"/>
-    <w:rsid w:val="0050269A"/>
-    <w:rsid w:val="00594749"/>
-    <w:rsid w:val="00610257"/>
-    <w:rsid w:val="00BE69A1"/>
-    <w:rsid w:val="00F54784"/>
-    <w:rsid w:val="00F733F0"/>
-    <w:rsid w:val="00FB7290"/>
-  </w:rsids>
-  <m:mathPr>
-    <m:mathFont m:val="Cambria Math"/>
-    <m:brkBin m:val="before"/>
-    <m:brkBinSub m:val="--"/>
-    <m:smallFrac m:val="0"/>
-    <m:dispDef/>
-    <m:lMargin m:val="0"/>
-    <m:rMargin m:val="0"/>
-    <m:defJc m:val="centerGroup"/>
-    <m:wrapIndent m:val="1440"/>
-    <m:intLim m:val="subSup"/>
-    <m:naryLim m:val="undOvr"/>
-  </m:mathPr>
-  <w:themeFontLang w:val="en-US"/>
-  <w:clrSchemeMapping w:bg1="light1" w:t1="dark1" w:bg2="light2" w:t2="dark2" w:accent1="accent1" w:accent2="accent2" w:accent3="accent3" w:accent4="accent4" w:accent5="accent5" w:accent6="accent6" w:hyperlink="hyperlink" w:followedHyperlink="followedHyperlink"/>
-  <w:decimalSymbol w:val="."/>
-  <w:listSeparator w:val=","/>
-  <w15:chartTrackingRefBased/>
-</w:settings>
-</file>
-
-<file path=word/glossary/styles2.xml><?xml version="1.0" encoding="utf-8"?>
-<w:styles xmlns:mc="http://schemas.openxmlformats.org/markup-compatibility/2006" xmlns:r="http://schemas.openxmlformats.org/officeDocument/2006/relationships" xmlns:w="http://schemas.openxmlformats.org/wordprocessingml/2006/main" xmlns:w14="http://schemas.microsoft.com/office/word/2010/wordml" xmlns:w15="http://schemas.microsoft.com/office/word/2012/wordml" xmlns:w16cex="http://schemas.microsoft.com/office/word/2018/wordml/cex" xmlns:w16cid="http://schemas.microsoft.com/office/word/2016/wordml/cid" xmlns:w16="http://schemas.microsoft.com/office/word/2018/wordml" xmlns:w16sdtdh="http://schemas.microsoft.com/office/word/2020/wordml/sdtdatahash" xmlns:w16se="http://schemas.microsoft.com/office/word/2015/wordml/symex" mc:Ignorable="w14 w15 w16se w16cid w16 w16cex w16sdtdh">
-  <w:docDefaults>
-    <w:rPrDefault>
-      <w:rPr>
-        <w:rFonts w:asciiTheme="minorHAnsi" w:eastAsiaTheme="minorEastAsia" w:hAnsiTheme="minorHAnsi" w:cstheme="minorBidi"/>
-        <w:sz w:val="22"/>
-        <w:szCs w:val="22"/>
-        <w:lang w:val="en-US" w:eastAsia="en-US" w:bidi="ar-SA"/>
-      </w:rPr>
-    </w:rPrDefault>
-    <w:pPrDefault>
-      <w:pPr>
-        <w:spacing w:after="160" w:line="259" w:lineRule="auto"/>
-      </w:pPr>
-    </w:pPrDefault>
-  </w:docDefaults>
-  <w:latentStyles w:defLockedState="0" w:defUIPriority="99" w:defSemiHidden="0" w:defUnhideWhenUsed="0" w:defQFormat="0" w:count="376">
-    <w:lsdException w:name="Normal" w:uiPriority="0" w:qFormat="1"/>
-    <w:lsdException w:name="heading 1" w:uiPriority="9" w:qFormat="1"/>
-    <w:lsdException w:name="heading 2" w:semiHidden="1" w:uiPriority="9" w:unhideWhenUsed="1" w:qFormat="1"/>
-    <w:lsdException w:name="heading 3" w:semiHidden="1" w:uiPriority="9" w:unhideWhenUsed="1" w:qFormat="1"/>
-    <w:lsdException w:name="heading 4" w:semiHidden="1" w:uiPriority="9" w:unhideWhenUsed="1" w:qFormat="1"/>
-    <w:lsdException w:name="heading 5" w:semiHidden="1" w:uiPriority="9" w:unhideWhenUsed="1" w:qFormat="1"/>
-    <w:lsdException w:name="heading 6" w:semiHidden="1" w:uiPriority="9" w:unhideWhenUsed="1" w:qFormat="1"/>
-    <w:lsdException w:name="heading 7" w:semiHidden="1" w:uiPriority="9" w:unhideWhenUsed="1" w:qFormat="1"/>
-    <w:lsdException w:name="heading 8" w:semiHidden="1" w:uiPriority="9" w:unhideWhenUsed="1" w:qFormat="1"/>
-    <w:lsdException w:name="heading 9" w:semiHidden="1" w:uiPriority="9" w:unhideWhenUsed="1" w:qFormat="1"/>
-    <w:lsdException w:name="index 1" w:semiHidden="1" w:unhideWhenUsed="1"/>
-    <w:lsdException w:name="index 2" w:semiHidden="1" w:unhideWhenUsed="1"/>
-    <w:lsdException w:name="index 3" w:semiHidden="1" w:unhideWhenUsed="1"/>
-    <w:lsdException w:name="index 4" w:semiHidden="1" w:unhideWhenUsed="1"/>
-    <w:lsdException w:name="index 5" w:semiHidden="1" w:unhideWhenUsed="1"/>
-    <w:lsdException w:name="index 6" w:semiHidden="1" w:unhideWhenUsed="1"/>
-    <w:lsdException w:name="index 7" w:semiHidden="1" w:unhideWhenUsed="1"/>
-    <w:lsdException w:name="index 8" w:semiHidden="1" w:unhideWhenUsed="1"/>
-    <w:lsdException w:name="index 9" w:semiHidden="1" w:unhideWhenUsed="1"/>
-    <w:lsdException w:name="toc 1" w:semiHidden="1" w:uiPriority="39" w:unhideWhenUsed="1"/>
-    <w:lsdException w:name="toc 2" w:semiHidden="1" w:uiPriority="39" w:unhideWhenUsed="1"/>
-    <w:lsdException w:name="toc 3" w:semiHidden="1" w:uiPriority="39" w:unhideWhenUsed="1"/>
-    <w:lsdException w:name="toc 4" w:semiHidden="1" w:uiPriority="39" w:unhideWhenUsed="1"/>
-    <w:lsdException w:name="toc 5" w:semiHidden="1" w:uiPriority="39" w:unhideWhenUsed="1"/>
-    <w:lsdException w:name="toc 6" w:semiHidden="1" w:uiPriority="39" w:unhideWhenUsed="1"/>
-    <w:lsdException w:name="toc 7" w:semiHidden="1" w:uiPriority="39" w:unhideWhenUsed="1"/>
-    <w:lsdException w:name="toc 8" w:semiHidden="1" w:uiPriority="39" w:unhideWhenUsed="1"/>
-    <w:lsdException w:name="toc 9" w:semiHidden="1" w:uiPriority="39" w:unhideWhenUsed="1"/>
-    <w:lsdException w:name="Normal Indent" w:semiHidden="1" w:unhideWhenUsed="1"/>
-    <w:lsdException w:name="footnote text" w:semiHidden="1" w:unhideWhenUsed="1"/>
-    <w:lsdException w:name="annotation text" w:semiHidden="1" w:unhideWhenUsed="1"/>
-    <w:lsdException w:name="header" w:semiHidden="1" w:unhideWhenUsed="1"/>
-    <w:lsdException w:name="footer" w:semiHidden="1" w:unhideWhenUsed="1"/>
-    <w:lsdException w:name="index heading" w:semiHidden="1" w:unhideWhenUsed="1"/>
-    <w:lsdException w:name="caption" w:semiHidden="1" w:uiPriority="35" w:unhideWhenUsed="1" w:qFormat="1"/>
-    <w:lsdException w:name="table of figures" w:semiHidden="1" w:unhideWhenUsed="1"/>
-    <w:lsdException w:name="envelope address" w:semiHidden="1" w:unhideWhenUsed="1"/>
-    <w:lsdException w:name="envelope return" w:semiHidden="1" w:unhideWhenUsed="1"/>
-    <w:lsdException w:name="footnote reference" w:semiHidden="1" w:unhideWhenUsed="1"/>
-    <w:lsdException w:name="annotation reference" w:semiHidden="1" w:unhideWhenUsed="1"/>
-    <w:lsdException w:name="line number" w:semiHidden="1" w:unhideWhenUsed="1"/>
-    <w:lsdException w:name="page number" w:semiHidden="1" w:unhideWhenUsed="1"/>
-    <w:lsdException w:name="endnote reference" w:semiHidden="1" w:unhideWhenUsed="1"/>
-    <w:lsdException w:name="endnote text" w:semiHidden="1" w:unhideWhenUsed="1"/>
-    <w:lsdException w:name="table of authorities" w:semiHidden="1" w:unhideWhenUsed="1"/>
-    <w:lsdException w:name="macro" w:semiHidden="1" w:unhideWhenUsed="1"/>
-    <w:lsdException w:name="toa heading" w:semiHidden="1" w:unhideWhenUsed="1"/>
-    <w:lsdException w:name="List" w:semiHidden="1" w:unhideWhenUsed="1"/>
-    <w:lsdException w:name="List Bullet" w:semiHidden="1" w:unhideWhenUsed="1"/>
-    <w:lsdException w:name="List Number" w:semiHidden="1" w:unhideWhenUsed="1"/>
-    <w:lsdException w:name="List 2" w:semiHidden="1" w:unhideWhenUsed="1"/>
-    <w:lsdException w:name="List 3" w:semiHidden="1" w:unhideWhenUsed="1"/>
-    <w:lsdException w:name="List 4" w:semiHidden="1" w:unhideWhenUsed="1"/>
-    <w:lsdException w:name="List 5" w:semiHidden="1" w:unhideWhenUsed="1"/>
-    <w:lsdException w:name="List Bullet 2" w:semiHidden="1" w:unhideWhenUsed="1"/>
-    <w:lsdException w:name="List Bullet 3" w:semiHidden="1" w:unhideWhenUsed="1"/>
-    <w:lsdException w:name="List Bullet 4" w:semiHidden="1" w:unhideWhenUsed="1"/>
-    <w:lsdException w:name="List Bullet 5" w:semiHidden="1" w:unhideWhenUsed="1"/>
-    <w:lsdException w:name="List Number 2" w:semiHidden="1" w:unhideWhenUsed="1"/>
-    <w:lsdException w:name="List Number 3" w:semiHidden="1" w:unhideWhenUsed="1"/>
-    <w:lsdException w:name="List Number 4" w:semiHidden="1" w:unhideWhenUsed="1"/>
-    <w:lsdException w:name="List Number 5" w:semiHidden="1" w:unhideWhenUsed="1"/>
-    <w:lsdException w:name="Title" w:uiPriority="10" w:qFormat="1"/>
-    <w:lsdException w:name="Closing" w:semiHidden="1" w:unhideWhenUsed="1"/>
-    <w:lsdException w:name="Signature" w:semiHidden="1" w:unhideWhenUsed="1"/>
-    <w:lsdException w:name="Default Paragraph Font" w:semiHidden="1" w:uiPriority="1" w:unhideWhenUsed="1"/>
-    <w:lsdException w:name="Body Text" w:semiHidden="1" w:unhideWhenUsed="1"/>
-    <w:lsdException w:name="Body Text Indent" w:semiHidden="1" w:unhideWhenUsed="1"/>
-    <w:lsdException w:name="List Continue" w:semiHidden="1" w:unhideWhenUsed="1"/>
-    <w:lsdException w:name="List Continue 2" w:semiHidden="1" w:unhideWhenUsed="1"/>
-    <w:lsdException w:name="List Continue 3" w:semiHidden="1" w:unhideWhenUsed="1"/>
-    <w:lsdException w:name="List Continue 4" w:semiHidden="1" w:unhideWhenUsed="1"/>
-    <w:lsdException w:name="List Continue 5" w:semiHidden="1" w:unhideWhenUsed="1"/>
-    <w:lsdException w:name="Message Header" w:semiHidden="1" w:unhideWhenUsed="1"/>
-    <w:lsdException w:name="Subtitle" w:uiPriority="11" w:qFormat="1"/>
-    <w:lsdException w:name="Salutation" w:semiHidden="1" w:unhideWhenUsed="1"/>
-    <w:lsdException w:name="Date" w:semiHidden="1" w:unhideWhenUsed="1"/>
-    <w:lsdException w:name="Body Text First Indent" w:semiHidden="1" w:unhideWhenUsed="1"/>
-    <w:lsdException w:name="Body Text First Indent 2" w:semiHidden="1" w:unhideWhenUsed="1"/>
-    <w:lsdException w:name="Note Heading" w:semiHidden="1" w:unhideWhenUsed="1"/>
-    <w:lsdException w:name="Body Text 2" w:semiHidden="1" w:unhideWhenUsed="1"/>
-    <w:lsdException w:name="Body Text 3" w:semiHidden="1" w:unhideWhenUsed="1"/>
-    <w:lsdException w:name="Body Text Indent 2" w:semiHidden="1" w:unhideWhenUsed="1"/>
-    <w:lsdException w:name="Body Text Indent 3" w:semiHidden="1" w:unhideWhenUsed="1"/>
-    <w:lsdException w:name="Block Text" w:semiHidden="1" w:unhideWhenUsed="1"/>
-    <w:lsdException w:name="Hyperlink" w:semiHidden="1" w:unhideWhenUsed="1"/>
-    <w:lsdException w:name="FollowedHyperlink" w:semiHidden="1" w:unhideWhenUsed="1"/>
-    <w:lsdException w:name="Strong" w:uiPriority="22" w:qFormat="1"/>
-    <w:lsdException w:name="Emphasis" w:uiPriority="20" w:qFormat="1"/>
-    <w:lsdException w:name="Document Map" w:semiHidden="1" w:unhideWhenUsed="1"/>
-    <w:lsdException w:name="Plain Text" w:semiHidden="1" w:unhideWhenUsed="1"/>
-    <w:lsdException w:name="E-mail Signature" w:semiHidden="1" w:unhideWhenUsed="1"/>
-    <w:lsdException w:name="HTML Top of Form" w:semiHidden="1" w:unhideWhenUsed="1"/>
-    <w:lsdException w:name="HTML Bottom of Form" w:semiHidden="1" w:unhideWhenUsed="1"/>
-    <w:lsdException w:name="Normal (Web)" w:semiHidden="1" w:unhideWhenUsed="1"/>
-    <w:lsdException w:name="HTML Acronym" w:semiHidden="1" w:unhideWhenUsed="1"/>
-    <w:lsdException w:name="HTML Address" w:semiHidden="1" w:unhideWhenUsed="1"/>
-    <w:lsdException w:name="HTML Cite" w:semiHidden="1" w:unhideWhenUsed="1"/>
-    <w:lsdException w:name="HTML Code" w:semiHidden="1" w:unhideWhenUsed="1"/>
-    <w:lsdException w:name="HTML Definition" w:semiHidden="1" w:unhideWhenUsed="1"/>
-    <w:lsdException w:name="HTML Keyboard" w:semiHidden="1" w:unhideWhenUsed="1"/>
-    <w:lsdException w:name="HTML Preformatted" w:semiHidden="1" w:unhideWhenUsed="1"/>
-    <w:lsdException w:name="HTML Sample" w:semiHidden="1" w:unhideWhenUsed="1"/>
-    <w:lsdException w:name="HTML Typewriter" w:semiHidden="1" w:unhideWhenUsed="1"/>
-    <w:lsdException w:name="HTML Variable" w:semiHidden="1" w:unhideWhenUsed="1"/>
-    <w:lsdException w:name="Normal Table" w:semiHidden="1" w:unhideWhenUsed="1"/>
-    <w:lsdException w:name="annotation subject" w:semiHidden="1" w:unhideWhenUsed="1"/>
-    <w:lsdException w:name="No List" w:semiHidden="1" w:unhideWhenUsed="1"/>
-    <w:lsdException w:name="Outline List 1" w:semiHidden="1" w:unhideWhenUsed="1"/>
-    <w:lsdException w:name="Outline List 2" w:semiHidden="1" w:unhideWhenUsed="1"/>
-    <w:lsdException w:name="Outline List 3" w:semiHidden="1" w:unhideWhenUsed="1"/>
-    <w:lsdException w:name="Table Simple 1" w:semiHidden="1" w:unhideWhenUsed="1"/>
-    <w:lsdException w:name="Table Simple 2" w:semiHidden="1" w:unhideWhenUsed="1"/>
-    <w:lsdException w:name="Table Simple 3" w:semiHidden="1" w:unhideWhenUsed="1"/>
-    <w:lsdException w:name="Table Classic 1" w:semiHidden="1" w:unhideWhenUsed="1"/>
-    <w:lsdException w:name="Table Classic 2" w:semiHidden="1" w:unhideWhenUsed="1"/>
-    <w:lsdException w:name="Table Classic 3" w:semiHidden="1" w:unhideWhenUsed="1"/>
-    <w:lsdException w:name="Table Classic 4" w:semiHidden="1" w:unhideWhenUsed="1"/>
-    <w:lsdException w:name="Table Colorful 1" w:semiHidden="1" w:unhideWhenUsed="1"/>
-    <w:lsdException w:name="Table Colorful 2" w:semiHidden="1" w:unhideWhenUsed="1"/>
-    <w:lsdException w:name="Table Colorful 3" w:semiHidden="1" w:unhideWhenUsed="1"/>
-    <w:lsdException w:name="Table Columns 1" w:semiHidden="1" w:unhideWhenUsed="1"/>
-    <w:lsdException w:name="Table Columns 2" w:semiHidden="1" w:unhideWhenUsed="1"/>
-    <w:lsdException w:name="Table Columns 3" w:semiHidden="1" w:unhideWhenUsed="1"/>
-    <w:lsdException w:name="Table Columns 4" w:semiHidden="1" w:unhideWhenUsed="1"/>
-    <w:lsdException w:name="Table Columns 5" w:semiHidden="1" w:unhideWhenUsed="1"/>
-    <w:lsdException w:name="Table Grid 1" w:semiHidden="1" w:unhideWhenUsed="1"/>
-    <w:lsdException w:name="Table Grid 2" w:semiHidden="1" w:unhideWhenUsed="1"/>
-    <w:lsdException w:name="Table Grid 3" w:semiHidden="1" w:unhideWhenUsed="1"/>
-    <w:lsdException w:name="Table Grid 4" w:semiHidden="1" w:unhideWhenUsed="1"/>
-    <w:lsdException w:name="Table Grid 5" w:semiHidden="1" w:unhideWhenUsed="1"/>
-    <w:lsdException w:name="Table Grid 6" w:semiHidden="1" w:unhideWhenUsed="1"/>
-    <w:lsdException w:name="Table Grid 7" w:semiHidden="1" w:unhideWhenUsed="1"/>
-    <w:lsdException w:name="Table Grid 8" w:semiHidden="1" w:unhideWhenUsed="1"/>
-    <w:lsdException w:name="Table List 1" w:semiHidden="1" w:unhideWhenUsed="1"/>
-    <w:lsdException w:name="Table List 2" w:semiHidden="1" w:unhideWhenUsed="1"/>
-    <w:lsdException w:name="Table List 3" w:semiHidden="1" w:unhideWhenUsed="1"/>
-    <w:lsdException w:name="Table List 4" w:semiHidden="1" w:unhideWhenUsed="1"/>
-    <w:lsdException w:name="Table List 5" w:semiHidden="1" w:unhideWhenUsed="1"/>
-    <w:lsdException w:name="Table List 6" w:semiHidden="1" w:unhideWhenUsed="1"/>
-    <w:lsdException w:name="Table List 7" w:semiHidden="1" w:unhideWhenUsed="1"/>
-    <w:lsdException w:name="Table List 8" w:semiHidden="1" w:unhideWhenUsed="1"/>
-    <w:lsdException w:name="Table 3D effects 1" w:semiHidden="1" w:unhideWhenUsed="1"/>
-    <w:lsdException w:name="Table 3D effects 2" w:semiHidden="1" w:unhideWhenUsed="1"/>
-    <w:lsdException w:name="Table 3D effects 3" w:semiHidden="1" w:unhideWhenUsed="1"/>
-    <w:lsdException w:name="Table Contemporary" w:semiHidden="1" w:unhideWhenUsed="1"/>
-    <w:lsdException w:name="Table Elegant" w:semiHidden="1" w:unhideWhenUsed="1"/>
-    <w:lsdException w:name="Table Professional" w:semiHidden="1" w:unhideWhenUsed="1"/>
-    <w:lsdException w:name="Table Subtle 1" w:semiHidden="1" w:unhideWhenUsed="1"/>
-    <w:lsdException w:name="Table Subtle 2" w:semiHidden="1" w:unhideWhenUsed="1"/>
-    <w:lsdException w:name="Table Web 1" w:semiHidden="1" w:unhideWhenUsed="1"/>
-    <w:lsdException w:name="Table Web 2" w:semiHidden="1" w:unhideWhenUsed="1"/>
-    <w:lsdException w:name="Table Web 3" w:semiHidden="1" w:unhideWhenUsed="1"/>
-    <w:lsdException w:name="Balloon Text" w:semiHidden="1" w:unhideWhenUsed="1"/>
-    <w:lsdException w:name="Table Grid" w:uiPriority="39"/>
-    <w:lsdException w:name="Table Theme" w:semiHidden="1" w:unhideWhenUsed="1"/>
-    <w:lsdException w:name="Placeholder Text" w:semiHidden="1"/>
-    <w:lsdException w:name="No Spacing" w:uiPriority="1" w:qFormat="1"/>
-    <w:lsdException w:name="Light Shading" w:uiPriority="60"/>
-    <w:lsdException w:name="Light List" w:uiPriority="61"/>
-    <w:lsdException w:name="Light Grid" w:uiPriority="62"/>
-    <w:lsdException w:name="Medium Shading 1" w:uiPriority="63"/>
-    <w:lsdException w:name="Medium Shading 2" w:uiPriority="64"/>
-    <w:lsdException w:name="Medium List 1" w:uiPriority="65"/>
-    <w:lsdException w:name="Medium List 2" w:uiPriority="66"/>
-    <w:lsdException w:name="Medium Grid 1" w:uiPriority="67"/>
-    <w:lsdException w:name="Medium Grid 2" w:uiPriority="68"/>
-    <w:lsdException w:name="Medium Grid 3" w:uiPriority="69"/>
-    <w:lsdException w:name="Dark List" w:uiPriority="70"/>
-    <w:lsdException w:name="Colorful Shading" w:uiPriority="71"/>
-    <w:lsdException w:name="Colorful List" w:uiPriority="72"/>
-    <w:lsdException w:name="Colorful Grid" w:uiPriority="73"/>
-    <w:lsdException w:name="Light Shading Accent 1" w:uiPriority="60"/>
-    <w:lsdException w:name="Light List Accent 1" w:uiPriority="61"/>
-    <w:lsdException w:name="Light Grid Accent 1" w:uiPriority="62"/>
-    <w:lsdException w:name="Medium Shading 1 Accent 1" w:uiPriority="63"/>
-    <w:lsdException w:name="Medium Shading 2 Accent 1" w:uiPriority="64"/>
-    <w:lsdException w:name="Medium List 1 Accent 1" w:uiPriority="65"/>
-    <w:lsdException w:name="Revision" w:semiHidden="1"/>
-    <w:lsdException w:name="List Paragraph" w:uiPriority="34" w:qFormat="1"/>
-    <w:lsdException w:name="Quote" w:uiPriority="29" w:qFormat="1"/>
-    <w:lsdException w:name="Intense Quote" w:uiPriority="30" w:qFormat="1"/>
-    <w:lsdException w:name="Medium List 2 Accent 1" w:uiPriority="66"/>
-    <w:lsdException w:name="Medium Grid 1 Accent 1" w:uiPriority="67"/>
-    <w:lsdException w:name="Medium Grid 2 Accent 1" w:uiPriority="68"/>
-    <w:lsdException w:name="Medium Grid 3 Accent 1" w:uiPriority="69"/>
-    <w:lsdException w:name="Dark List Accent 1" w:uiPriority="70"/>
-    <w:lsdException w:name="Colorful Shading Accent 1" w:uiPriority="71"/>
-    <w:lsdException w:name="Colorful List Accent 1" w:uiPriority="72"/>
-    <w:lsdException w:name="Colorful Grid Accent 1" w:uiPriority="73"/>
-    <w:lsdException w:name="Light Shading Accent 2" w:uiPriority="60"/>
-    <w:lsdException w:name="Light List Accent 2" w:uiPriority="61"/>
-    <w:lsdException w:name="Light Grid Accent 2" w:uiPriority="62"/>
-    <w:lsdException w:name="Medium Shading 1 Accent 2" w:uiPriority="63"/>
-    <w:lsdException w:name="Medium Shading 2 Accent 2" w:uiPriority="64"/>
-    <w:lsdException w:name="Medium List 1 Accent 2" w:uiPriority="65"/>
-    <w:lsdException w:name="Medium List 2 Accent 2" w:uiPriority="66"/>
-    <w:lsdException w:name="Medium Grid 1 Accent 2" w:uiPriority="67"/>
-    <w:lsdException w:name="Medium Grid 2 Accent 2" w:uiPriority="68"/>
-    <w:lsdException w:name="Medium Grid 3 Accent 2" w:uiPriority="69"/>
-    <w:lsdException w:name="Dark List Accent 2" w:uiPriority="70"/>
-    <w:lsdException w:name="Colorful Shading Accent 2" w:uiPriority="71"/>
-    <w:lsdException w:name="Colorful List Accent 2" w:uiPriority="72"/>
-    <w:lsdException w:name="Colorful Grid Accent 2" w:uiPriority="73"/>
-    <w:lsdException w:name="Light Shading Accent 3" w:uiPriority="60"/>
-    <w:lsdException w:name="Light List Accent 3" w:uiPriority="61"/>
-    <w:lsdException w:name="Light Grid Accent 3" w:uiPriority="62"/>
-    <w:lsdException w:name="Medium Shading 1 Accent 3" w:uiPriority="63"/>
-    <w:lsdException w:name="Medium Shading 2 Accent 3" w:uiPriority="64"/>
-    <w:lsdException w:name="Medium List 1 Accent 3" w:uiPriority="65"/>
-    <w:lsdException w:name="Medium List 2 Accent 3" w:uiPriority="66"/>
-    <w:lsdException w:name="Medium Grid 1 Accent 3" w:uiPriority="67"/>
-    <w:lsdException w:name="Medium Grid 2 Accent 3" w:uiPriority="68"/>
-    <w:lsdException w:name="Medium Grid 3 Accent 3" w:uiPriority="69"/>
-    <w:lsdException w:name="Dark List Accent 3" w:uiPriority="70"/>
-    <w:lsdException w:name="Colorful Shading Accent 3" w:uiPriority="71"/>
-    <w:lsdException w:name="Colorful List Accent 3" w:uiPriority="72"/>
-    <w:lsdException w:name="Colorful Grid Accent 3" w:uiPriority="73"/>
-    <w:lsdException w:name="Light Shading Accent 4" w:uiPriority="60"/>
-    <w:lsdException w:name="Light List Accent 4" w:uiPriority="61"/>
-    <w:lsdException w:name="Light Grid Accent 4" w:uiPriority="62"/>
-    <w:lsdException w:name="Medium Shading 1 Accent 4" w:uiPriority="63"/>
-    <w:lsdException w:name="Medium Shading 2 Accent 4" w:uiPriority="64"/>
-    <w:lsdException w:name="Medium List 1 Accent 4" w:uiPriority="65"/>
-    <w:lsdException w:name="Medium List 2 Accent 4" w:uiPriority="66"/>
-    <w:lsdException w:name="Medium Grid 1 Accent 4" w:uiPriority="67"/>
-    <w:lsdException w:name="Medium Grid 2 Accent 4" w:uiPriority="68"/>
-    <w:lsdException w:name="Medium Grid 3 Accent 4" w:uiPriority="69"/>
-    <w:lsdException w:name="Dark List Accent 4" w:uiPriority="70"/>
-    <w:lsdException w:name="Colorful Shading Accent 4" w:uiPriority="71"/>
-    <w:lsdException w:name="Colorful List Accent 4" w:uiPriority="72"/>
-    <w:lsdException w:name="Colorful Grid Accent 4" w:uiPriority="73"/>
-    <w:lsdException w:name="Light Shading Accent 5" w:uiPriority="60"/>
-    <w:lsdException w:name="Light List Accent 5" w:uiPriority="61"/>
-    <w:lsdException w:name="Light Grid Accent 5" w:uiPriority="62"/>
-    <w:lsdException w:name="Medium Shading 1 Accent 5" w:uiPriority="63"/>
-    <w:lsdException w:name="Medium Shading 2 Accent 5" w:uiPriority="64"/>
-    <w:lsdException w:name="Medium List 1 Accent 5" w:uiPriority="65"/>
-    <w:lsdException w:name="Medium List 2 Accent 5" w:uiPriority="66"/>
-    <w:lsdException w:name="Medium Grid 1 Accent 5" w:uiPriority="67"/>
-    <w:lsdException w:name="Medium Grid 2 Accent 5" w:uiPriority="68"/>
-    <w:lsdException w:name="Medium Grid 3 Accent 5" w:uiPriority="69"/>
-    <w:lsdException w:name="Dark List Accent 5" w:uiPriority="70"/>
-    <w:lsdException w:name="Colorful Shading Accent 5" w:uiPriority="71"/>
-    <w:lsdException w:name="Colorful List Accent 5" w:uiPriority="72"/>
-    <w:lsdException w:name="Colorful Grid Accent 5" w:uiPriority="73"/>
-    <w:lsdException w:name="Light Shading Accent 6" w:uiPriority="60"/>
-    <w:lsdException w:name="Light List Accent 6" w:uiPriority="61"/>
-    <w:lsdException w:name="Light Grid Accent 6" w:uiPriority="62"/>
-    <w:lsdException w:name="Medium Shading 1 Accent 6" w:uiPriority="63"/>
-    <w:lsdException w:name="Medium Shading 2 Accent 6" w:uiPriority="64"/>
-    <w:lsdException w:name="Medium List 1 Accent 6" w:uiPriority="65"/>
-    <w:lsdException w:name="Medium List 2 Accent 6" w:uiPriority="66"/>
-    <w:lsdException w:name="Medium Grid 1 Accent 6" w:uiPriority="67"/>
-    <w:lsdException w:name="Medium Grid 2 Accent 6" w:uiPriority="68"/>
-    <w:lsdException w:name="Medium Grid 3 Accent 6" w:uiPriority="69"/>
-    <w:lsdException w:name="Dark List Accent 6" w:uiPriority="70"/>
-    <w:lsdException w:name="Colorful Shading Accent 6" w:uiPriority="71"/>
-    <w:lsdException w:name="Colorful List Accent 6" w:uiPriority="72"/>
-    <w:lsdException w:name="Colorful Grid Accent 6" w:uiPriority="73"/>
-    <w:lsdException w:name="Subtle Emphasis" w:uiPriority="19" w:qFormat="1"/>
-    <w:lsdException w:name="Intense Emphasis" w:uiPriority="21" w:qFormat="1"/>
-    <w:lsdException w:name="Subtle Reference" w:uiPriority="31" w:qFormat="1"/>
-    <w:lsdException w:name="Intense Reference" w:uiPriority="32" w:qFormat="1"/>
-    <w:lsdException w:name="Book Title" w:uiPriority="33" w:qFormat="1"/>
-    <w:lsdException w:name="Bibliography" w:semiHidden="1" w:uiPriority="37" w:unhideWhenUsed="1"/>
-    <w:lsdException w:name="TOC Heading" w:semiHidden="1" w:uiPriority="39" w:unhideWhenUsed="1" w:qFormat="1"/>
-    <w:lsdException w:name="Plain Table 1" w:uiPriority="41"/>
-    <w:lsdException w:name="Plain Table 2" w:uiPriority="42"/>
-    <w:lsdException w:name="Plain Table 3" w:uiPriority="43"/>
-    <w:lsdException w:name="Plain Table 4" w:uiPriority="44"/>
-    <w:lsdException w:name="Plain Table 5" w:uiPriority="45"/>
-    <w:lsdException w:name="Grid Table Light" w:uiPriority="40"/>
-    <w:lsdException w:name="Grid Table 1 Light" w:uiPriority="46"/>
-    <w:lsdException w:name="Grid Table 2" w:uiPriority="47"/>
-    <w:lsdException w:name="Grid Table 3" w:uiPriority="48"/>
-    <w:lsdException w:name="Grid Table 4" w:uiPriority="49"/>
-    <w:lsdException w:name="Grid Table 5 Dark" w:uiPriority="50"/>
-    <w:lsdException w:name="Grid Table 6 Colorful" w:uiPriority="51"/>
-    <w:lsdException w:name="Grid Table 7 Colorful" w:uiPriority="52"/>
-    <w:lsdException w:name="Grid Table 1 Light Accent 1" w:uiPriority="46"/>
-    <w:lsdException w:name="Grid Table 2 Accent 1" w:uiPriority="47"/>
-    <w:lsdException w:name="Grid Table 3 Accent 1" w:uiPriority="48"/>
-    <w:lsdException w:name="Grid Table 4 Accent 1" w:uiPriority="49"/>
-    <w:lsdException w:name="Grid Table 5 Dark Accent 1" w:uiPriority="50"/>
-    <w:lsdException w:name="Grid Table 6 Colorful Accent 1" w:uiPriority="51"/>
-    <w:lsdException w:name="Grid Table 7 Colorful Accent 1" w:uiPriority="52"/>
-    <w:lsdException w:name="Grid Table 1 Light Accent 2" w:uiPriority="46"/>
-    <w:lsdException w:name="Grid Table 2 Accent 2" w:uiPriority="47"/>
-    <w:lsdException w:name="Grid Table 3 Accent 2" w:uiPriority="48"/>
-    <w:lsdException w:name="Grid Table 4 Accent 2" w:uiPriority="49"/>
-    <w:lsdException w:name="Grid Table 5 Dark Accent 2" w:uiPriority="50"/>
-    <w:lsdException w:name="Grid Table 6 Colorful Accent 2" w:uiPriority="51"/>
-    <w:lsdException w:name="Grid Table 7 Colorful Accent 2" w:uiPriority="52"/>
-    <w:lsdException w:name="Grid Table 1 Light Accent 3" w:uiPriority="46"/>
-    <w:lsdException w:name="Grid Table 2 Accent 3" w:uiPriority="47"/>
-    <w:lsdException w:name="Grid Table 3 Accent 3" w:uiPriority="48"/>
-    <w:lsdException w:name="Grid Table 4 Accent 3" w:uiPriority="49"/>
-    <w:lsdException w:name="Grid Table 5 Dark Accent 3" w:uiPriority="50"/>
-    <w:lsdException w:name="Grid Table 6 Colorful Accent 3" w:uiPriority="51"/>
-    <w:lsdException w:name="Grid Table 7 Colorful Accent 3" w:uiPriority="52"/>
-    <w:lsdException w:name="Grid Table 1 Light Accent 4" w:uiPriority="46"/>
-    <w:lsdException w:name="Grid Table 2 Accent 4" w:uiPriority="47"/>
-    <w:lsdException w:name="Grid Table 3 Accent 4" w:uiPriority="48"/>
-    <w:lsdException w:name="Grid Table 4 Accent 4" w:uiPriority="49"/>
-    <w:lsdException w:name="Grid Table 5 Dark Accent 4" w:uiPriority="50"/>
-    <w:lsdException w:name="Grid Table 6 Colorful Accent 4" w:uiPriority="51"/>
-    <w:lsdException w:name="Grid Table 7 Colorful Accent 4" w:uiPriority="52"/>
-    <w:lsdException w:name="Grid Table 1 Light Accent 5" w:uiPriority="46"/>
-    <w:lsdException w:name="Grid Table 2 Accent 5" w:uiPriority="47"/>
-    <w:lsdException w:name="Grid Table 3 Accent 5" w:uiPriority="48"/>
-    <w:lsdException w:name="Grid Table 4 Accent 5" w:uiPriority="49"/>
-    <w:lsdException w:name="Grid Table 5 Dark Accent 5" w:uiPriority="50"/>
-    <w:lsdException w:name="Grid Table 6 Colorful Accent 5" w:uiPriority="51"/>
-    <w:lsdException w:name="Grid Table 7 Colorful Accent 5" w:uiPriority="52"/>
-    <w:lsdException w:name="Grid Table 1 Light Accent 6" w:uiPriority="46"/>
-    <w:lsdException w:name="Grid Table 2 Accent 6" w:uiPriority="47"/>
-    <w:lsdException w:name="Grid Table 3 Accent 6" w:uiPriority="48"/>
-    <w:lsdException w:name="Grid Table 4 Accent 6" w:uiPriority="49"/>
-    <w:lsdException w:name="Grid Table 5 Dark Accent 6" w:uiPriority="50"/>
-    <w:lsdException w:name="Grid Table 6 Colorful Accent 6" w:uiPriority="51"/>
-    <w:lsdException w:name="Grid Table 7 Colorful Accent 6" w:uiPriority="52"/>
-    <w:lsdException w:name="List Table 1 Light" w:uiPriority="46"/>
-    <w:lsdException w:name="List Table 2" w:uiPriority="47"/>
-    <w:lsdException w:name="List Table 3" w:uiPriority="48"/>
-    <w:lsdException w:name="List Table 4" w:uiPriority="49"/>
-    <w:lsdException w:name="List Table 5 Dark" w:uiPriority="50"/>
-    <w:lsdException w:name="List Table 6 Colorful" w:uiPriority="51"/>
-    <w:lsdException w:name="List Table 7 Colorful" w:uiPriority="52"/>
-    <w:lsdException w:name="List Table 1 Light Accent 1" w:uiPriority="46"/>
-    <w:lsdException w:name="List Table 2 Accent 1" w:uiPriority="47"/>
-    <w:lsdException w:name="List Table 3 Accent 1" w:uiPriority="48"/>
-    <w:lsdException w:name="List Table 4 Accent 1" w:uiPriority="49"/>
-    <w:lsdException w:name="List Table 5 Dark Accent 1" w:uiPriority="50"/>
-    <w:lsdException w:name="List Table 6 Colorful Accent 1" w:uiPriority="51"/>
-    <w:lsdException w:name="List Table 7 Colorful Accent 1" w:uiPriority="52"/>
-    <w:lsdException w:name="List Table 1 Light Accent 2" w:uiPriority="46"/>
-    <w:lsdException w:name="List Table 2 Accent 2" w:uiPriority="47"/>
-    <w:lsdException w:name="List Table 3 Accent 2" w:uiPriority="48"/>
-    <w:lsdException w:name="List Table 4 Accent 2" w:uiPriority="49"/>
-    <w:lsdException w:name="List Table 5 Dark Accent 2" w:uiPriority="50"/>
-    <w:lsdException w:name="List Table 6 Colorful Accent 2" w:uiPriority="51"/>
-    <w:lsdException w:name="List Table 7 Colorful Accent 2" w:uiPriority="52"/>
-    <w:lsdException w:name="List Table 1 Light Accent 3" w:uiPriority="46"/>
-    <w:lsdException w:name="List Table 2 Accent 3" w:uiPriority="47"/>
-    <w:lsdException w:name="List Table 3 Accent 3" w:uiPriority="48"/>
-    <w:lsdException w:name="List Table 4 Accent 3" w:uiPriority="49"/>
-    <w:lsdException w:name="List Table 5 Dark Accent 3" w:uiPriority="50"/>
-    <w:lsdException w:name="List Table 6 Colorful Accent 3" w:uiPriority="51"/>
-    <w:lsdException w:name="List Table 7 Colorful Accent 3" w:uiPriority="52"/>
-    <w:lsdException w:name="List Table 1 Light Accent 4" w:uiPriority="46"/>
-    <w:lsdException w:name="List Table 2 Accent 4" w:uiPriority="47"/>
-    <w:lsdException w:name="List Table 3 Accent 4" w:uiPriority="48"/>
-    <w:lsdException w:name="List Table 4 Accent 4" w:uiPriority="49"/>
-    <w:lsdException w:name="List Table 5 Dark Accent 4" w:uiPriority="50"/>
-    <w:lsdException w:name="List Table 6 Colorful Accent 4" w:uiPriority="51"/>
-    <w:lsdException w:name="List Table 7 Colorful Accent 4" w:uiPriority="52"/>
-    <w:lsdException w:name="List Table 1 Light Accent 5" w:uiPriority="46"/>
-    <w:lsdException w:name="List Table 2 Accent 5" w:uiPriority="47"/>
-    <w:lsdException w:name="List Table 3 Accent 5" w:uiPriority="48"/>
-    <w:lsdException w:name="List Table 4 Accent 5" w:uiPriority="49"/>
-    <w:lsdException w:name="List Table 5 Dark Accent 5" w:uiPriority="50"/>
-    <w:lsdException w:name="List Table 6 Colorful Accent 5" w:uiPriority="51"/>
-    <w:lsdException w:name="List Table 7 Colorful Accent 5" w:uiPriority="52"/>
-    <w:lsdException w:name="List Table 1 Light Accent 6" w:uiPriority="46"/>
-    <w:lsdException w:name="List Table 2 Accent 6" w:uiPriority="47"/>
-    <w:lsdException w:name="List Table 3 Accent 6" w:uiPriority="48"/>
-    <w:lsdException w:name="List Table 4 Accent 6" w:uiPriority="49"/>
-    <w:lsdException w:name="List Table 5 Dark Accent 6" w:uiPriority="50"/>
-    <w:lsdException w:name="List Table 6 Colorful Accent 6" w:uiPriority="51"/>
-    <w:lsdException w:name="List Table 7 Colorful Accent 6" w:uiPriority="52"/>
-    <w:lsdException w:name="Mention" w:semiHidden="1" w:unhideWhenUsed="1"/>
-    <w:lsdException w:name="Smart Hyperlink" w:semiHidden="1" w:unhideWhenUsed="1"/>
-    <w:lsdException w:name="Hashtag" w:semiHidden="1" w:unhideWhenUsed="1"/>
-    <w:lsdException w:name="Unresolved Mention" w:semiHidden="1" w:unhideWhenUsed="1"/>
-    <w:lsdException w:name="Smart Link" w:semiHidden="1" w:unhideWhenUsed="1"/>
-  </w:latentStyles>
-  <w:style w:type="paragraph" w:default="1" w:styleId="Normal">
-    <w:name w:val="Normal"/>
-    <w:qFormat/>
-  </w:style>
-  <w:style w:type="character" w:default="1" w:styleId="DefaultParagraphFont">
-    <w:name w:val="Default Paragraph Font"/>
-    <w:uiPriority w:val="1"/>
-    <w:semiHidden/>
-    <w:unhideWhenUsed/>
-  </w:style>
-  <w:style w:type="table" w:default="1" w:styleId="TableNormal">
-    <w:name w:val="Normal Table"/>
-    <w:uiPriority w:val="99"/>
-    <w:semiHidden/>
-    <w:unhideWhenUsed/>
-    <w:tblPr>
-      <w:tblInd w:w="0" w:type="dxa"/>
-      <w:tblCellMar>
-        <w:top w:w="0" w:type="dxa"/>
-        <w:left w:w="108" w:type="dxa"/>
-        <w:bottom w:w="0" w:type="dxa"/>
-        <w:right w:w="108" w:type="dxa"/>
-      </w:tblCellMar>
-    </w:tblPr>
-  </w:style>
-  <w:style w:type="numbering" w:default="1" w:styleId="NoList">
-    <w:name w:val="No List"/>
-    <w:uiPriority w:val="99"/>
-    <w:semiHidden/>
-    <w:unhideWhenUsed/>
-  </w:style>
-  <w:style w:type="character" w:styleId="PlaceholderText">
-    <w:name w:val="Placeholder Text"/>
-    <w:basedOn w:val="DefaultParagraphFont"/>
-    <w:uiPriority w:val="99"/>
-    <w:semiHidden/>
-    <w:rsid w:val="00610257"/>
-    <w:rPr>
-      <w:color w:val="808080"/>
-    </w:rPr>
-  </w:style>
-  <w:style w:type="paragraph" w:customStyle="1" w:styleId="BECF1849E2BA4BBBACE88FF998C32177">
-    <w:name w:val="BECF1849E2BA4BBBACE88FF998C32177"/>
-    <w:rsid w:val="00594749"/>
-  </w:style>
-  <w:style w:type="paragraph" w:customStyle="1" w:styleId="EBCCA781E40B4F85AEAD12525A2A2138">
-    <w:name w:val="EBCCA781E40B4F85AEAD12525A2A2138"/>
-    <w:rsid w:val="00594749"/>
-  </w:style>
-  <w:style w:type="paragraph" w:customStyle="1" w:styleId="A92BE5EAF5194CF3B19DF361E2FD9658">
-    <w:name w:val="A92BE5EAF5194CF3B19DF361E2FD9658"/>
-    <w:rsid w:val="00594749"/>
-  </w:style>
-  <w:style w:type="paragraph" w:customStyle="1" w:styleId="CC0C0BAD26E44627A61965FB1BFBA0BE">
-    <w:name w:val="CC0C0BAD26E44627A61965FB1BFBA0BE"/>
-    <w:rsid w:val="00594749"/>
-  </w:style>
-  <w:style w:type="paragraph" w:customStyle="1" w:styleId="9EA289977EE241A88F0F23E0D0B79F2A">
-    <w:name w:val="9EA289977EE241A88F0F23E0D0B79F2A"/>
-    <w:rsid w:val="00594749"/>
-  </w:style>
-  <w:style w:type="paragraph" w:customStyle="1" w:styleId="2B41DC15430648C28F50713A149B4260">
-    <w:name w:val="2B41DC15430648C28F50713A149B4260"/>
-    <w:rsid w:val="00594749"/>
-  </w:style>
-  <w:style w:type="paragraph" w:customStyle="1" w:styleId="D1B48EB8A7F7419CB0BCD8E2FB701CCE">
-    <w:name w:val="D1B48EB8A7F7419CB0BCD8E2FB701CCE"/>
-    <w:rsid w:val="00594749"/>
-  </w:style>
-  <w:style w:type="paragraph" w:customStyle="1" w:styleId="21E8E616D1874C08A360F587A2ED5CA4">
-    <w:name w:val="21E8E616D1874C08A360F587A2ED5CA4"/>
-    <w:rsid w:val="00594749"/>
-  </w:style>
-  <w:style w:type="paragraph" w:customStyle="1" w:styleId="36EEC3D525E94BCCA4E0655C0F59AD08">
-    <w:name w:val="36EEC3D525E94BCCA4E0655C0F59AD08"/>
-    <w:rsid w:val="00594749"/>
-  </w:style>
-  <w:style w:type="paragraph" w:customStyle="1" w:styleId="C07DA975DCF64F72B126DB3C0B591459">
-    <w:name w:val="C07DA975DCF64F72B126DB3C0B591459"/>
-    <w:rsid w:val="00594749"/>
-  </w:style>
-  <w:style w:type="paragraph" w:customStyle="1" w:styleId="52FA2071DF7F4392B5A070B6C7DCFB9F">
-    <w:name w:val="52FA2071DF7F4392B5A070B6C7DCFB9F"/>
-    <w:rsid w:val="00594749"/>
-  </w:style>
-  <w:style w:type="paragraph" w:customStyle="1" w:styleId="7E81979FFFD844CA8D2893A6C4AD7B44">
-    <w:name w:val="7E81979FFFD844CA8D2893A6C4AD7B44"/>
-    <w:rsid w:val="00594749"/>
-  </w:style>
-  <w:style w:type="paragraph" w:customStyle="1" w:styleId="804D01CC61C64219B2C93B7B627DDE76">
-    <w:name w:val="804D01CC61C64219B2C93B7B627DDE76"/>
-    <w:rsid w:val="00594749"/>
-  </w:style>
-  <w:style w:type="paragraph" w:customStyle="1" w:styleId="C8DEA4BE08EA4144AF34DF2E35ACC893">
-    <w:name w:val="C8DEA4BE08EA4144AF34DF2E35ACC893"/>
-    <w:rsid w:val="00594749"/>
-  </w:style>
-  <w:style w:type="paragraph" w:customStyle="1" w:styleId="8586287134E8493D8A12B65E2BC2C6D9">
-    <w:name w:val="8586287134E8493D8A12B65E2BC2C6D9"/>
-    <w:rsid w:val="00594749"/>
-  </w:style>
-  <w:style w:type="paragraph" w:customStyle="1" w:styleId="296C4575BB4E4515A6B30C431B533037">
-    <w:name w:val="296C4575BB4E4515A6B30C431B533037"/>
-    <w:rsid w:val="00594749"/>
-  </w:style>
-  <w:style w:type="paragraph" w:customStyle="1" w:styleId="5A960A8A6D7743BEB64C8F8A609601A3">
-    <w:name w:val="5A960A8A6D7743BEB64C8F8A609601A3"/>
-    <w:rsid w:val="00594749"/>
-  </w:style>
-  <w:style w:type="paragraph" w:customStyle="1" w:styleId="A949ED3DEF0340C6B5DEA9987133C776">
-    <w:name w:val="A949ED3DEF0340C6B5DEA9987133C776"/>
-    <w:rsid w:val="00594749"/>
-  </w:style>
-  <w:style w:type="paragraph" w:customStyle="1" w:styleId="94BD4361653B45D18064E07459DB6C38">
-    <w:name w:val="94BD4361653B45D18064E07459DB6C38"/>
-    <w:rsid w:val="00594749"/>
-  </w:style>
-  <w:style w:type="paragraph" w:customStyle="1" w:styleId="56365FA10A364EC5B3EFDB6F28E78363">
-    <w:name w:val="56365FA10A364EC5B3EFDB6F28E78363"/>
-    <w:rsid w:val="00594749"/>
-  </w:style>
-  <w:style w:type="paragraph" w:customStyle="1" w:styleId="F099316676244CBAA95859BF760381F0">
-    <w:name w:val="F099316676244CBAA95859BF760381F0"/>
-    <w:rsid w:val="00594749"/>
-  </w:style>
-  <w:style w:type="paragraph" w:customStyle="1" w:styleId="3EA8289B3FDC4296B4BEC36512F58EC9">
-    <w:name w:val="3EA8289B3FDC4296B4BEC36512F58EC9"/>
-    <w:rsid w:val="00594749"/>
-  </w:style>
-  <w:style w:type="paragraph" w:customStyle="1" w:styleId="293F0726625642289EDF19F58F224137">
-    <w:name w:val="293F0726625642289EDF19F58F224137"/>
-    <w:rsid w:val="00594749"/>
-  </w:style>
-  <w:style w:type="paragraph" w:customStyle="1" w:styleId="86FBF0420DC749DD9244CDE6258CBDC5">
-    <w:name w:val="86FBF0420DC749DD9244CDE6258CBDC5"/>
-    <w:rsid w:val="00594749"/>
-  </w:style>
-  <w:style w:type="paragraph" w:customStyle="1" w:styleId="EACBC6A24EB24CF7BE7E1BBB80629001">
-    <w:name w:val="EACBC6A24EB24CF7BE7E1BBB80629001"/>
-    <w:rsid w:val="00594749"/>
-  </w:style>
-  <w:style w:type="paragraph" w:customStyle="1" w:styleId="779F4FAD6EE747E89AC1EC4E53674869">
-    <w:name w:val="779F4FAD6EE747E89AC1EC4E53674869"/>
-    <w:rsid w:val="00594749"/>
-  </w:style>
-  <w:style w:type="paragraph" w:customStyle="1" w:styleId="D31342C27B704DDC8C9F1D76C7AC3499">
-    <w:name w:val="D31342C27B704DDC8C9F1D76C7AC3499"/>
-    <w:rsid w:val="00594749"/>
-  </w:style>
-  <w:style w:type="paragraph" w:customStyle="1" w:styleId="648D94EBB8BC42E8B4483A15800643E6">
-    <w:name w:val="648D94EBB8BC42E8B4483A15800643E6"/>
-    <w:rsid w:val="00594749"/>
-  </w:style>
-  <w:style w:type="paragraph" w:customStyle="1" w:styleId="FCCBBE2BB51F4B5A8C392E5893F59D5E">
-    <w:name w:val="FCCBBE2BB51F4B5A8C392E5893F59D5E"/>
-    <w:rsid w:val="00594749"/>
-  </w:style>
-  <w:style w:type="paragraph" w:customStyle="1" w:styleId="7DF73B1E6E264FF5B6FCA4F0B732F08E">
-    <w:name w:val="7DF73B1E6E264FF5B6FCA4F0B732F08E"/>
-    <w:rsid w:val="00594749"/>
-  </w:style>
-  <w:style w:type="paragraph" w:customStyle="1" w:styleId="1778DA91745D4E4C99F1166CE2A4275B">
-    <w:name w:val="1778DA91745D4E4C99F1166CE2A4275B"/>
-    <w:rsid w:val="00594749"/>
-  </w:style>
-  <w:style w:type="paragraph" w:customStyle="1" w:styleId="982F8F8EFED74D9A8FD9225BD3576EDC">
-    <w:name w:val="982F8F8EFED74D9A8FD9225BD3576EDC"/>
-    <w:rsid w:val="00594749"/>
-  </w:style>
-  <w:style w:type="paragraph" w:customStyle="1" w:styleId="BB8B138420B3440C8D64EFEE9A96CF09">
-    <w:name w:val="BB8B138420B3440C8D64EFEE9A96CF09"/>
-    <w:rsid w:val="00594749"/>
-  </w:style>
-  <w:style w:type="paragraph" w:customStyle="1" w:styleId="519916B2A46F406DB909F7CA0DF720F6">
-    <w:name w:val="519916B2A46F406DB909F7CA0DF720F6"/>
-    <w:rsid w:val="00594749"/>
-  </w:style>
-  <w:style w:type="paragraph" w:customStyle="1" w:styleId="410F7C2957F74BD6AAA1BFB424EE247B">
-    <w:name w:val="410F7C2957F74BD6AAA1BFB424EE247B"/>
-    <w:rsid w:val="00594749"/>
-  </w:style>
-  <w:style w:type="paragraph" w:customStyle="1" w:styleId="49CF99F9BB6B4A8CB615FD1953A26332">
-    <w:name w:val="49CF99F9BB6B4A8CB615FD1953A26332"/>
-    <w:rsid w:val="00594749"/>
-  </w:style>
-  <w:style w:type="paragraph" w:customStyle="1" w:styleId="46CC8B5208C848448F39B232F4972A0D">
-    <w:name w:val="46CC8B5208C848448F39B232F4972A0D"/>
-    <w:rsid w:val="00594749"/>
-  </w:style>
-  <w:style w:type="paragraph" w:customStyle="1" w:styleId="0ED3666475A043299B5DE57BF868B0D2">
-    <w:name w:val="0ED3666475A043299B5DE57BF868B0D2"/>
-    <w:rsid w:val="00594749"/>
-  </w:style>
-  <w:style w:type="paragraph" w:customStyle="1" w:styleId="0C0B33873FF341FEA76F25916C9CDF40">
-    <w:name w:val="0C0B33873FF341FEA76F25916C9CDF40"/>
-    <w:rsid w:val="00594749"/>
-  </w:style>
-  <w:style w:type="paragraph" w:customStyle="1" w:styleId="2289B19EFE8B48749D5CC9CBF739FBB3">
-    <w:name w:val="2289B19EFE8B48749D5CC9CBF739FBB3"/>
-    <w:rsid w:val="00594749"/>
-  </w:style>
-  <w:style w:type="paragraph" w:customStyle="1" w:styleId="C824A297F8AB4188B8BB0356E0375B92">
-    <w:name w:val="C824A297F8AB4188B8BB0356E0375B92"/>
-    <w:rsid w:val="00594749"/>
-  </w:style>
-  <w:style w:type="paragraph" w:customStyle="1" w:styleId="7EE8811DDA5D48A885F64A7B501B2A2B">
-    <w:name w:val="7EE8811DDA5D48A885F64A7B501B2A2B"/>
-    <w:rsid w:val="00594749"/>
-  </w:style>
-  <w:style w:type="paragraph" w:customStyle="1" w:styleId="ABA090DCC3EC49DD810C573F8BA0BEE5">
-    <w:name w:val="ABA090DCC3EC49DD810C573F8BA0BEE5"/>
-    <w:rsid w:val="00594749"/>
-  </w:style>
-  <w:style w:type="paragraph" w:customStyle="1" w:styleId="9B3E4BA515314E629321867EFAF40280">
-    <w:name w:val="9B3E4BA515314E629321867EFAF40280"/>
-    <w:rsid w:val="00594749"/>
-  </w:style>
-  <w:style w:type="paragraph" w:customStyle="1" w:styleId="E238931D328840BB88A1C153C99801D1">
-    <w:name w:val="E238931D328840BB88A1C153C99801D1"/>
-    <w:rsid w:val="00594749"/>
-  </w:style>
-  <w:style w:type="paragraph" w:customStyle="1" w:styleId="F2A136457E37415F9629E00BC72F7B22">
-    <w:name w:val="F2A136457E37415F9629E00BC72F7B22"/>
-    <w:rsid w:val="00594749"/>
-  </w:style>
-  <w:style w:type="paragraph" w:customStyle="1" w:styleId="52315A632FAE4CD6846E4F1E7DC0CFB7">
-    <w:name w:val="52315A632FAE4CD6846E4F1E7DC0CFB7"/>
-    <w:rsid w:val="00594749"/>
-  </w:style>
-  <w:style w:type="paragraph" w:customStyle="1" w:styleId="927F1D6E873640C1BACFB73DA88CEED9">
-    <w:name w:val="927F1D6E873640C1BACFB73DA88CEED9"/>
-    <w:rsid w:val="00594749"/>
-  </w:style>
-  <w:style w:type="paragraph" w:customStyle="1" w:styleId="50DAF8DC8F8F4445A781B667BCCCC809">
-    <w:name w:val="50DAF8DC8F8F4445A781B667BCCCC809"/>
-    <w:rsid w:val="00594749"/>
-  </w:style>
-  <w:style w:type="paragraph" w:customStyle="1" w:styleId="4F145667B8CB488EAFB45055E9B31884">
-    <w:name w:val="4F145667B8CB488EAFB45055E9B31884"/>
-    <w:rsid w:val="00594749"/>
-  </w:style>
-  <w:style w:type="paragraph" w:customStyle="1" w:styleId="1AE9E8422332415EA1C5DA858CD39949">
-    <w:name w:val="1AE9E8422332415EA1C5DA858CD39949"/>
-    <w:rsid w:val="00594749"/>
-  </w:style>
-  <w:style w:type="paragraph" w:customStyle="1" w:styleId="AD8FC7B9AD1C4EDB8064FCEF8F1F334C">
-    <w:name w:val="AD8FC7B9AD1C4EDB8064FCEF8F1F334C"/>
-    <w:rsid w:val="00594749"/>
-  </w:style>
-  <w:style w:type="paragraph" w:customStyle="1" w:styleId="DC9AB480A3B34367A308FB2CF4721483">
-    <w:name w:val="DC9AB480A3B34367A308FB2CF4721483"/>
-    <w:rsid w:val="00594749"/>
-  </w:style>
-  <w:style w:type="paragraph" w:customStyle="1" w:styleId="FA33EFDA7411411382F0EDD7F252062D">
-    <w:name w:val="FA33EFDA7411411382F0EDD7F252062D"/>
-    <w:rsid w:val="00594749"/>
-  </w:style>
-  <w:style w:type="paragraph" w:customStyle="1" w:styleId="30CB782213EE47D29EA1B78CB058AB7D">
-    <w:name w:val="30CB782213EE47D29EA1B78CB058AB7D"/>
-    <w:rsid w:val="00594749"/>
-  </w:style>
-  <w:style w:type="paragraph" w:customStyle="1" w:styleId="7A0C10046AAF428A9191395E6FED5BC5">
-    <w:name w:val="7A0C10046AAF428A9191395E6FED5BC5"/>
-    <w:rsid w:val="00594749"/>
-  </w:style>
-  <w:style w:type="paragraph" w:customStyle="1" w:styleId="E2E1FFEB17104764AA7796DF0842EB7D">
-    <w:name w:val="E2E1FFEB17104764AA7796DF0842EB7D"/>
-    <w:rsid w:val="00594749"/>
-  </w:style>
-  <w:style w:type="paragraph" w:customStyle="1" w:styleId="0E3E6F7B97E847608BDFC3F944B6F0D0">
-    <w:name w:val="0E3E6F7B97E847608BDFC3F944B6F0D0"/>
-    <w:rsid w:val="00594749"/>
-  </w:style>
-  <w:style w:type="paragraph" w:customStyle="1" w:styleId="9FBF195C69D44EE393D75184F5B3DA2D">
-    <w:name w:val="9FBF195C69D44EE393D75184F5B3DA2D"/>
-    <w:rsid w:val="00594749"/>
-  </w:style>
-  <w:style w:type="paragraph" w:customStyle="1" w:styleId="184D7BA2F4BB44978A2EF70FAD588A5D">
-    <w:name w:val="184D7BA2F4BB44978A2EF70FAD588A5D"/>
-    <w:rsid w:val="00594749"/>
-  </w:style>
-  <w:style w:type="paragraph" w:customStyle="1" w:styleId="9D0D2991FE1E4AD7A7F983FAB213D41B">
-    <w:name w:val="9D0D2991FE1E4AD7A7F983FAB213D41B"/>
-    <w:rsid w:val="00594749"/>
-  </w:style>
-  <w:style w:type="paragraph" w:customStyle="1" w:styleId="A51E30FD8F834B10BE8B62373D11B4D1">
-    <w:name w:val="A51E30FD8F834B10BE8B62373D11B4D1"/>
-    <w:rsid w:val="00594749"/>
-  </w:style>
-  <w:style w:type="paragraph" w:customStyle="1" w:styleId="4721BC3660774B6C8E6260FD106B39A4">
-    <w:name w:val="4721BC3660774B6C8E6260FD106B39A4"/>
-    <w:rsid w:val="00594749"/>
-  </w:style>
-  <w:style w:type="paragraph" w:customStyle="1" w:styleId="6A1F74CBA94D4EA492049C2B8EA44758">
-    <w:name w:val="6A1F74CBA94D4EA492049C2B8EA44758"/>
-    <w:rsid w:val="00594749"/>
-  </w:style>
-  <w:style w:type="paragraph" w:customStyle="1" w:styleId="11338B86131B4EA7B21960F25971D908">
-    <w:name w:val="11338B86131B4EA7B21960F25971D908"/>
-    <w:rsid w:val="00594749"/>
-  </w:style>
-  <w:style w:type="paragraph" w:customStyle="1" w:styleId="5CF0A4ABC6D74109A22DECC69C4B14FD">
-    <w:name w:val="5CF0A4ABC6D74109A22DECC69C4B14FD"/>
-    <w:rsid w:val="00594749"/>
-  </w:style>
-  <w:style w:type="paragraph" w:customStyle="1" w:styleId="44F139F007CA40DEB5E944E47672A043">
-    <w:name w:val="44F139F007CA40DEB5E944E47672A043"/>
-    <w:rsid w:val="00594749"/>
-  </w:style>
-  <w:style w:type="paragraph" w:customStyle="1" w:styleId="2990FF4EB4C64505B0B4FA2CEC05B24E">
-    <w:name w:val="2990FF4EB4C64505B0B4FA2CEC05B24E"/>
-    <w:rsid w:val="00594749"/>
-  </w:style>
-  <w:style w:type="paragraph" w:customStyle="1" w:styleId="EC176B20C892445ABCEC3E2916D3A30E">
-    <w:name w:val="EC176B20C892445ABCEC3E2916D3A30E"/>
-    <w:rsid w:val="00594749"/>
-  </w:style>
-  <w:style w:type="paragraph" w:customStyle="1" w:styleId="9086C6FE622E48EA982E5C9000EF6D2A">
-    <w:name w:val="9086C6FE622E48EA982E5C9000EF6D2A"/>
-    <w:rsid w:val="00594749"/>
-  </w:style>
-  <w:style w:type="paragraph" w:customStyle="1" w:styleId="EC4FE1564DEC44A598984BAE0E95933A">
-    <w:name w:val="EC4FE1564DEC44A598984BAE0E95933A"/>
-    <w:rsid w:val="00594749"/>
-  </w:style>
-  <w:style w:type="paragraph" w:customStyle="1" w:styleId="0529060E486846429B3993ABC51D295B">
-    <w:name w:val="0529060E486846429B3993ABC51D295B"/>
-    <w:rsid w:val="00594749"/>
-  </w:style>
-  <w:style w:type="paragraph" w:customStyle="1" w:styleId="6F32E145C502457F9ABD81D9FCFE2498">
-    <w:name w:val="6F32E145C502457F9ABD81D9FCFE2498"/>
-    <w:rsid w:val="00594749"/>
-  </w:style>
-  <w:style w:type="paragraph" w:customStyle="1" w:styleId="FF88F2E269CD4C5B95CFEF799E582107">
-    <w:name w:val="FF88F2E269CD4C5B95CFEF799E582107"/>
-    <w:rsid w:val="00594749"/>
-  </w:style>
-  <w:style w:type="paragraph" w:customStyle="1" w:styleId="9CA92EB50E564298AF50EABAEC77733D">
-    <w:name w:val="9CA92EB50E564298AF50EABAEC77733D"/>
-    <w:rsid w:val="00594749"/>
-  </w:style>
-  <w:style w:type="paragraph" w:customStyle="1" w:styleId="5AFD6D568C8B4EFE87F390B6FF0AEDA6">
-    <w:name w:val="5AFD6D568C8B4EFE87F390B6FF0AEDA6"/>
-    <w:rsid w:val="00594749"/>
-  </w:style>
-  <w:style w:type="paragraph" w:customStyle="1" w:styleId="B14F6D110DDD466FB1FF763AB10FE5F1">
-    <w:name w:val="B14F6D110DDD466FB1FF763AB10FE5F1"/>
-    <w:rsid w:val="00594749"/>
-  </w:style>
-  <w:style w:type="paragraph" w:customStyle="1" w:styleId="32A5BFA7119E4C869C3E1FD1B076BEE4">
-    <w:name w:val="32A5BFA7119E4C869C3E1FD1B076BEE4"/>
-    <w:rsid w:val="00594749"/>
-  </w:style>
-  <w:style w:type="paragraph" w:customStyle="1" w:styleId="58BD4906F2E44C409FD86451C8B5FE27">
-    <w:name w:val="58BD4906F2E44C409FD86451C8B5FE27"/>
-    <w:rsid w:val="00594749"/>
-  </w:style>
-  <w:style w:type="paragraph" w:customStyle="1" w:styleId="48021E0B6323466F829439E6F00465AE">
-    <w:name w:val="48021E0B6323466F829439E6F00465AE"/>
-    <w:rsid w:val="00594749"/>
-  </w:style>
-  <w:style w:type="paragraph" w:customStyle="1" w:styleId="177B0E51D2F54C469EC5E8B2BF7B3E18">
-    <w:name w:val="177B0E51D2F54C469EC5E8B2BF7B3E18"/>
-    <w:rsid w:val="00594749"/>
-  </w:style>
-  <w:style w:type="paragraph" w:customStyle="1" w:styleId="D1CAC2F29FF64FACBCDEF825943163E3">
-    <w:name w:val="D1CAC2F29FF64FACBCDEF825943163E3"/>
-    <w:rsid w:val="00594749"/>
-  </w:style>
-  <w:style w:type="paragraph" w:customStyle="1" w:styleId="B9003A49F3B24C2FBF2D86C2D95125D1">
-    <w:name w:val="B9003A49F3B24C2FBF2D86C2D95125D1"/>
-    <w:rsid w:val="00594749"/>
-  </w:style>
-  <w:style w:type="paragraph" w:customStyle="1" w:styleId="5841B53AECD04BD2B454428FC7C41D57">
-    <w:name w:val="5841B53AECD04BD2B454428FC7C41D57"/>
-    <w:rsid w:val="00594749"/>
-  </w:style>
-  <w:style w:type="paragraph" w:customStyle="1" w:styleId="02E423B14809483D88D81C38E31EC331">
-    <w:name w:val="02E423B14809483D88D81C38E31EC331"/>
-    <w:rsid w:val="00594749"/>
-  </w:style>
-  <w:style w:type="paragraph" w:customStyle="1" w:styleId="DAD8FCC98DCF48F8A15FAB638662085D">
-    <w:name w:val="DAD8FCC98DCF48F8A15FAB638662085D"/>
-    <w:rsid w:val="00594749"/>
-  </w:style>
-  <w:style w:type="paragraph" w:customStyle="1" w:styleId="D806226796CA4DEA8FC8DB3B1D294216">
-    <w:name w:val="D806226796CA4DEA8FC8DB3B1D294216"/>
-    <w:rsid w:val="00594749"/>
-  </w:style>
-  <w:style w:type="paragraph" w:customStyle="1" w:styleId="766520B401A344B4960EBCAC7EB0A97A">
-    <w:name w:val="766520B401A344B4960EBCAC7EB0A97A"/>
-    <w:rsid w:val="00594749"/>
-  </w:style>
-  <w:style w:type="paragraph" w:customStyle="1" w:styleId="46715687DAF449C28ED1B3FBB3FCB0C1">
-    <w:name w:val="46715687DAF449C28ED1B3FBB3FCB0C1"/>
-    <w:rsid w:val="00594749"/>
-  </w:style>
-  <w:style w:type="paragraph" w:customStyle="1" w:styleId="B66788D1F20244F4BCFF19C98DBD8D55">
-    <w:name w:val="B66788D1F20244F4BCFF19C98DBD8D55"/>
-    <w:rsid w:val="00594749"/>
-  </w:style>
-  <w:style w:type="paragraph" w:customStyle="1" w:styleId="7C5A23AD8F844854B5FDC2D8DF64E169">
-    <w:name w:val="7C5A23AD8F844854B5FDC2D8DF64E169"/>
-    <w:rsid w:val="00594749"/>
-  </w:style>
-  <w:style w:type="paragraph" w:customStyle="1" w:styleId="68944B97C19A41D7AFA59266C2D62654">
-    <w:name w:val="68944B97C19A41D7AFA59266C2D62654"/>
-    <w:rsid w:val="00594749"/>
-  </w:style>
-  <w:style w:type="paragraph" w:customStyle="1" w:styleId="7A494B9CB8CB43878E2553D435796BC5">
-    <w:name w:val="7A494B9CB8CB43878E2553D435796BC5"/>
-    <w:rsid w:val="00594749"/>
-  </w:style>
-  <w:style w:type="paragraph" w:customStyle="1" w:styleId="F0CFB24811104A9EAA9B61CA976D938B">
-    <w:name w:val="F0CFB24811104A9EAA9B61CA976D938B"/>
-    <w:rsid w:val="00594749"/>
-  </w:style>
-  <w:style w:type="paragraph" w:customStyle="1" w:styleId="645EBCAAD5FC48C18A2BBBA6971BEAF2">
-    <w:name w:val="645EBCAAD5FC48C18A2BBBA6971BEAF2"/>
-    <w:rsid w:val="00594749"/>
-  </w:style>
-  <w:style w:type="paragraph" w:customStyle="1" w:styleId="2E89FC43FDF04BECBFECA4FD592A5374">
-    <w:name w:val="2E89FC43FDF04BECBFECA4FD592A5374"/>
-    <w:rsid w:val="00594749"/>
-  </w:style>
-  <w:style w:type="paragraph" w:customStyle="1" w:styleId="AB5D129DC8C0474D9C5A2FB68337778D">
-    <w:name w:val="AB5D129DC8C0474D9C5A2FB68337778D"/>
-    <w:rsid w:val="00594749"/>
-  </w:style>
-  <w:style w:type="paragraph" w:customStyle="1" w:styleId="0890C0CAA5F149F7A5455F8BAF0A8172">
-    <w:name w:val="0890C0CAA5F149F7A5455F8BAF0A8172"/>
-    <w:rsid w:val="00594749"/>
-  </w:style>
-  <w:style w:type="paragraph" w:customStyle="1" w:styleId="EE0C9DB7B4674BEEAA3A989F683FFAC6">
-    <w:name w:val="EE0C9DB7B4674BEEAA3A989F683FFAC6"/>
-    <w:rsid w:val="00594749"/>
-  </w:style>
-  <w:style w:type="paragraph" w:customStyle="1" w:styleId="A5122231715E4ED0BE45E6D1326BD4B8">
-    <w:name w:val="A5122231715E4ED0BE45E6D1326BD4B8"/>
-    <w:rsid w:val="00594749"/>
-  </w:style>
-  <w:style w:type="paragraph" w:customStyle="1" w:styleId="0423E459D11A499C863A2C75F67556F4">
-    <w:name w:val="0423E459D11A499C863A2C75F67556F4"/>
-    <w:rsid w:val="00594749"/>
-  </w:style>
-  <w:style w:type="paragraph" w:customStyle="1" w:styleId="4C59A960670B414F9419FA8C467900E9">
-    <w:name w:val="4C59A960670B414F9419FA8C467900E9"/>
-    <w:rsid w:val="00594749"/>
-  </w:style>
-  <w:style w:type="paragraph" w:customStyle="1" w:styleId="DA2795BB84DC4DADB75E7866C3408AF2">
-    <w:name w:val="DA2795BB84DC4DADB75E7866C3408AF2"/>
-    <w:rsid w:val="00594749"/>
-  </w:style>
-  <w:style w:type="paragraph" w:customStyle="1" w:styleId="5D621499FB964612B168E3C1C47C88B7">
-    <w:name w:val="5D621499FB964612B168E3C1C47C88B7"/>
-    <w:rsid w:val="00594749"/>
-  </w:style>
-  <w:style w:type="paragraph" w:customStyle="1" w:styleId="D0E7B0CC700B441FB6DEE9A8D8ACCF10">
-    <w:name w:val="D0E7B0CC700B441FB6DEE9A8D8ACCF10"/>
-    <w:rsid w:val="00594749"/>
-  </w:style>
-  <w:style w:type="paragraph" w:customStyle="1" w:styleId="45B14C3363914679A863005D90B2FCCD">
-    <w:name w:val="45B14C3363914679A863005D90B2FCCD"/>
-    <w:rsid w:val="00594749"/>
-  </w:style>
-  <w:style w:type="paragraph" w:customStyle="1" w:styleId="DB1C4371929E4282B657151065EE5490">
-    <w:name w:val="DB1C4371929E4282B657151065EE5490"/>
-    <w:rsid w:val="00594749"/>
-  </w:style>
-  <w:style w:type="paragraph" w:customStyle="1" w:styleId="71E767D529744A049A3F1F8839DF2EC0">
-    <w:name w:val="71E767D529744A049A3F1F8839DF2EC0"/>
-    <w:rsid w:val="00594749"/>
-  </w:style>
-  <w:style w:type="paragraph" w:customStyle="1" w:styleId="B3B3C2427A3B4FBD9387B9C6D3DB6562">
-    <w:name w:val="B3B3C2427A3B4FBD9387B9C6D3DB6562"/>
-    <w:rsid w:val="00594749"/>
-  </w:style>
-  <w:style w:type="paragraph" w:customStyle="1" w:styleId="C88A2C1990FB46FF8575202EDAE93148">
-    <w:name w:val="C88A2C1990FB46FF8575202EDAE93148"/>
-    <w:rsid w:val="00594749"/>
-  </w:style>
-  <w:style w:type="paragraph" w:customStyle="1" w:styleId="F8603622B774405188D9F298674376AD">
-    <w:name w:val="F8603622B774405188D9F298674376AD"/>
-    <w:rsid w:val="00594749"/>
-  </w:style>
-  <w:style w:type="paragraph" w:customStyle="1" w:styleId="0379A7AA16434B59AC9BE623D33F74D1">
-    <w:name w:val="0379A7AA16434B59AC9BE623D33F74D1"/>
-    <w:rsid w:val="00594749"/>
-  </w:style>
-  <w:style w:type="paragraph" w:customStyle="1" w:styleId="E282C7D4F91A44DA992CB8E6B79441D7">
-    <w:name w:val="E282C7D4F91A44DA992CB8E6B79441D7"/>
-    <w:rsid w:val="00594749"/>
-  </w:style>
-  <w:style w:type="paragraph" w:customStyle="1" w:styleId="CD7E0C176C6745F2BC0DD2BB9D11EED2">
-    <w:name w:val="CD7E0C176C6745F2BC0DD2BB9D11EED2"/>
-    <w:rsid w:val="00594749"/>
-  </w:style>
-  <w:style w:type="paragraph" w:customStyle="1" w:styleId="EAAE8B516E344C58BF93E7A932E702B1">
-    <w:name w:val="EAAE8B516E344C58BF93E7A932E702B1"/>
-    <w:rsid w:val="00594749"/>
-  </w:style>
-  <w:style w:type="paragraph" w:customStyle="1" w:styleId="3C361C85E3EE44D8AC5C33C5DCD72D9F">
-    <w:name w:val="3C361C85E3EE44D8AC5C33C5DCD72D9F"/>
-    <w:rsid w:val="00594749"/>
-  </w:style>
-  <w:style w:type="paragraph" w:customStyle="1" w:styleId="F1A62E4E754E48D38237E9764616C93D">
-    <w:name w:val="F1A62E4E754E48D38237E9764616C93D"/>
-    <w:rsid w:val="00594749"/>
-  </w:style>
-  <w:style w:type="paragraph" w:customStyle="1" w:styleId="E195ADF9EEA1499183299D352F2DEA6E">
-    <w:name w:val="E195ADF9EEA1499183299D352F2DEA6E"/>
-    <w:rsid w:val="00594749"/>
-  </w:style>
-  <w:style w:type="paragraph" w:customStyle="1" w:styleId="242B7091F08E4F6596A06D76C388BE7D">
-    <w:name w:val="242B7091F08E4F6596A06D76C388BE7D"/>
-    <w:rsid w:val="00594749"/>
-  </w:style>
-  <w:style w:type="paragraph" w:customStyle="1" w:styleId="39A9DA42396D44A5820E1FA25C74FB68">
-    <w:name w:val="39A9DA42396D44A5820E1FA25C74FB68"/>
-    <w:rsid w:val="00594749"/>
-  </w:style>
-  <w:style w:type="paragraph" w:customStyle="1" w:styleId="80BC852F26CA4A1D8A68E9DE418CFB03">
-    <w:name w:val="80BC852F26CA4A1D8A68E9DE418CFB03"/>
-    <w:rsid w:val="00594749"/>
-  </w:style>
-  <w:style w:type="paragraph" w:customStyle="1" w:styleId="5FA45419688C43DA839DDE4731D9C654">
-    <w:name w:val="5FA45419688C43DA839DDE4731D9C654"/>
-    <w:rsid w:val="00594749"/>
-  </w:style>
-  <w:style w:type="paragraph" w:customStyle="1" w:styleId="6D185331A83C4175A015151B2C7212E2">
-    <w:name w:val="6D185331A83C4175A015151B2C7212E2"/>
-    <w:rsid w:val="00594749"/>
-  </w:style>
-  <w:style w:type="paragraph" w:customStyle="1" w:styleId="357FFCA0D3884D4BAC301786A2155843">
-    <w:name w:val="357FFCA0D3884D4BAC301786A2155843"/>
-    <w:rsid w:val="00594749"/>
-  </w:style>
-  <w:style w:type="paragraph" w:customStyle="1" w:styleId="0A54663A400746C18F3E192E35559C48">
-    <w:name w:val="0A54663A400746C18F3E192E35559C48"/>
-    <w:rsid w:val="00594749"/>
-  </w:style>
-  <w:style w:type="paragraph" w:customStyle="1" w:styleId="F8CF2396BFF04B37858294ED3F95F1EF">
-    <w:name w:val="F8CF2396BFF04B37858294ED3F95F1EF"/>
-    <w:rsid w:val="00594749"/>
-  </w:style>
-  <w:style w:type="paragraph" w:customStyle="1" w:styleId="5C59BE58CE164765ADECE8C83FC53909">
-    <w:name w:val="5C59BE58CE164765ADECE8C83FC53909"/>
-    <w:rsid w:val="00594749"/>
-  </w:style>
-  <w:style w:type="paragraph" w:customStyle="1" w:styleId="3C8190BBF43B40E3AF7230BF6CDEAA07">
-    <w:name w:val="3C8190BBF43B40E3AF7230BF6CDEAA07"/>
-    <w:rsid w:val="00594749"/>
-  </w:style>
-  <w:style w:type="paragraph" w:customStyle="1" w:styleId="DCFDF5C25DEC42A9B4514EB74DB7AED9">
-    <w:name w:val="DCFDF5C25DEC42A9B4514EB74DB7AED9"/>
-    <w:rsid w:val="00594749"/>
-  </w:style>
-  <w:style w:type="paragraph" w:customStyle="1" w:styleId="2E8AD15A68B544109DADE62CCF280590">
-    <w:name w:val="2E8AD15A68B544109DADE62CCF280590"/>
-    <w:rsid w:val="00594749"/>
-  </w:style>
-  <w:style w:type="paragraph" w:customStyle="1" w:styleId="BE44C29EECE5412383D76C7FB7ABEE55">
-    <w:name w:val="BE44C29EECE5412383D76C7FB7ABEE55"/>
-    <w:rsid w:val="00594749"/>
-  </w:style>
-  <w:style w:type="paragraph" w:customStyle="1" w:styleId="3224E0B9413345C493E41DB783B03255">
-    <w:name w:val="3224E0B9413345C493E41DB783B03255"/>
-    <w:rsid w:val="00594749"/>
-  </w:style>
-  <w:style w:type="paragraph" w:customStyle="1" w:styleId="1D59F48946794A81A59BDE53DF87EA5C">
-    <w:name w:val="1D59F48946794A81A59BDE53DF87EA5C"/>
-    <w:rsid w:val="00594749"/>
-  </w:style>
-  <w:style w:type="paragraph" w:customStyle="1" w:styleId="0993525ABE1849DDAE30E814F429DEDE">
-    <w:name w:val="0993525ABE1849DDAE30E814F429DEDE"/>
-    <w:rsid w:val="00594749"/>
-  </w:style>
-  <w:style w:type="paragraph" w:customStyle="1" w:styleId="690E426888E242779D0358C9EB4A303B">
-    <w:name w:val="690E426888E242779D0358C9EB4A303B"/>
-    <w:rsid w:val="00594749"/>
-  </w:style>
-  <w:style w:type="paragraph" w:customStyle="1" w:styleId="E0D7E42665FF44CF8BCB315452C60153">
-    <w:name w:val="E0D7E42665FF44CF8BCB315452C60153"/>
-    <w:rsid w:val="00594749"/>
-  </w:style>
-  <w:style w:type="paragraph" w:customStyle="1" w:styleId="D9E76761A6514F2F8309E3924ADF7322">
-    <w:name w:val="D9E76761A6514F2F8309E3924ADF7322"/>
-    <w:rsid w:val="00594749"/>
-  </w:style>
-  <w:style w:type="paragraph" w:customStyle="1" w:styleId="B62E262F77FF47C6A47408CDD8B2FB51">
-    <w:name w:val="B62E262F77FF47C6A47408CDD8B2FB51"/>
-    <w:rsid w:val="00594749"/>
-  </w:style>
-  <w:style w:type="paragraph" w:customStyle="1" w:styleId="046C9928419244BCA1270FC652459D2E">
-    <w:name w:val="046C9928419244BCA1270FC652459D2E"/>
-    <w:rsid w:val="00594749"/>
-  </w:style>
-  <w:style w:type="paragraph" w:customStyle="1" w:styleId="DD919D91A0084032B5CABE19287A4F7B">
-    <w:name w:val="DD919D91A0084032B5CABE19287A4F7B"/>
-    <w:rsid w:val="00594749"/>
-  </w:style>
-  <w:style w:type="paragraph" w:customStyle="1" w:styleId="ABE6D3EEBAED4F03B21067E2AC35DB16">
-    <w:name w:val="ABE6D3EEBAED4F03B21067E2AC35DB16"/>
-    <w:rsid w:val="00594749"/>
-  </w:style>
-  <w:style w:type="paragraph" w:customStyle="1" w:styleId="7F8E9863C9314B468B0AF974F9888F22">
-    <w:name w:val="7F8E9863C9314B468B0AF974F9888F22"/>
-    <w:rsid w:val="00594749"/>
-  </w:style>
-  <w:style w:type="paragraph" w:customStyle="1" w:styleId="CD06093C68B54CF383E838DEE78639EA">
-    <w:name w:val="CD06093C68B54CF383E838DEE78639EA"/>
-    <w:rsid w:val="00594749"/>
-  </w:style>
-  <w:style w:type="paragraph" w:customStyle="1" w:styleId="F0692A2732A940838D55F1434B14D8DB">
-    <w:name w:val="F0692A2732A940838D55F1434B14D8DB"/>
-    <w:rsid w:val="00594749"/>
-  </w:style>
-  <w:style w:type="paragraph" w:customStyle="1" w:styleId="2F4DCE3D19844D9E9711455D69C74E1F">
-    <w:name w:val="2F4DCE3D19844D9E9711455D69C74E1F"/>
-    <w:rsid w:val="00594749"/>
-  </w:style>
-  <w:style w:type="paragraph" w:customStyle="1" w:styleId="67247DAB34A6425293FF31962FAAE736">
-    <w:name w:val="67247DAB34A6425293FF31962FAAE736"/>
-    <w:rsid w:val="00594749"/>
-  </w:style>
-  <w:style w:type="paragraph" w:customStyle="1" w:styleId="C64612A27DE04075B39FC3D8661E493B">
-    <w:name w:val="C64612A27DE04075B39FC3D8661E493B"/>
-    <w:rsid w:val="00594749"/>
-  </w:style>
-  <w:style w:type="paragraph" w:customStyle="1" w:styleId="CB9059EB0FFC4EB593C24F3F80A9281F">
-    <w:name w:val="CB9059EB0FFC4EB593C24F3F80A9281F"/>
-    <w:rsid w:val="00594749"/>
-  </w:style>
-  <w:style w:type="paragraph" w:customStyle="1" w:styleId="1B06EF58439F44859622083F69117A95">
-    <w:name w:val="1B06EF58439F44859622083F69117A95"/>
-    <w:rsid w:val="00594749"/>
-  </w:style>
-  <w:style w:type="paragraph" w:customStyle="1" w:styleId="95E976E611A245ED9907AD11F8D9E91E">
-    <w:name w:val="95E976E611A245ED9907AD11F8D9E91E"/>
-    <w:rsid w:val="00594749"/>
-  </w:style>
-  <w:style w:type="paragraph" w:customStyle="1" w:styleId="735AE6E2D5484C519B0AAF45F1B7979C">
-    <w:name w:val="735AE6E2D5484C519B0AAF45F1B7979C"/>
-    <w:rsid w:val="00594749"/>
-  </w:style>
-  <w:style w:type="paragraph" w:customStyle="1" w:styleId="0753B4BEBD8B4F888C76C0C752219DF3">
-    <w:name w:val="0753B4BEBD8B4F888C76C0C752219DF3"/>
-    <w:rsid w:val="00594749"/>
-  </w:style>
-  <w:style w:type="paragraph" w:customStyle="1" w:styleId="A70636E8F7D64E4A8DD0BF38A90D2CDF">
-    <w:name w:val="A70636E8F7D64E4A8DD0BF38A90D2CDF"/>
-    <w:rsid w:val="00594749"/>
-  </w:style>
-  <w:style w:type="paragraph" w:customStyle="1" w:styleId="F0C007332FDD4A139F8307B103E375CD">
-    <w:name w:val="F0C007332FDD4A139F8307B103E375CD"/>
-    <w:rsid w:val="00594749"/>
-  </w:style>
-  <w:style w:type="paragraph" w:customStyle="1" w:styleId="C84FD8CF7BA343A2B7BCC4625AC0D38E">
-    <w:name w:val="C84FD8CF7BA343A2B7BCC4625AC0D38E"/>
-    <w:rsid w:val="00594749"/>
-  </w:style>
-  <w:style w:type="paragraph" w:customStyle="1" w:styleId="1AA42CFC19CB410E8776F321CDF21845">
-    <w:name w:val="1AA42CFC19CB410E8776F321CDF21845"/>
-    <w:rsid w:val="00594749"/>
-  </w:style>
-  <w:style w:type="paragraph" w:customStyle="1" w:styleId="012A542522AC449CB5610C91493A33DB">
-    <w:name w:val="012A542522AC449CB5610C91493A33DB"/>
-    <w:rsid w:val="00594749"/>
-  </w:style>
-  <w:style w:type="paragraph" w:customStyle="1" w:styleId="51CDD300F6644859A39531F5CE497F52">
-    <w:name w:val="51CDD300F6644859A39531F5CE497F52"/>
-    <w:rsid w:val="00594749"/>
-  </w:style>
-  <w:style w:type="paragraph" w:customStyle="1" w:styleId="35FE548166C34AD8918DF4EDE901C6BB">
-    <w:name w:val="35FE548166C34AD8918DF4EDE901C6BB"/>
-    <w:rsid w:val="00594749"/>
-  </w:style>
-  <w:style w:type="paragraph" w:customStyle="1" w:styleId="8AAB42F6599C4EECB82B19166BA488CF">
-    <w:name w:val="8AAB42F6599C4EECB82B19166BA488CF"/>
-    <w:rsid w:val="00594749"/>
-  </w:style>
-  <w:style w:type="paragraph" w:customStyle="1" w:styleId="7D3664BD9131477FA4A50BFD5689935D">
-    <w:name w:val="7D3664BD9131477FA4A50BFD5689935D"/>
-    <w:rsid w:val="00594749"/>
-  </w:style>
-  <w:style w:type="paragraph" w:customStyle="1" w:styleId="3AA765D907D842CEB40F36159A320F9F">
-    <w:name w:val="3AA765D907D842CEB40F36159A320F9F"/>
-    <w:rsid w:val="00594749"/>
-  </w:style>
-  <w:style w:type="paragraph" w:customStyle="1" w:styleId="A9B944232C5947E492AC36A500DA8869">
-    <w:name w:val="A9B944232C5947E492AC36A500DA8869"/>
-    <w:rsid w:val="00594749"/>
-  </w:style>
-  <w:style w:type="paragraph" w:customStyle="1" w:styleId="1CB75655CCD1434F94B56650B4A7EE3D">
-    <w:name w:val="1CB75655CCD1434F94B56650B4A7EE3D"/>
-    <w:rsid w:val="00594749"/>
-  </w:style>
-  <w:style w:type="paragraph" w:customStyle="1" w:styleId="53692ABCDF49489EB34C0B9C4BC73E69">
-    <w:name w:val="53692ABCDF49489EB34C0B9C4BC73E69"/>
-    <w:rsid w:val="00594749"/>
-  </w:style>
-  <w:style w:type="paragraph" w:customStyle="1" w:styleId="769E94E5974C49BC89B76CA8EFE8AD07">
-    <w:name w:val="769E94E5974C49BC89B76CA8EFE8AD07"/>
-    <w:rsid w:val="00594749"/>
-  </w:style>
-  <w:style w:type="paragraph" w:customStyle="1" w:styleId="4DDAEF03A4AB4384A9893897EAEA6401">
-    <w:name w:val="4DDAEF03A4AB4384A9893897EAEA6401"/>
-    <w:rsid w:val="00594749"/>
-  </w:style>
-  <w:style w:type="paragraph" w:customStyle="1" w:styleId="71DAADED912E456297508140DBB7405F">
-    <w:name w:val="71DAADED912E456297508140DBB7405F"/>
-    <w:rsid w:val="00594749"/>
-  </w:style>
-  <w:style w:type="paragraph" w:customStyle="1" w:styleId="792B697959784506B320D86F6435E215">
-    <w:name w:val="792B697959784506B320D86F6435E215"/>
-    <w:rsid w:val="00594749"/>
-  </w:style>
-  <w:style w:type="paragraph" w:customStyle="1" w:styleId="9F65B22F810347D2989A6EDAB2BACD62">
-    <w:name w:val="9F65B22F810347D2989A6EDAB2BACD62"/>
-    <w:rsid w:val="00594749"/>
-  </w:style>
-  <w:style w:type="paragraph" w:customStyle="1" w:styleId="731EC8244385426B8ECCDC8519AF0CCE">
-    <w:name w:val="731EC8244385426B8ECCDC8519AF0CCE"/>
-    <w:rsid w:val="00594749"/>
-  </w:style>
-  <w:style w:type="paragraph" w:customStyle="1" w:styleId="006C434469294D04B61DEA2E8D8EF24B">
-    <w:name w:val="006C434469294D04B61DEA2E8D8EF24B"/>
-    <w:rsid w:val="00594749"/>
-  </w:style>
-  <w:style w:type="paragraph" w:customStyle="1" w:styleId="816726F364CA451F8AC35172F1B2F98E">
-    <w:name w:val="816726F364CA451F8AC35172F1B2F98E"/>
-    <w:rsid w:val="00594749"/>
-  </w:style>
-  <w:style w:type="paragraph" w:customStyle="1" w:styleId="272013D3BC924CFD9C246C1754BE794F">
-    <w:name w:val="272013D3BC924CFD9C246C1754BE794F"/>
-    <w:rsid w:val="00594749"/>
-  </w:style>
-  <w:style w:type="paragraph" w:customStyle="1" w:styleId="ABF99549FF3641D5A639BC7B74B3C4E8">
-    <w:name w:val="ABF99549FF3641D5A639BC7B74B3C4E8"/>
-    <w:rsid w:val="00594749"/>
-  </w:style>
-  <w:style w:type="paragraph" w:customStyle="1" w:styleId="56BFA9D63BBA4A8187685FB190B4B1FF">
-    <w:name w:val="56BFA9D63BBA4A8187685FB190B4B1FF"/>
-    <w:rsid w:val="00594749"/>
-  </w:style>
-  <w:style w:type="paragraph" w:customStyle="1" w:styleId="F23F04304B2B46929F5591A48660A8E0">
-    <w:name w:val="F23F04304B2B46929F5591A48660A8E0"/>
-    <w:rsid w:val="00594749"/>
-  </w:style>
-  <w:style w:type="paragraph" w:customStyle="1" w:styleId="0A352C09CD8143A693B22261338F0C85">
-    <w:name w:val="0A352C09CD8143A693B22261338F0C85"/>
-    <w:rsid w:val="00594749"/>
-  </w:style>
-  <w:style w:type="paragraph" w:customStyle="1" w:styleId="0B9A60639B724FB6BAFD37F4A9FFFB87">
-    <w:name w:val="0B9A60639B724FB6BAFD37F4A9FFFB87"/>
-    <w:rsid w:val="00594749"/>
-  </w:style>
-  <w:style w:type="paragraph" w:customStyle="1" w:styleId="552FB450A5CE475287265805651F1323">
-    <w:name w:val="552FB450A5CE475287265805651F1323"/>
-    <w:rsid w:val="00594749"/>
-  </w:style>
-</w:styles>
-</file>
-
-<file path=word/glossary/webSettings.xml><?xml version="1.0" encoding="utf-8"?>
-<w:webSettings xmlns:mc="http://schemas.openxmlformats.org/markup-compatibility/2006" xmlns:r="http://schemas.openxmlformats.org/officeDocument/2006/relationships" xmlns:w="http://schemas.openxmlformats.org/wordprocessingml/2006/main" xmlns:w14="http://schemas.microsoft.com/office/word/2010/wordml" xmlns:w15="http://schemas.microsoft.com/office/word/2012/wordml" xmlns:w16cex="http://schemas.microsoft.com/office/word/2018/wordml/cex" xmlns:w16cid="http://schemas.microsoft.com/office/word/2016/wordml/cid" xmlns:w16="http://schemas.microsoft.com/office/word/2018/wordml" xmlns:w16sdtdh="http://schemas.microsoft.com/office/word/2020/wordml/sdtdatahash" xmlns:w16se="http://schemas.microsoft.com/office/word/2015/wordml/symex" mc:Ignorable="w14 w15 w16se w16cid w16 w16cex w16sdtdh">
-  <w:optimizeForBrowser/>
-  <w:allowPNG/>
-</w:webSettings>
-</file>
-
 <file path=word/theme/theme11.xml><?xml version="1.0" encoding="utf-8"?>
 <a:theme xmlns:a="http://schemas.openxmlformats.org/drawingml/2006/main" name="Office Theme">
   <a:themeElements>
@@ -13937,359 +7992,6 @@
 </a:theme>
 </file>
 
-<file path=customXml/item13.xml><?xml version="1.0" encoding="utf-8"?>
-<ct:contentTypeSchema xmlns:ct="http://schemas.microsoft.com/office/2006/metadata/contentType" xmlns:ma="http://schemas.microsoft.com/office/2006/metadata/properties/metaAttributes" ct:_="" ma:_="" ma:contentTypeName="Document" ma:contentTypeID="0x01010079F111ED35F8CC479449609E8A0923A6" ma:contentTypeVersion="28" ma:contentTypeDescription="Create a new document." ma:contentTypeScope="" ma:versionID="60f5a4f2d2b0abadcf532d48ebf9cb71">
-  <xsd:schema xmlns:xsd="http://www.w3.org/2001/XMLSchema" xmlns:xs="http://www.w3.org/2001/XMLSchema" xmlns:p="http://schemas.microsoft.com/office/2006/metadata/properties" xmlns:ns1="http://schemas.microsoft.com/sharepoint/v3" xmlns:ns2="71af3243-3dd4-4a8d-8c0d-dd76da1f02a5" xmlns:ns3="16c05727-aa75-4e4a-9b5f-8a80a1165891" xmlns:ns4="230e9df3-be65-4c73-a93b-d1236ebd677e" targetNamespace="http://schemas.microsoft.com/office/2006/metadata/properties" ma:root="true" ma:fieldsID="7dd78129e6a1811f84807ad11c651531" ns1:_="" ns2:_="" ns3:_="" ns4:_="">
-    <xsd:import namespace="http://schemas.microsoft.com/sharepoint/v3"/>
-    <xsd:import namespace="71af3243-3dd4-4a8d-8c0d-dd76da1f02a5"/>
-    <xsd:import namespace="16c05727-aa75-4e4a-9b5f-8a80a1165891"/>
-    <xsd:import namespace="230e9df3-be65-4c73-a93b-d1236ebd677e"/>
-    <xsd:element name="properties">
-      <xsd:complexType>
-        <xsd:sequence>
-          <xsd:element name="documentManagement">
-            <xsd:complexType>
-              <xsd:all>
-                <xsd:element ref="ns2:Status" minOccurs="0"/>
-                <xsd:element ref="ns2:Image" minOccurs="0"/>
-                <xsd:element ref="ns2:MediaServiceMetadata" minOccurs="0"/>
-                <xsd:element ref="ns2:MediaServiceFastMetadata" minOccurs="0"/>
-                <xsd:element ref="ns2:MediaServiceOCR" minOccurs="0"/>
-                <xsd:element ref="ns2:MediaServiceAutoTags" minOccurs="0"/>
-                <xsd:element ref="ns2:MediaServiceEventHashCode" minOccurs="0"/>
-                <xsd:element ref="ns2:MediaServiceGenerationTime" minOccurs="0"/>
-                <xsd:element ref="ns3:SharedWithUsers" minOccurs="0"/>
-                <xsd:element ref="ns3:SharedWithDetails" minOccurs="0"/>
-                <xsd:element ref="ns2:MediaServiceAutoKeyPoints" minOccurs="0"/>
-                <xsd:element ref="ns2:MediaServiceKeyPoints" minOccurs="0"/>
-                <xsd:element ref="ns2:MediaServiceDateTaken" minOccurs="0"/>
-                <xsd:element ref="ns1:_ip_UnifiedCompliancePolicyProperties" minOccurs="0"/>
-                <xsd:element ref="ns1:_ip_UnifiedCompliancePolicyUIAction" minOccurs="0"/>
-                <xsd:element ref="ns4:TaxCatchAll" minOccurs="0"/>
-                <xsd:element ref="ns2:ImageTagsTaxHTField" minOccurs="0"/>
-                <xsd:element ref="ns2:MediaServiceLocation" minOccurs="0"/>
-                <xsd:element ref="ns2:MediaLengthInSeconds" minOccurs="0"/>
-                <xsd:element ref="ns2:Background" minOccurs="0"/>
-                <xsd:element ref="ns2:MediaServiceSearchProperties" minOccurs="0"/>
-                <xsd:element ref="ns2:MediaServiceDocTags" minOccurs="0"/>
-                <xsd:element ref="ns2:MediaServiceObjectDetectorVersions" minOccurs="0"/>
-                <xsd:element ref="ns2:MediaServiceSystemTags" minOccurs="0"/>
-              </xsd:all>
-            </xsd:complexType>
-          </xsd:element>
-        </xsd:sequence>
-      </xsd:complexType>
-    </xsd:element>
-  </xsd:schema>
-  <xsd:schema xmlns:xsd="http://www.w3.org/2001/XMLSchema" xmlns:xs="http://www.w3.org/2001/XMLSchema" xmlns:dms="http://schemas.microsoft.com/office/2006/documentManagement/types" xmlns:pc="http://schemas.microsoft.com/office/infopath/2007/PartnerControls" targetNamespace="http://schemas.microsoft.com/sharepoint/v3" elementFormDefault="qualified">
-    <xsd:import namespace="http://schemas.microsoft.com/office/2006/documentManagement/types"/>
-    <xsd:import namespace="http://schemas.microsoft.com/office/infopath/2007/PartnerControls"/>
-    <xsd:element name="_ip_UnifiedCompliancePolicyProperties" ma:index="20" nillable="true" ma:displayName="Unified Compliance Policy Properties" ma:hidden="true" ma:internalName="_ip_UnifiedCompliancePolicyProperties" ma:readOnly="false">
-      <xsd:simpleType>
-        <xsd:restriction base="dms:Note"/>
-      </xsd:simpleType>
-    </xsd:element>
-    <xsd:element name="_ip_UnifiedCompliancePolicyUIAction" ma:index="21" nillable="true" ma:displayName="Unified Compliance Policy UI Action" ma:hidden="true" ma:internalName="_ip_UnifiedCompliancePolicyUIAction" ma:readOnly="false">
-      <xsd:simpleType>
-        <xsd:restriction base="dms:Text"/>
-      </xsd:simpleType>
-    </xsd:element>
-  </xsd:schema>
-  <xsd:schema xmlns:xsd="http://www.w3.org/2001/XMLSchema" xmlns:xs="http://www.w3.org/2001/XMLSchema" xmlns:dms="http://schemas.microsoft.com/office/2006/documentManagement/types" xmlns:pc="http://schemas.microsoft.com/office/infopath/2007/PartnerControls" targetNamespace="71af3243-3dd4-4a8d-8c0d-dd76da1f02a5" elementFormDefault="qualified">
-    <xsd:import namespace="http://schemas.microsoft.com/office/2006/documentManagement/types"/>
-    <xsd:import namespace="http://schemas.microsoft.com/office/infopath/2007/PartnerControls"/>
-    <xsd:element name="Status" ma:index="2" nillable="true" ma:displayName="Status" ma:default="Not started" ma:format="Dropdown" ma:internalName="Status" ma:readOnly="false">
-      <xsd:simpleType>
-        <xsd:restriction base="dms:Choice">
-          <xsd:enumeration value="Not started"/>
-          <xsd:enumeration value="In Progress"/>
-          <xsd:enumeration value="Completed"/>
-        </xsd:restriction>
-      </xsd:simpleType>
-    </xsd:element>
-    <xsd:element name="Image" ma:index="3" nillable="true" ma:displayName="Image" ma:format="Image" ma:internalName="Image" ma:readOnly="false">
-      <xsd:complexType>
-        <xsd:complexContent>
-          <xsd:extension base="dms:URL">
-            <xsd:sequence>
-              <xsd:element name="Url" type="dms:ValidUrl" minOccurs="0" nillable="true"/>
-              <xsd:element name="Description" type="xsd:string" nillable="true"/>
-            </xsd:sequence>
-          </xsd:extension>
-        </xsd:complexContent>
-      </xsd:complexType>
-    </xsd:element>
-    <xsd:element name="MediaServiceMetadata" ma:index="8" nillable="true" ma:displayName="MediaServiceMetadata" ma:hidden="true" ma:internalName="MediaServiceMetadata" ma:readOnly="true">
-      <xsd:simpleType>
-        <xsd:restriction base="dms:Note"/>
-      </xsd:simpleType>
-    </xsd:element>
-    <xsd:element name="MediaServiceFastMetadata" ma:index="9" nillable="true" ma:displayName="MediaServiceFastMetadata" ma:hidden="true" ma:internalName="MediaServiceFastMetadata" ma:readOnly="true">
-      <xsd:simpleType>
-        <xsd:restriction base="dms:Note"/>
-      </xsd:simpleType>
-    </xsd:element>
-    <xsd:element name="MediaServiceOCR" ma:index="10" nillable="true" ma:displayName="MediaServiceOCR" ma:hidden="true" ma:internalName="MediaServiceOCR" ma:readOnly="true">
-      <xsd:simpleType>
-        <xsd:restriction base="dms:Note"/>
-      </xsd:simpleType>
-    </xsd:element>
-    <xsd:element name="MediaServiceAutoTags" ma:index="11" nillable="true" ma:displayName="MediaServiceAutoTags" ma:hidden="true" ma:internalName="MediaServiceAutoTags" ma:readOnly="true">
-      <xsd:simpleType>
-        <xsd:restriction base="dms:Text"/>
-      </xsd:simpleType>
-    </xsd:element>
-    <xsd:element name="MediaServiceEventHashCode" ma:index="12" nillable="true" ma:displayName="MediaServiceEventHashCode" ma:hidden="true" ma:internalName="MediaServiceEventHashCode" ma:readOnly="true">
-      <xsd:simpleType>
-        <xsd:restriction base="dms:Text"/>
-      </xsd:simpleType>
-    </xsd:element>
-    <xsd:element name="MediaServiceGenerationTime" ma:index="13" nillable="true" ma:displayName="MediaServiceGenerationTime" ma:hidden="true" ma:internalName="MediaServiceGenerationTime" ma:readOnly="true">
-      <xsd:simpleType>
-        <xsd:restriction base="dms:Text"/>
-      </xsd:simpleType>
-    </xsd:element>
-    <xsd:element name="MediaServiceAutoKeyPoints" ma:index="16" nillable="true" ma:displayName="MediaServiceAutoKeyPoints" ma:hidden="true" ma:internalName="MediaServiceAutoKeyPoints" ma:readOnly="true">
-      <xsd:simpleType>
-        <xsd:restriction base="dms:Note"/>
-      </xsd:simpleType>
-    </xsd:element>
-    <xsd:element name="MediaServiceKeyPoints" ma:index="17" nillable="true" ma:displayName="KeyPoints" ma:hidden="true" ma:internalName="MediaServiceKeyPoints" ma:readOnly="false">
-      <xsd:simpleType>
-        <xsd:restriction base="dms:Note"/>
-      </xsd:simpleType>
-    </xsd:element>
-    <xsd:element name="MediaServiceDateTaken" ma:index="18" nillable="true" ma:displayName="MediaServiceDateTaken" ma:hidden="true" ma:internalName="MediaServiceDateTaken" ma:readOnly="true">
-      <xsd:simpleType>
-        <xsd:restriction base="dms:Text"/>
-      </xsd:simpleType>
-    </xsd:element>
-    <xsd:element name="ImageTagsTaxHTField" ma:index="25" nillable="true" ma:taxonomy="true" ma:internalName="ImageTagsTaxHTField" ma:taxonomyFieldName="MediaServiceImageTags" ma:displayName="Image Tags" ma:readOnly="false" ma:fieldId="{5cf76f15-5ced-4ddc-b409-7134ff3c332f}" ma:taxonomyMulti="true" ma:sspId="e385fb40-52d4-4fae-9c5b-3e8ff8a5878e" ma:termSetId="09814cd3-568e-fe90-9814-8d621ff8fb84" ma:anchorId="fba54fb3-c3e1-fe81-a776-ca4b69148c4d" ma:open="true" ma:isKeyword="false">
-      <xsd:complexType>
-        <xsd:sequence>
-          <xsd:element ref="pc:Terms" minOccurs="0" maxOccurs="1"/>
-        </xsd:sequence>
-      </xsd:complexType>
-    </xsd:element>
-    <xsd:element name="MediaServiceLocation" ma:index="26" nillable="true" ma:displayName="Location" ma:hidden="true" ma:internalName="MediaServiceLocation" ma:readOnly="true">
-      <xsd:simpleType>
-        <xsd:restriction base="dms:Text"/>
-      </xsd:simpleType>
-    </xsd:element>
-    <xsd:element name="MediaLengthInSeconds" ma:index="27" nillable="true" ma:displayName="MediaLengthInSeconds" ma:hidden="true" ma:internalName="MediaLengthInSeconds" ma:readOnly="true">
-      <xsd:simpleType>
-        <xsd:restriction base="dms:Unknown"/>
-      </xsd:simpleType>
-    </xsd:element>
-    <xsd:element name="Background" ma:index="28" nillable="true" ma:displayName="Background" ma:default="0" ma:format="Dropdown" ma:internalName="Background">
-      <xsd:simpleType>
-        <xsd:restriction base="dms:Boolean"/>
-      </xsd:simpleType>
-    </xsd:element>
-    <xsd:element name="MediaServiceSearchProperties" ma:index="29" nillable="true" ma:displayName="MediaServiceSearchProperties" ma:hidden="true" ma:internalName="MediaServiceSearchProperties" ma:readOnly="true">
-      <xsd:simpleType>
-        <xsd:restriction base="dms:Note"/>
-      </xsd:simpleType>
-    </xsd:element>
-    <xsd:element name="MediaServiceDocTags" ma:index="30" nillable="true" ma:displayName="MediaServiceDocTags" ma:hidden="true" ma:internalName="MediaServiceDocTags" ma:readOnly="true">
-      <xsd:simpleType>
-        <xsd:restriction base="dms:Note"/>
-      </xsd:simpleType>
-    </xsd:element>
-    <xsd:element name="MediaServiceObjectDetectorVersions" ma:index="31" nillable="true" ma:displayName="MediaServiceObjectDetectorVersions" ma:description="" ma:hidden="true" ma:indexed="true" ma:internalName="MediaServiceObjectDetectorVersions" ma:readOnly="true">
-      <xsd:simpleType>
-        <xsd:restriction base="dms:Text"/>
-      </xsd:simpleType>
-    </xsd:element>
-    <xsd:element name="MediaServiceSystemTags" ma:index="32" nillable="true" ma:displayName="MediaServiceSystemTags" ma:hidden="true" ma:internalName="MediaServiceSystemTags" ma:readOnly="true">
-      <xsd:simpleType>
-        <xsd:restriction base="dms:Note"/>
-      </xsd:simpleType>
-    </xsd:element>
-  </xsd:schema>
-  <xsd:schema xmlns:xsd="http://www.w3.org/2001/XMLSchema" xmlns:xs="http://www.w3.org/2001/XMLSchema" xmlns:dms="http://schemas.microsoft.com/office/2006/documentManagement/types" xmlns:pc="http://schemas.microsoft.com/office/infopath/2007/PartnerControls" targetNamespace="16c05727-aa75-4e4a-9b5f-8a80a1165891" elementFormDefault="qualified">
-    <xsd:import namespace="http://schemas.microsoft.com/office/2006/documentManagement/types"/>
-    <xsd:import namespace="http://schemas.microsoft.com/office/infopath/2007/PartnerControls"/>
-    <xsd:element name="SharedWithUsers" ma:index="14" nillable="true" ma:displayName="Shared With" ma:hidden="true" ma:internalName="SharedWithUsers" ma:readOnly="true">
-      <xsd:complexType>
-        <xsd:complexContent>
-          <xsd:extension base="dms:UserMulti">
-            <xsd:sequence>
-              <xsd:element name="UserInfo" minOccurs="0" maxOccurs="unbounded">
-                <xsd:complexType>
-                  <xsd:sequence>
-                    <xsd:element name="DisplayName" type="xsd:string" minOccurs="0"/>
-                    <xsd:element name="AccountId" type="dms:UserId" minOccurs="0" nillable="true"/>
-                    <xsd:element name="AccountType" type="xsd:string" minOccurs="0"/>
-                  </xsd:sequence>
-                </xsd:complexType>
-              </xsd:element>
-            </xsd:sequence>
-          </xsd:extension>
-        </xsd:complexContent>
-      </xsd:complexType>
-    </xsd:element>
-    <xsd:element name="SharedWithDetails" ma:index="15" nillable="true" ma:displayName="Shared With Details" ma:hidden="true" ma:internalName="SharedWithDetails" ma:readOnly="true">
-      <xsd:simpleType>
-        <xsd:restriction base="dms:Note"/>
-      </xsd:simpleType>
-    </xsd:element>
-  </xsd:schema>
-  <xsd:schema xmlns:xsd="http://www.w3.org/2001/XMLSchema" xmlns:xs="http://www.w3.org/2001/XMLSchema" xmlns:dms="http://schemas.microsoft.com/office/2006/documentManagement/types" xmlns:pc="http://schemas.microsoft.com/office/infopath/2007/PartnerControls" targetNamespace="230e9df3-be65-4c73-a93b-d1236ebd677e" elementFormDefault="qualified">
-    <xsd:import namespace="http://schemas.microsoft.com/office/2006/documentManagement/types"/>
-    <xsd:import namespace="http://schemas.microsoft.com/office/infopath/2007/PartnerControls"/>
-    <xsd:element name="TaxCatchAll" ma:index="23" nillable="true" ma:displayName="Taxonomy Catch All Column" ma:hidden="true" ma:list="{3f6bfcbc-3db3-4ae6-bd76-326f0798ad28}" ma:internalName="TaxCatchAll" ma:readOnly="false" ma:showField="CatchAllData" ma:web="16c05727-aa75-4e4a-9b5f-8a80a1165891">
-      <xsd:complexType>
-        <xsd:complexContent>
-          <xsd:extension base="dms:MultiChoiceLookup">
-            <xsd:sequence>
-              <xsd:element name="Value" type="dms:Lookup" maxOccurs="unbounded" minOccurs="0" nillable="true"/>
-            </xsd:sequence>
-          </xsd:extension>
-        </xsd:complexContent>
-      </xsd:complexType>
-    </xsd:element>
-  </xsd:schema>
-  <xsd:schema xmlns="http://schemas.openxmlformats.org/package/2006/metadata/core-properties" xmlns:xsd="http://www.w3.org/2001/XMLSchema" xmlns:xsi="http://www.w3.org/2001/XMLSchema-instance" xmlns:dc="http://purl.org/dc/elements/1.1/" xmlns:dcterms="http://purl.org/dc/terms/" xmlns:odoc="http://schemas.microsoft.com/internal/obd" targetNamespace="http://schemas.openxmlformats.org/package/2006/metadata/core-properties" elementFormDefault="qualified" attributeFormDefault="unqualified" blockDefault="#all">
-    <xsd:import namespace="http://purl.org/dc/elements/1.1/" schemaLocation="http://dublincore.org/schemas/xmls/qdc/2003/04/02/dc.xsd"/>
-    <xsd:import namespace="http://purl.org/dc/terms/" schemaLocation="http://dublincore.org/schemas/xmls/qdc/2003/04/02/dcterms.xsd"/>
-    <xsd:element name="coreProperties" type="CT_coreProperties"/>
-    <xsd:complexType name="CT_coreProperties">
-      <xsd:all>
-        <xsd:element ref="dc:creator" minOccurs="0" maxOccurs="1"/>
-        <xsd:element ref="dcterms:created" minOccurs="0" maxOccurs="1"/>
-        <xsd:element ref="dc:identifier" minOccurs="0" maxOccurs="1"/>
-        <xsd:element name="contentType" minOccurs="0" maxOccurs="1" type="xsd:string" ma:displayName="Content Type"/>
-        <xsd:element ref="dc:title" minOccurs="0" maxOccurs="1" ma:index="1" ma:displayName="Title"/>
-        <xsd:element ref="dc:subject" minOccurs="0" maxOccurs="1"/>
-        <xsd:element ref="dc:description" minOccurs="0" maxOccurs="1"/>
-        <xsd:element name="keywords" minOccurs="0" maxOccurs="1" type="xsd:string"/>
-        <xsd:element ref="dc:language" minOccurs="0" maxOccurs="1"/>
-        <xsd:element name="category" minOccurs="0" maxOccurs="1" type="xsd:string"/>
-        <xsd:element name="version" minOccurs="0" maxOccurs="1" type="xsd:string"/>
-        <xsd:element name="revision" minOccurs="0" maxOccurs="1" type="xsd:string">
-          <xsd:annotation>
-            <xsd:documentation>
-                        This value indicates the number of saves or revisions. The application is responsible for updating this value after each revision.
-                    </xsd:documentation>
-          </xsd:annotation>
-        </xsd:element>
-        <xsd:element name="lastModifiedBy" minOccurs="0" maxOccurs="1" type="xsd:string"/>
-        <xsd:element ref="dcterms:modified" minOccurs="0" maxOccurs="1"/>
-        <xsd:element name="contentStatus" minOccurs="0" maxOccurs="1" type="xsd:string"/>
-      </xsd:all>
-    </xsd:complexType>
-  </xsd:schema>
-  <xs:schema xmlns:pc="http://schemas.microsoft.com/office/infopath/2007/PartnerControls" xmlns:xs="http://www.w3.org/2001/XMLSchema" targetNamespace="http://schemas.microsoft.com/office/infopath/2007/PartnerControls" elementFormDefault="qualified" attributeFormDefault="unqualified">
-    <xs:element name="Person">
-      <xs:complexType>
-        <xs:sequence>
-          <xs:element ref="pc:DisplayName" minOccurs="0"/>
-          <xs:element ref="pc:AccountId" minOccurs="0"/>
-          <xs:element ref="pc:AccountType" minOccurs="0"/>
-        </xs:sequence>
-      </xs:complexType>
-    </xs:element>
-    <xs:element name="DisplayName" type="xs:string"/>
-    <xs:element name="AccountId" type="xs:string"/>
-    <xs:element name="AccountType" type="xs:string"/>
-    <xs:element name="BDCAssociatedEntity">
-      <xs:complexType>
-        <xs:sequence>
-          <xs:element ref="pc:BDCEntity" minOccurs="0" maxOccurs="unbounded"/>
-        </xs:sequence>
-        <xs:attribute ref="pc:EntityNamespace"/>
-        <xs:attribute ref="pc:EntityName"/>
-        <xs:attribute ref="pc:SystemInstanceName"/>
-        <xs:attribute ref="pc:AssociationName"/>
-      </xs:complexType>
-    </xs:element>
-    <xs:attribute name="EntityNamespace" type="xs:string"/>
-    <xs:attribute name="EntityName" type="xs:string"/>
-    <xs:attribute name="SystemInstanceName" type="xs:string"/>
-    <xs:attribute name="AssociationName" type="xs:string"/>
-    <xs:element name="BDCEntity">
-      <xs:complexType>
-        <xs:sequence>
-          <xs:element ref="pc:EntityDisplayName" minOccurs="0"/>
-          <xs:element ref="pc:EntityInstanceReference" minOccurs="0"/>
-          <xs:element ref="pc:EntityId1" minOccurs="0"/>
-          <xs:element ref="pc:EntityId2" minOccurs="0"/>
-          <xs:element ref="pc:EntityId3" minOccurs="0"/>
-          <xs:element ref="pc:EntityId4" minOccurs="0"/>
-          <xs:element ref="pc:EntityId5" minOccurs="0"/>
-        </xs:sequence>
-      </xs:complexType>
-    </xs:element>
-    <xs:element name="EntityDisplayName" type="xs:string"/>
-    <xs:element name="EntityInstanceReference" type="xs:string"/>
-    <xs:element name="EntityId1" type="xs:string"/>
-    <xs:element name="EntityId2" type="xs:string"/>
-    <xs:element name="EntityId3" type="xs:string"/>
-    <xs:element name="EntityId4" type="xs:string"/>
-    <xs:element name="EntityId5" type="xs:string"/>
-    <xs:element name="Terms">
-      <xs:complexType>
-        <xs:sequence>
-          <xs:element ref="pc:TermInfo" minOccurs="0" maxOccurs="unbounded"/>
-        </xs:sequence>
-      </xs:complexType>
-    </xs:element>
-    <xs:element name="TermInfo">
-      <xs:complexType>
-        <xs:sequence>
-          <xs:element ref="pc:TermName" minOccurs="0"/>
-          <xs:element ref="pc:TermId" minOccurs="0"/>
-        </xs:sequence>
-      </xs:complexType>
-    </xs:element>
-    <xs:element name="TermName" type="xs:string"/>
-    <xs:element name="TermId" type="xs:string"/>
-  </xs:schema>
-</ct:contentTypeSchema>
-</file>
-
-<file path=customXml/item22.xml><?xml version="1.0" encoding="utf-8"?>
-<?mso-contentType ?>
-<FormTemplates xmlns="http://schemas.microsoft.com/sharepoint/v3/contenttype/forms">
-  <Display>DocumentLibraryForm</Display>
-  <Edit>DocumentLibraryForm</Edit>
-  <New>DocumentLibraryForm</New>
-</FormTemplates>
-</file>
-
-<file path=customXml/item3.xml><?xml version="1.0" encoding="utf-8"?>
-<p:properties xmlns:p="http://schemas.microsoft.com/office/2006/metadata/properties" xmlns:xsi="http://www.w3.org/2001/XMLSchema-instance" xmlns:pc="http://schemas.microsoft.com/office/infopath/2007/PartnerControls">
-  <documentManagement>
-    <_ip_UnifiedCompliancePolicyUIAction xmlns="http://schemas.microsoft.com/sharepoint/v3" xsi:nil="true"/>
-    <Image xmlns="71af3243-3dd4-4a8d-8c0d-dd76da1f02a5">
-      <Url xsi:nil="true"/>
-      <Description xsi:nil="true"/>
-    </Image>
-    <Status xmlns="71af3243-3dd4-4a8d-8c0d-dd76da1f02a5">Not started</Status>
-    <Background xmlns="71af3243-3dd4-4a8d-8c0d-dd76da1f02a5">false</Background>
-    <_ip_UnifiedCompliancePolicyProperties xmlns="http://schemas.microsoft.com/sharepoint/v3" xsi:nil="true"/>
-    <ImageTagsTaxHTField xmlns="71af3243-3dd4-4a8d-8c0d-dd76da1f02a5">
-      <Terms xmlns="http://schemas.microsoft.com/office/infopath/2007/PartnerControls"/>
-    </ImageTagsTaxHTField>
-    <TaxCatchAll xmlns="230e9df3-be65-4c73-a93b-d1236ebd677e" xsi:nil="true"/>
-    <MediaServiceKeyPoints xmlns="71af3243-3dd4-4a8d-8c0d-dd76da1f02a5" xsi:nil="true"/>
-  </documentManagement>
-</p:properties>
-</file>
-
-<file path=customXml/itemProps13.xml><?xml version="1.0" encoding="utf-8"?>
-<ds:datastoreItem xmlns:ds="http://schemas.openxmlformats.org/officeDocument/2006/customXml" ds:itemID="{EBA879E1-BA26-43AB-A685-5B548A9952D8}"/>
-</file>
-
-<file path=customXml/itemProps22.xml><?xml version="1.0" encoding="utf-8"?>
-<ds:datastoreItem xmlns:ds="http://schemas.openxmlformats.org/officeDocument/2006/customXml" ds:itemID="{27D1C675-9A53-4AB7-AA63-79F36635ACD9}"/>
-</file>
-
-<file path=customXml/itemProps31.xml><?xml version="1.0" encoding="utf-8"?>
-<ds:datastoreItem xmlns:ds="http://schemas.openxmlformats.org/officeDocument/2006/customXml" ds:itemID="{87B43A24-0BE3-4F73-978C-FCCE7EB13CE4}"/>
-</file>
-
 <file path=docMetadata/LabelInfo.xml><?xml version="1.0" encoding="utf-8"?>
 <clbl:labelList xmlns:clbl="http://schemas.microsoft.com/office/2020/mipLabelMetadata"/>
 </file>